--- a/01-电源电路/03-整流滤波电路/LC滤波电路/LC滤波电路.docx
+++ b/01-电源电路/03-整流滤波电路/LC滤波电路/LC滤波电路.docx
@@ -2351,6 +2351,20 @@
     </w:p>
     <w:bookmarkEnd w:id="26"/>
     <w:bookmarkEnd w:id="27"/>
+    <w:p>
+      <w:pPr>
+        <w:spacing w:before="360"/>
+        <w:jc w:val="center"/>
+      </w:pPr>
+      <w:r>
+        <w:rPr>
+          <w:rFonts w:ascii="Times New Roman" w:hAnsi="Times New Roman"/>
+          <w:color w:val="555555"/>
+          <w:sz w:val="21"/>
+        </w:rPr>
+        <w:t>材料收集者：杜文杰</w:t>
+      </w:r>
+    </w:p>
     <w:sectPr>
       <w:headerReference r:id="rId9" w:type="default"/>
       <w:footerReference r:id="rId10" w:type="default"/>

--- a/01-电源电路/03-整流滤波电路/LC滤波电路/LC滤波电路.docx
+++ b/01-电源电路/03-整流滤波电路/LC滤波电路/LC滤波电路.docx
@@ -1,6 +1,6 @@
 
 <file path=word/document.xml><?xml version="1.0" encoding="utf-8"?>
-<w:document xmlns:w="http://schemas.openxmlformats.org/wordprocessingml/2006/main" xmlns:m="http://schemas.openxmlformats.org/officeDocument/2006/math" xmlns:r="http://schemas.openxmlformats.org/officeDocument/2006/relationships" xmlns:o="urn:schemas-microsoft-com:office:office" xmlns:v="urn:schemas-microsoft-com:vml" xmlns:w10="urn:schemas-microsoft-com:office:word" xmlns:a="http://schemas.openxmlformats.org/drawingml/2006/main" xmlns:pic="http://schemas.openxmlformats.org/drawingml/2006/picture" xmlns:wp="http://schemas.openxmlformats.org/drawingml/2006/wordprocessingDrawing">
+<w:document xmlns:m="http://schemas.openxmlformats.org/officeDocument/2006/math" xmlns:r="http://schemas.openxmlformats.org/officeDocument/2006/relationships" xmlns:w="http://schemas.openxmlformats.org/wordprocessingml/2006/main" xmlns:o="urn:schemas-microsoft-com:office:office" xmlns:v="urn:schemas-microsoft-com:vml" xmlns:w10="urn:schemas-microsoft-com:office:word" xmlns:a="http://schemas.openxmlformats.org/drawingml/2006/main" xmlns:pic="http://schemas.openxmlformats.org/drawingml/2006/picture" xmlns:wp="http://schemas.openxmlformats.org/drawingml/2006/wordprocessingDrawing">
   <w:body>
     <w:bookmarkStart w:id="27" w:name="lc-滤波电路"/>
     <w:p>
@@ -8,11 +8,14 @@
         <w:pStyle w:val="Heading1"/>
       </w:pPr>
       <w:r>
+        <w:rPr>
+          <w:rFonts w:eastAsia="黑体"/>
+        </w:rPr>
         <w:t xml:space="preserve">LC </w:t>
       </w:r>
       <w:r>
         <w:rPr>
-          <w:rFonts w:hint="eastAsia"/>
+          <w:rFonts w:hint="eastAsia" w:eastAsia="黑体"/>
         </w:rPr>
         <w:t xml:space="preserve">滤波电路</w:t>
       </w:r>
@@ -24,7 +27,7 @@
       </w:pPr>
       <w:r>
         <w:rPr>
-          <w:rFonts w:hint="eastAsia"/>
+          <w:rFonts w:hint="eastAsia" w:eastAsia="黑体"/>
         </w:rPr>
         <w:t xml:space="preserve">拓扑描述</w:t>
       </w:r>
@@ -35,29 +38,38 @@
       </w:pPr>
       <w:r>
         <w:rPr>
-          <w:rFonts w:hint="eastAsia"/>
+          <w:rFonts w:hint="eastAsia" w:eastAsia="黑体"/>
         </w:rPr>
         <w:t xml:space="preserve">由串联在回路中的电感</w:t>
       </w:r>
       <w:r>
+        <w:rPr>
+          <w:rFonts w:eastAsia="黑体"/>
+        </w:rPr>
         <w:t xml:space="preserve"> </w:t>
       </w:r>
       <w:r>
         <w:rPr>
-          <w:rFonts w:hint="eastAsia"/>
+          <w:rFonts w:hint="eastAsia" w:eastAsia="黑体"/>
         </w:rPr>
         <w:t xml:space="preserve">L、并联在负载两端的电容</w:t>
       </w:r>
       <w:r>
+        <w:rPr>
+          <w:rFonts w:eastAsia="黑体"/>
+        </w:rPr>
         <w:t xml:space="preserve"> C </w:t>
       </w:r>
       <w:r>
         <w:rPr>
-          <w:rFonts w:hint="eastAsia"/>
+          <w:rFonts w:hint="eastAsia" w:eastAsia="黑体"/>
         </w:rPr>
         <w:t xml:space="preserve">与负载电阻</w:t>
       </w:r>
       <w:r>
+        <w:rPr>
+          <w:rFonts w:eastAsia="黑体"/>
+        </w:rPr>
         <w:t xml:space="preserve"> </w:t>
       </w:r>
       <m:oMath>
@@ -75,26 +87,32 @@
         </m:sSub>
       </m:oMath>
       <w:r>
+        <w:rPr>
+          <w:rFonts w:eastAsia="黑体"/>
+        </w:rPr>
         <w:t xml:space="preserve"> </w:t>
       </w:r>
       <w:r>
         <w:rPr>
-          <w:rFonts w:hint="eastAsia"/>
+          <w:rFonts w:hint="eastAsia" w:eastAsia="黑体"/>
         </w:rPr>
         <w:t xml:space="preserve">组成二阶（两个储能元件）无源低通滤波器。电路共有</w:t>
       </w:r>
       <w:r>
+        <w:rPr>
+          <w:rFonts w:eastAsia="黑体"/>
+        </w:rPr>
         <w:t xml:space="preserve"> 3 </w:t>
       </w:r>
       <w:r>
         <w:rPr>
-          <w:rFonts w:hint="eastAsia"/>
+          <w:rFonts w:hint="eastAsia" w:eastAsia="黑体"/>
         </w:rPr>
         <w:t xml:space="preserve">个关键节点：</w:t>
       </w:r>
       <w:r>
         <w:rPr>
-          <w:rFonts w:hint="eastAsia"/>
+          <w:rFonts w:hint="eastAsia" w:eastAsia="黑体"/>
           <w:b/>
           <w:bCs/>
         </w:rPr>
@@ -102,6 +120,7 @@
       </w:r>
       <w:r>
         <w:rPr>
+          <w:rFonts w:eastAsia="黑体"/>
           <w:b/>
           <w:bCs/>
         </w:rPr>
@@ -109,7 +128,7 @@
       </w:r>
       <w:r>
         <w:rPr>
-          <w:rFonts w:hint="eastAsia"/>
+          <w:rFonts w:hint="eastAsia" w:eastAsia="黑体"/>
           <w:b/>
           <w:bCs/>
         </w:rPr>
@@ -117,22 +136,25 @@
       </w:r>
       <w:r>
         <w:rPr>
-          <w:rFonts w:hint="eastAsia"/>
+          <w:rFonts w:hint="eastAsia" w:eastAsia="黑体"/>
         </w:rPr>
         <w:t xml:space="preserve">（整流器正输出、L</w:t>
       </w:r>
       <w:r>
+        <w:rPr>
+          <w:rFonts w:eastAsia="黑体"/>
+        </w:rPr>
         <w:t xml:space="preserve"> </w:t>
       </w:r>
       <w:r>
         <w:rPr>
-          <w:rFonts w:hint="eastAsia"/>
+          <w:rFonts w:hint="eastAsia" w:eastAsia="黑体"/>
         </w:rPr>
         <w:t xml:space="preserve">一端相连）；</w:t>
       </w:r>
       <w:r>
         <w:rPr>
-          <w:rFonts w:hint="eastAsia"/>
+          <w:rFonts w:hint="eastAsia" w:eastAsia="黑体"/>
           <w:b/>
           <w:bCs/>
         </w:rPr>
@@ -140,6 +162,7 @@
       </w:r>
       <w:r>
         <w:rPr>
+          <w:rFonts w:eastAsia="黑体"/>
           <w:b/>
           <w:bCs/>
         </w:rPr>
@@ -147,7 +170,7 @@
       </w:r>
       <w:r>
         <w:rPr>
-          <w:rFonts w:hint="eastAsia"/>
+          <w:rFonts w:hint="eastAsia" w:eastAsia="黑体"/>
           <w:b/>
           <w:bCs/>
         </w:rPr>
@@ -155,25 +178,31 @@
       </w:r>
       <w:r>
         <w:rPr>
-          <w:rFonts w:hint="eastAsia"/>
+          <w:rFonts w:hint="eastAsia" w:eastAsia="黑体"/>
         </w:rPr>
         <w:t xml:space="preserve">（L</w:t>
       </w:r>
       <w:r>
+        <w:rPr>
+          <w:rFonts w:eastAsia="黑体"/>
+        </w:rPr>
         <w:t xml:space="preserve"> </w:t>
       </w:r>
       <w:r>
         <w:rPr>
-          <w:rFonts w:hint="eastAsia"/>
+          <w:rFonts w:hint="eastAsia" w:eastAsia="黑体"/>
         </w:rPr>
         <w:t xml:space="preserve">另一端、C</w:t>
       </w:r>
       <w:r>
+        <w:rPr>
+          <w:rFonts w:eastAsia="黑体"/>
+        </w:rPr>
         <w:t xml:space="preserve"> </w:t>
       </w:r>
       <w:r>
         <w:rPr>
-          <w:rFonts w:hint="eastAsia"/>
+          <w:rFonts w:hint="eastAsia" w:eastAsia="黑体"/>
         </w:rPr>
         <w:t xml:space="preserve">一端、</w:t>
       </w:r>
@@ -192,17 +221,20 @@
         </m:sSub>
       </m:oMath>
       <w:r>
+        <w:rPr>
+          <w:rFonts w:eastAsia="黑体"/>
+        </w:rPr>
         <w:t xml:space="preserve"> </w:t>
       </w:r>
       <w:r>
         <w:rPr>
-          <w:rFonts w:hint="eastAsia"/>
+          <w:rFonts w:hint="eastAsia" w:eastAsia="黑体"/>
         </w:rPr>
         <w:t xml:space="preserve">一端相连）；</w:t>
       </w:r>
       <w:r>
         <w:rPr>
-          <w:rFonts w:hint="eastAsia"/>
+          <w:rFonts w:hint="eastAsia" w:eastAsia="黑体"/>
           <w:b/>
           <w:bCs/>
         </w:rPr>
@@ -210,6 +242,7 @@
       </w:r>
       <w:r>
         <w:rPr>
+          <w:rFonts w:eastAsia="黑体"/>
           <w:b/>
           <w:bCs/>
         </w:rPr>
@@ -217,7 +250,7 @@
       </w:r>
       <w:r>
         <w:rPr>
-          <w:rFonts w:hint="eastAsia"/>
+          <w:rFonts w:hint="eastAsia" w:eastAsia="黑体"/>
           <w:b/>
           <w:bCs/>
         </w:rPr>
@@ -225,16 +258,19 @@
       </w:r>
       <w:r>
         <w:rPr>
-          <w:rFonts w:hint="eastAsia"/>
+          <w:rFonts w:hint="eastAsia" w:eastAsia="黑体"/>
         </w:rPr>
         <w:t xml:space="preserve">（整流器负输出、C</w:t>
       </w:r>
       <w:r>
+        <w:rPr>
+          <w:rFonts w:eastAsia="黑体"/>
+        </w:rPr>
         <w:t xml:space="preserve"> </w:t>
       </w:r>
       <w:r>
         <w:rPr>
-          <w:rFonts w:hint="eastAsia"/>
+          <w:rFonts w:hint="eastAsia" w:eastAsia="黑体"/>
         </w:rPr>
         <w:t xml:space="preserve">另一端、</w:t>
       </w:r>
@@ -253,11 +289,14 @@
         </m:sSub>
       </m:oMath>
       <w:r>
+        <w:rPr>
+          <w:rFonts w:eastAsia="黑体"/>
+        </w:rPr>
         <w:t xml:space="preserve"> </w:t>
       </w:r>
       <w:r>
         <w:rPr>
-          <w:rFonts w:hint="eastAsia"/>
+          <w:rFonts w:hint="eastAsia" w:eastAsia="黑体"/>
         </w:rPr>
         <w:t xml:space="preserve">另一端相连）。</w:t>
       </w:r>
@@ -266,39 +305,47 @@
       <w:pPr/>
       <w:r>
         <w:rPr>
-          <w:rFonts w:hint="eastAsia"/>
+          <w:rFonts w:hint="eastAsia" w:eastAsia="黑体"/>
         </w:rPr>
         <w:t xml:space="preserve">各元件管脚连接：</w:t>
       </w:r>
       <w:r>
         <w:rPr>
+          <w:rFonts w:eastAsia="黑体"/>
           <w:b/>
           <w:bCs/>
         </w:rPr>
         <w:t xml:space="preserve">L</w:t>
       </w:r>
       <w:r>
+        <w:rPr>
+          <w:rFonts w:eastAsia="黑体"/>
+        </w:rPr>
         <w:t xml:space="preserve"> </w:t>
       </w:r>
       <w:r>
         <w:rPr>
-          <w:rFonts w:hint="eastAsia"/>
+          <w:rFonts w:hint="eastAsia" w:eastAsia="黑体"/>
         </w:rPr>
         <w:t xml:space="preserve">一端接整流输出节点、另一端接输出节点；</w:t>
       </w:r>
       <w:r>
         <w:rPr>
+          <w:rFonts w:eastAsia="黑体"/>
           <w:b/>
           <w:bCs/>
         </w:rPr>
         <w:t xml:space="preserve">C</w:t>
       </w:r>
       <w:r>
+        <w:rPr>
+          <w:rFonts w:eastAsia="黑体"/>
+        </w:rPr>
         <w:t xml:space="preserve"> </w:t>
       </w:r>
       <w:r>
         <w:rPr>
-          <w:rFonts w:hint="eastAsia"/>
+          <w:rFonts w:hint="eastAsia" w:eastAsia="黑体"/>
         </w:rPr>
         <w:t xml:space="preserve">一端接输出节点、另一端接地节点；</w:t>
       </w:r>
@@ -317,17 +364,20 @@
         </m:sSub>
       </m:oMath>
       <w:r>
+        <w:rPr>
+          <w:rFonts w:eastAsia="黑体"/>
+        </w:rPr>
         <w:t xml:space="preserve"> </w:t>
       </w:r>
       <w:r>
         <w:rPr>
-          <w:rFonts w:hint="eastAsia"/>
+          <w:rFonts w:hint="eastAsia" w:eastAsia="黑体"/>
         </w:rPr>
         <w:t xml:space="preserve">一端接输出节点、另一端接地节点；</w:t>
       </w:r>
       <w:r>
         <w:rPr>
-          <w:rFonts w:hint="eastAsia"/>
+          <w:rFonts w:hint="eastAsia" w:eastAsia="黑体"/>
           <w:b/>
           <w:bCs/>
         </w:rPr>
@@ -335,7 +385,7 @@
       </w:r>
       <w:r>
         <w:rPr>
-          <w:rFonts w:hint="eastAsia"/>
+          <w:rFonts w:hint="eastAsia" w:eastAsia="黑体"/>
         </w:rPr>
         <w:t xml:space="preserve">正输出端接整流输出节点、负输出端接地节点。输出从输出节点与地节点之间引出。</w:t>
       </w:r>
@@ -344,16 +394,19 @@
       <w:pPr/>
       <w:r>
         <w:rPr>
-          <w:rFonts w:hint="eastAsia"/>
+          <w:rFonts w:hint="eastAsia" w:eastAsia="黑体"/>
         </w:rPr>
         <w:t xml:space="preserve">由此构成”电感串联、电容并联负载”的二阶无源低通滤波组态，电感抑制纹波电流、电容旁路残余纹波，其滤波效果优于一阶</w:t>
       </w:r>
       <w:r>
+        <w:rPr>
+          <w:rFonts w:eastAsia="黑体"/>
+        </w:rPr>
         <w:t xml:space="preserve"> </w:t>
       </w:r>
       <w:r>
         <w:rPr>
-          <w:rFonts w:hint="eastAsia"/>
+          <w:rFonts w:hint="eastAsia" w:eastAsia="黑体"/>
         </w:rPr>
         <w:t xml:space="preserve">RC，输出为较纯净的直流。</w:t>
       </w:r>
@@ -366,7 +419,7 @@
       </w:pPr>
       <w:r>
         <w:rPr>
-          <w:rFonts w:hint="eastAsia"/>
+          <w:rFonts w:hint="eastAsia" w:eastAsia="黑体"/>
         </w:rPr>
         <w:t xml:space="preserve">工作原理</w:t>
       </w:r>
@@ -377,7 +430,7 @@
       </w:pPr>
       <w:r>
         <w:rPr>
-          <w:rFonts w:hint="eastAsia"/>
+          <w:rFonts w:hint="eastAsia" w:eastAsia="黑体"/>
         </w:rPr>
         <w:t xml:space="preserve">电感对交流纹波呈现高阻（</w:t>
       </w:r>
@@ -409,7 +462,7 @@
       </m:oMath>
       <w:r>
         <w:rPr>
-          <w:rFonts w:hint="eastAsia"/>
+          <w:rFonts w:hint="eastAsia" w:eastAsia="黑体"/>
         </w:rPr>
         <w:t xml:space="preserve">）、对直流近似短路，阻碍纹波电流通过；电容对交流纹波呈现低阻（</w:t>
       </w:r>
@@ -450,7 +503,7 @@
       </m:oMath>
       <w:r>
         <w:rPr>
-          <w:rFonts w:hint="eastAsia"/>
+          <w:rFonts w:hint="eastAsia" w:eastAsia="黑体"/>
         </w:rPr>
         <w:t xml:space="preserve">）、对直流开路，把残余纹波旁路到地。二者配合使负载上的纹波电压大幅降低。</w:t>
       </w:r>
@@ -463,7 +516,7 @@
       </w:pPr>
       <w:r>
         <w:rPr>
-          <w:rFonts w:hint="eastAsia"/>
+          <w:rFonts w:hint="eastAsia" w:eastAsia="黑体"/>
         </w:rPr>
         <w:t xml:space="preserve">关键计算公式</w:t>
       </w:r>
@@ -477,7 +530,7 @@
       </w:pPr>
       <w:r>
         <w:rPr>
-          <w:rFonts w:hint="eastAsia"/>
+          <w:rFonts w:hint="eastAsia" w:eastAsia="黑体"/>
         </w:rPr>
         <w:t xml:space="preserve">转折频率：</w:t>
       </w:r>
@@ -554,7 +607,7 @@
       </w:pPr>
       <w:r>
         <w:rPr>
-          <w:rFonts w:hint="eastAsia"/>
+          <w:rFonts w:hint="eastAsia" w:eastAsia="黑体"/>
         </w:rPr>
         <w:t xml:space="preserve">纹波衰减系数（</w:t>
       </w:r>
@@ -582,11 +635,14 @@
         </m:sSub>
       </m:oMath>
       <w:r>
+        <w:rPr>
+          <w:rFonts w:eastAsia="黑体"/>
+        </w:rPr>
         <w:t xml:space="preserve"> </w:t>
       </w:r>
       <w:r>
         <w:rPr>
-          <w:rFonts w:hint="eastAsia"/>
+          <w:rFonts w:hint="eastAsia" w:eastAsia="黑体"/>
         </w:rPr>
         <w:t xml:space="preserve">时）：</w:t>
       </w:r>
@@ -669,7 +725,7 @@
       </w:pPr>
       <w:r>
         <w:rPr>
-          <w:rFonts w:hint="eastAsia"/>
+          <w:rFonts w:hint="eastAsia" w:eastAsia="黑体"/>
         </w:rPr>
         <w:t xml:space="preserve">输出纹波电压近似：</w:t>
       </w:r>
@@ -816,7 +872,7 @@
       </w:pPr>
       <w:r>
         <w:rPr>
-          <w:rFonts w:hint="eastAsia"/>
+          <w:rFonts w:hint="eastAsia" w:eastAsia="黑体"/>
         </w:rPr>
         <w:t xml:space="preserve">电感压降（直流分量）：</w:t>
       </w:r>
@@ -946,7 +1002,7 @@
             </w:pPr>
             <w:r>
               <w:rPr>
-                <w:rFonts w:hint="eastAsia"/>
+                <w:rFonts w:hint="eastAsia" w:eastAsia="黑体"/>
               </w:rPr>
               <w:t xml:space="preserve">符号</w:t>
             </w:r>
@@ -960,7 +1016,7 @@
             </w:pPr>
             <w:r>
               <w:rPr>
-                <w:rFonts w:hint="eastAsia"/>
+                <w:rFonts w:hint="eastAsia" w:eastAsia="黑体"/>
               </w:rPr>
               <w:t xml:space="preserve">含义</w:t>
             </w:r>
@@ -974,7 +1030,7 @@
             </w:pPr>
             <w:r>
               <w:rPr>
-                <w:rFonts w:hint="eastAsia"/>
+                <w:rFonts w:hint="eastAsia" w:eastAsia="黑体"/>
               </w:rPr>
               <w:t xml:space="preserve">单位</w:t>
             </w:r>
@@ -994,6 +1050,9 @@
               </m:r>
             </m:oMath>
             <w:r>
+              <w:rPr>
+                <w:rFonts w:eastAsia="黑体"/>
+              </w:rPr>
               <w:t xml:space="preserve">​</w:t>
             </w:r>
           </w:p>
@@ -1006,7 +1065,7 @@
             </w:pPr>
             <w:r>
               <w:rPr>
-                <w:rFonts w:hint="eastAsia"/>
+                <w:rFonts w:hint="eastAsia" w:eastAsia="黑体"/>
               </w:rPr>
               <w:t xml:space="preserve">电感</w:t>
             </w:r>
@@ -1019,6 +1078,9 @@
               <w:pStyle w:val="Compact"/>
             </w:pPr>
             <w:r>
+              <w:rPr>
+                <w:rFonts w:eastAsia="黑体"/>
+              </w:rPr>
               <w:t xml:space="preserve">H</w:t>
             </w:r>
           </w:p>
@@ -1037,6 +1099,9 @@
               </m:r>
             </m:oMath>
             <w:r>
+              <w:rPr>
+                <w:rFonts w:eastAsia="黑体"/>
+              </w:rPr>
               <w:t xml:space="preserve">​</w:t>
             </w:r>
           </w:p>
@@ -1049,7 +1114,7 @@
             </w:pPr>
             <w:r>
               <w:rPr>
-                <w:rFonts w:hint="eastAsia"/>
+                <w:rFonts w:hint="eastAsia" w:eastAsia="黑体"/>
               </w:rPr>
               <w:t xml:space="preserve">电容</w:t>
             </w:r>
@@ -1062,6 +1127,9 @@
               <w:pStyle w:val="Compact"/>
             </w:pPr>
             <w:r>
+              <w:rPr>
+                <w:rFonts w:eastAsia="黑体"/>
+              </w:rPr>
               <w:t xml:space="preserve">F</w:t>
             </w:r>
           </w:p>
@@ -1089,6 +1157,9 @@
               </m:sSub>
             </m:oMath>
             <w:r>
+              <w:rPr>
+                <w:rFonts w:eastAsia="黑体"/>
+              </w:rPr>
               <w:t xml:space="preserve">​</w:t>
             </w:r>
           </w:p>
@@ -1101,7 +1172,7 @@
             </w:pPr>
             <w:r>
               <w:rPr>
-                <w:rFonts w:hint="eastAsia"/>
+                <w:rFonts w:hint="eastAsia" w:eastAsia="黑体"/>
               </w:rPr>
               <w:t xml:space="preserve">转折频率</w:t>
             </w:r>
@@ -1114,6 +1185,9 @@
               <w:pStyle w:val="Compact"/>
             </w:pPr>
             <w:r>
+              <w:rPr>
+                <w:rFonts w:eastAsia="黑体"/>
+              </w:rPr>
               <w:t xml:space="preserve">Hz</w:t>
             </w:r>
           </w:p>
@@ -1132,6 +1206,9 @@
               </m:r>
             </m:oMath>
             <w:r>
+              <w:rPr>
+                <w:rFonts w:eastAsia="黑体"/>
+              </w:rPr>
               <w:t xml:space="preserve">​</w:t>
             </w:r>
           </w:p>
@@ -1144,7 +1221,7 @@
             </w:pPr>
             <w:r>
               <w:rPr>
-                <w:rFonts w:hint="eastAsia"/>
+                <w:rFonts w:hint="eastAsia" w:eastAsia="黑体"/>
               </w:rPr>
               <w:t xml:space="preserve">纹波频率</w:t>
             </w:r>
@@ -1157,6 +1234,9 @@
               <w:pStyle w:val="Compact"/>
             </w:pPr>
             <w:r>
+              <w:rPr>
+                <w:rFonts w:eastAsia="黑体"/>
+              </w:rPr>
               <w:t xml:space="preserve">Hz</w:t>
             </w:r>
           </w:p>
@@ -1199,6 +1279,9 @@
               </m:sSub>
             </m:oMath>
             <w:r>
+              <w:rPr>
+                <w:rFonts w:eastAsia="黑体"/>
+              </w:rPr>
               <w:t xml:space="preserve">​</w:t>
             </w:r>
           </w:p>
@@ -1211,7 +1294,7 @@
             </w:pPr>
             <w:r>
               <w:rPr>
-                <w:rFonts w:hint="eastAsia"/>
+                <w:rFonts w:hint="eastAsia" w:eastAsia="黑体"/>
               </w:rPr>
               <w:t xml:space="preserve">输出纹波电压</w:t>
             </w:r>
@@ -1224,6 +1307,9 @@
               <w:pStyle w:val="Compact"/>
             </w:pPr>
             <w:r>
+              <w:rPr>
+                <w:rFonts w:eastAsia="黑体"/>
+              </w:rPr>
               <w:t xml:space="preserve">V</w:t>
             </w:r>
           </w:p>
@@ -1251,6 +1337,9 @@
               </m:sSub>
             </m:oMath>
             <w:r>
+              <w:rPr>
+                <w:rFonts w:eastAsia="黑体"/>
+              </w:rPr>
               <w:t xml:space="preserve">​</w:t>
             </w:r>
           </w:p>
@@ -1263,7 +1352,7 @@
             </w:pPr>
             <w:r>
               <w:rPr>
-                <w:rFonts w:hint="eastAsia"/>
+                <w:rFonts w:hint="eastAsia" w:eastAsia="黑体"/>
               </w:rPr>
               <w:t xml:space="preserve">输出直流电流</w:t>
             </w:r>
@@ -1276,6 +1365,9 @@
               <w:pStyle w:val="Compact"/>
             </w:pPr>
             <w:r>
+              <w:rPr>
+                <w:rFonts w:eastAsia="黑体"/>
+              </w:rPr>
               <w:t xml:space="preserve">A</w:t>
             </w:r>
           </w:p>
@@ -1290,7 +1382,7 @@
       </w:pPr>
       <w:r>
         <w:rPr>
-          <w:rFonts w:hint="eastAsia"/>
+          <w:rFonts w:hint="eastAsia" w:eastAsia="黑体"/>
         </w:rPr>
         <w:t xml:space="preserve">元件调整影响</w:t>
       </w:r>
@@ -1310,6 +1402,7 @@
       </m:oMath>
       <w:r>
         <w:rPr>
+          <w:rFonts w:eastAsia="黑体"/>
           <w:b/>
           <w:bCs/>
         </w:rPr>
@@ -1317,7 +1410,7 @@
       </w:r>
       <w:r>
         <w:rPr>
-          <w:rFonts w:hint="eastAsia"/>
+          <w:rFonts w:hint="eastAsia" w:eastAsia="黑体"/>
           <w:b/>
           <w:bCs/>
         </w:rPr>
@@ -1325,6 +1418,7 @@
       </w:r>
       <w:r>
         <w:rPr>
+          <w:rFonts w:eastAsia="黑体"/>
           <w:b/>
           <w:bCs/>
         </w:rPr>
@@ -1332,7 +1426,7 @@
       </w:r>
       <w:r>
         <w:rPr>
-          <w:rFonts w:hint="eastAsia"/>
+          <w:rFonts w:hint="eastAsia" w:eastAsia="黑体"/>
           <w:b/>
           <w:bCs/>
         </w:rPr>
@@ -1340,6 +1434,7 @@
       </w:r>
       <w:r>
         <w:rPr>
+          <w:rFonts w:eastAsia="黑体"/>
           <w:b/>
           <w:bCs/>
         </w:rPr>
@@ -1352,6 +1447,7 @@
       </m:oMath>
       <w:r>
         <w:rPr>
+          <w:rFonts w:eastAsia="黑体"/>
           <w:b/>
           <w:bCs/>
         </w:rPr>
@@ -1359,19 +1455,28 @@
       </w:r>
       <w:r>
         <w:rPr>
-          <w:rFonts w:hint="eastAsia"/>
+          <w:rFonts w:hint="eastAsia" w:eastAsia="黑体"/>
           <w:b/>
           <w:bCs/>
         </w:rPr>
         <w:t xml:space="preserve">增大</w:t>
       </w:r>
       <w:r>
+        <w:rPr>
+          <w:rFonts w:eastAsia="黑体"/>
+        </w:rPr>
         <w:t xml:space="preserve"> </w:t>
       </w:r>
       <w:r>
+        <w:rPr>
+          <w:rFonts w:eastAsia="黑体"/>
+        </w:rPr>
         <w:t xml:space="preserve">→</w:t>
       </w:r>
       <w:r>
+        <w:rPr>
+          <w:rFonts w:eastAsia="黑体"/>
+        </w:rPr>
         <w:t xml:space="preserve"> </w:t>
       </w:r>
       <m:oMath>
@@ -1389,11 +1494,14 @@
         </m:sSub>
       </m:oMath>
       <w:r>
+        <w:rPr>
+          <w:rFonts w:eastAsia="黑体"/>
+        </w:rPr>
         <w:t xml:space="preserve"> </w:t>
       </w:r>
       <w:r>
         <w:rPr>
-          <w:rFonts w:hint="eastAsia"/>
+          <w:rFonts w:hint="eastAsia" w:eastAsia="黑体"/>
         </w:rPr>
         <w:t xml:space="preserve">降低、纹波衰减加大，滤波更彻底。</w:t>
       </w:r>
@@ -1413,6 +1521,7 @@
       </m:oMath>
       <w:r>
         <w:rPr>
+          <w:rFonts w:eastAsia="黑体"/>
           <w:b/>
           <w:bCs/>
         </w:rPr>
@@ -1420,21 +1529,27 @@
       </w:r>
       <w:r>
         <w:rPr>
-          <w:rFonts w:hint="eastAsia"/>
+          <w:rFonts w:hint="eastAsia" w:eastAsia="黑体"/>
           <w:b/>
           <w:bCs/>
         </w:rPr>
         <w:t xml:space="preserve">急剧放大（过大）</w:t>
       </w:r>
       <w:r>
+        <w:rPr>
+          <w:rFonts w:eastAsia="黑体"/>
+        </w:rPr>
         <w:t xml:space="preserve"> </w:t>
       </w:r>
       <w:r>
+        <w:rPr>
+          <w:rFonts w:eastAsia="黑体"/>
+        </w:rPr>
         <w:t xml:space="preserve">→ </w:t>
       </w:r>
       <w:r>
         <w:rPr>
-          <w:rFonts w:hint="eastAsia"/>
+          <w:rFonts w:hint="eastAsia" w:eastAsia="黑体"/>
         </w:rPr>
         <w:t xml:space="preserve">体积与铜损增大、动态响应变慢、成本上升。</w:t>
       </w:r>
@@ -1454,6 +1569,7 @@
       </m:oMath>
       <w:r>
         <w:rPr>
+          <w:rFonts w:eastAsia="黑体"/>
           <w:b/>
           <w:bCs/>
         </w:rPr>
@@ -1461,21 +1577,27 @@
       </w:r>
       <w:r>
         <w:rPr>
-          <w:rFonts w:hint="eastAsia"/>
+          <w:rFonts w:hint="eastAsia" w:eastAsia="黑体"/>
           <w:b/>
           <w:bCs/>
         </w:rPr>
         <w:t xml:space="preserve">增大</w:t>
       </w:r>
       <w:r>
+        <w:rPr>
+          <w:rFonts w:eastAsia="黑体"/>
+        </w:rPr>
         <w:t xml:space="preserve"> </w:t>
       </w:r>
       <w:r>
+        <w:rPr>
+          <w:rFonts w:eastAsia="黑体"/>
+        </w:rPr>
         <w:t xml:space="preserve">→ </w:t>
       </w:r>
       <w:r>
         <w:rPr>
-          <w:rFonts w:hint="eastAsia"/>
+          <w:rFonts w:hint="eastAsia" w:eastAsia="黑体"/>
         </w:rPr>
         <w:t xml:space="preserve">纹波更小但冲击电流增大、启动压降时间变长。</w:t>
       </w:r>
@@ -1490,7 +1612,7 @@
       </w:pPr>
       <w:r>
         <w:rPr>
-          <w:rFonts w:hint="eastAsia"/>
+          <w:rFonts w:hint="eastAsia" w:eastAsia="黑体"/>
           <w:b/>
           <w:bCs/>
         </w:rPr>
@@ -1498,6 +1620,7 @@
       </w:r>
       <w:r>
         <w:rPr>
+          <w:rFonts w:eastAsia="黑体"/>
           <w:b/>
           <w:bCs/>
         </w:rPr>
@@ -1505,25 +1628,34 @@
       </w:r>
       <w:r>
         <w:rPr>
-          <w:rFonts w:hint="eastAsia"/>
+          <w:rFonts w:hint="eastAsia" w:eastAsia="黑体"/>
           <w:b/>
           <w:bCs/>
         </w:rPr>
         <w:t xml:space="preserve">升高</w:t>
       </w:r>
       <w:r>
+        <w:rPr>
+          <w:rFonts w:eastAsia="黑体"/>
+        </w:rPr>
         <w:t xml:space="preserve"> </w:t>
       </w:r>
       <w:r>
+        <w:rPr>
+          <w:rFonts w:eastAsia="黑体"/>
+        </w:rPr>
         <w:t xml:space="preserve">→ </w:t>
       </w:r>
       <w:r>
         <w:rPr>
-          <w:rFonts w:hint="eastAsia"/>
+          <w:rFonts w:hint="eastAsia" w:eastAsia="黑体"/>
         </w:rPr>
         <w:t xml:space="preserve">同样参数下滤波效果更好（衰减按</w:t>
       </w:r>
       <w:r>
+        <w:rPr>
+          <w:rFonts w:eastAsia="黑体"/>
+        </w:rPr>
         <w:t xml:space="preserve"> </w:t>
       </w:r>
       <m:oMath>
@@ -1541,11 +1673,14 @@
         </m:sSup>
       </m:oMath>
       <w:r>
+        <w:rPr>
+          <w:rFonts w:eastAsia="黑体"/>
+        </w:rPr>
         <w:t xml:space="preserve"> </w:t>
       </w:r>
       <w:r>
         <w:rPr>
-          <w:rFonts w:hint="eastAsia"/>
+          <w:rFonts w:hint="eastAsia" w:eastAsia="黑体"/>
         </w:rPr>
         <w:t xml:space="preserve">提高）。</w:t>
       </w:r>
@@ -1558,7 +1693,7 @@
       </w:pPr>
       <w:r>
         <w:rPr>
-          <w:rFonts w:hint="eastAsia"/>
+          <w:rFonts w:hint="eastAsia" w:eastAsia="黑体"/>
         </w:rPr>
         <w:t xml:space="preserve">典型参数示例</w:t>
       </w:r>
@@ -1573,11 +1708,14 @@
       </w:pPr>
       <w:r>
         <w:rPr>
-          <w:rFonts w:hint="eastAsia"/>
+          <w:rFonts w:hint="eastAsia" w:eastAsia="黑体"/>
         </w:rPr>
         <w:t xml:space="preserve">取</w:t>
       </w:r>
       <w:r>
+        <w:rPr>
+          <w:rFonts w:eastAsia="黑体"/>
+        </w:rPr>
         <w:t xml:space="preserve"> </w:t>
       </w:r>
       <m:oMath>
@@ -1605,6 +1743,9 @@
         </m:r>
       </m:oMath>
       <w:r>
+        <w:rPr>
+          <w:rFonts w:eastAsia="黑体"/>
+        </w:rPr>
         <w:t xml:space="preserve">、</w:t>
       </w:r>
       <m:oMath>
@@ -1636,7 +1777,7 @@
       </m:oMath>
       <w:r>
         <w:rPr>
-          <w:rFonts w:hint="eastAsia"/>
+          <w:rFonts w:hint="eastAsia" w:eastAsia="黑体"/>
         </w:rPr>
         <w:t xml:space="preserve">：</w:t>
       </w:r>
@@ -1775,6 +1916,9 @@
         </m:r>
       </m:oMath>
       <w:r>
+        <w:rPr>
+          <w:rFonts w:eastAsia="黑体"/>
+        </w:rPr>
         <w:t xml:space="preserve">。</w:t>
       </w:r>
     </w:p>
@@ -1788,11 +1932,14 @@
       </w:pPr>
       <w:r>
         <w:rPr>
-          <w:rFonts w:hint="eastAsia"/>
+          <w:rFonts w:hint="eastAsia" w:eastAsia="黑体"/>
         </w:rPr>
         <w:t xml:space="preserve">若输入纹波</w:t>
       </w:r>
       <w:r>
+        <w:rPr>
+          <w:rFonts w:eastAsia="黑体"/>
+        </w:rPr>
         <w:t xml:space="preserve"> </w:t>
       </w:r>
       <m:oMath>
@@ -1863,11 +2010,14 @@
       </m:oMath>
       <w:r>
         <w:rPr>
-          <w:rFonts w:hint="eastAsia"/>
+          <w:rFonts w:hint="eastAsia" w:eastAsia="黑体"/>
         </w:rPr>
         <w:t xml:space="preserve">、频率</w:t>
       </w:r>
       <w:r>
+        <w:rPr>
+          <w:rFonts w:eastAsia="黑体"/>
+        </w:rPr>
         <w:t xml:space="preserve"> </w:t>
       </w:r>
       <m:oMath>
@@ -1896,7 +2046,7 @@
       </m:oMath>
       <w:r>
         <w:rPr>
-          <w:rFonts w:hint="eastAsia"/>
+          <w:rFonts w:hint="eastAsia" w:eastAsia="黑体"/>
         </w:rPr>
         <w:t xml:space="preserve">：</w:t>
       </w:r>
@@ -2057,6 +2207,9 @@
         </m:r>
       </m:oMath>
       <w:r>
+        <w:rPr>
+          <w:rFonts w:eastAsia="黑体"/>
+        </w:rPr>
         <w:t xml:space="preserve">。</w:t>
       </w:r>
     </w:p>
@@ -2068,7 +2221,7 @@
       </w:pPr>
       <w:r>
         <w:rPr>
-          <w:rFonts w:hint="eastAsia"/>
+          <w:rFonts w:hint="eastAsia" w:eastAsia="黑体"/>
         </w:rPr>
         <w:t xml:space="preserve">常见器件型号</w:t>
       </w:r>
@@ -2083,7 +2236,7 @@
       </w:pPr>
       <w:r>
         <w:rPr>
-          <w:rFonts w:hint="eastAsia"/>
+          <w:rFonts w:hint="eastAsia" w:eastAsia="黑体"/>
         </w:rPr>
         <w:t xml:space="preserve">电感：工字电感、环形扼流圈、TDK/村田功率电感。</w:t>
       </w:r>
@@ -2098,16 +2251,19 @@
       </w:pPr>
       <w:r>
         <w:rPr>
-          <w:rFonts w:hint="eastAsia"/>
+          <w:rFonts w:hint="eastAsia" w:eastAsia="黑体"/>
         </w:rPr>
         <w:t xml:space="preserve">电容：电解电容（大容量）、C0G/X7R</w:t>
       </w:r>
       <w:r>
+        <w:rPr>
+          <w:rFonts w:eastAsia="黑体"/>
+        </w:rPr>
         <w:t xml:space="preserve"> </w:t>
       </w:r>
       <w:r>
         <w:rPr>
-          <w:rFonts w:hint="eastAsia"/>
+          <w:rFonts w:hint="eastAsia" w:eastAsia="黑体"/>
         </w:rPr>
         <w:t xml:space="preserve">陶瓷（高频）。</w:t>
       </w:r>
@@ -2122,7 +2278,7 @@
       </w:pPr>
       <w:r>
         <w:rPr>
-          <w:rFonts w:hint="eastAsia"/>
+          <w:rFonts w:hint="eastAsia" w:eastAsia="黑体"/>
         </w:rPr>
         <w:t xml:space="preserve">常用：按需选型。</w:t>
       </w:r>
@@ -2135,7 +2291,7 @@
       </w:pPr>
       <w:r>
         <w:rPr>
-          <w:rFonts w:hint="eastAsia"/>
+          <w:rFonts w:hint="eastAsia" w:eastAsia="黑体"/>
         </w:rPr>
         <w:t xml:space="preserve">注意事项</w:t>
       </w:r>
@@ -2150,14 +2306,20 @@
       </w:pPr>
       <w:r>
         <w:rPr>
-          <w:rFonts w:hint="eastAsia"/>
+          <w:rFonts w:hint="eastAsia" w:eastAsia="黑体"/>
         </w:rPr>
         <w:t xml:space="preserve">电感必须能承受输出直流电流而不饱和，选择额定电流</w:t>
       </w:r>
       <w:r>
+        <w:rPr>
+          <w:rFonts w:eastAsia="黑体"/>
+        </w:rPr>
         <w:t xml:space="preserve"> &gt;</w:t>
       </w:r>
       <w:r>
+        <w:rPr>
+          <w:rFonts w:eastAsia="黑体"/>
+        </w:rPr>
         <w:t xml:space="preserve"> </w:t>
       </w:r>
       <m:oMath>
@@ -2196,6 +2358,9 @@
         </m:sSub>
       </m:oMath>
       <w:r>
+        <w:rPr>
+          <w:rFonts w:eastAsia="黑体"/>
+        </w:rPr>
         <w:t xml:space="preserve">。</w:t>
       </w:r>
     </w:p>
@@ -2208,15 +2373,21 @@
         </w:numPr>
       </w:pPr>
       <w:r>
+        <w:rPr>
+          <w:rFonts w:eastAsia="黑体"/>
+        </w:rPr>
         <w:t xml:space="preserve">LC </w:t>
       </w:r>
       <w:r>
         <w:rPr>
-          <w:rFonts w:hint="eastAsia"/>
+          <w:rFonts w:hint="eastAsia" w:eastAsia="黑体"/>
         </w:rPr>
         <w:t xml:space="preserve">二阶可能在</w:t>
       </w:r>
       <w:r>
+        <w:rPr>
+          <w:rFonts w:eastAsia="黑体"/>
+        </w:rPr>
         <w:t xml:space="preserve"> </w:t>
       </w:r>
       <m:oMath>
@@ -2234,11 +2405,14 @@
         </m:sSub>
       </m:oMath>
       <w:r>
+        <w:rPr>
+          <w:rFonts w:eastAsia="黑体"/>
+        </w:rPr>
         <w:t xml:space="preserve"> </w:t>
       </w:r>
       <w:r>
         <w:rPr>
-          <w:rFonts w:hint="eastAsia"/>
+          <w:rFonts w:hint="eastAsia" w:eastAsia="黑体"/>
         </w:rPr>
         <w:t xml:space="preserve">附近谐振、放大突变，需注意负载突变时的瞬态。</w:t>
       </w:r>
@@ -2253,7 +2427,7 @@
       </w:pPr>
       <w:r>
         <w:rPr>
-          <w:rFonts w:hint="eastAsia"/>
+          <w:rFonts w:hint="eastAsia" w:eastAsia="黑体"/>
         </w:rPr>
         <w:t xml:space="preserve">电感的直流电阻会产生压降与铜损，影响输出电压精度。</w:t>
       </w:r>
@@ -2268,7 +2442,7 @@
       </w:pPr>
       <w:r>
         <w:rPr>
-          <w:rFonts w:hint="eastAsia"/>
+          <w:rFonts w:hint="eastAsia" w:eastAsia="黑体"/>
         </w:rPr>
         <w:t xml:space="preserve">大电感体积大、成本高，工程上常在前端先用大电容实现近似效果。</w:t>
       </w:r>
@@ -2281,7 +2455,7 @@
       </w:pPr>
       <w:r>
         <w:rPr>
-          <w:rFonts w:hint="eastAsia"/>
+          <w:rFonts w:hint="eastAsia" w:eastAsia="黑体"/>
         </w:rPr>
         <w:t xml:space="preserve">参考资料</w:t>
       </w:r>
@@ -2295,6 +2469,9 @@
         </w:numPr>
       </w:pPr>
       <w:r>
+        <w:rPr>
+          <w:rFonts w:eastAsia="黑体"/>
+        </w:rPr>
         <w:t xml:space="preserve">Wikipedia: LC circuit / Low-pass filter。</w:t>
       </w:r>
     </w:p>
@@ -2308,7 +2485,7 @@
       </w:pPr>
       <w:r>
         <w:rPr>
-          <w:rFonts w:hint="eastAsia"/>
+          <w:rFonts w:hint="eastAsia" w:eastAsia="黑体"/>
         </w:rPr>
         <w:t xml:space="preserve">《模拟电子技术基础》（童诗白、华成英）。</w:t>
       </w:r>
@@ -2322,29 +2499,38 @@
         </w:numPr>
       </w:pPr>
       <w:r>
+        <w:rPr>
+          <w:rFonts w:eastAsia="黑体"/>
+        </w:rPr>
         <w:t xml:space="preserve">TI </w:t>
       </w:r>
       <w:r>
         <w:rPr>
-          <w:rFonts w:hint="eastAsia"/>
+          <w:rFonts w:hint="eastAsia" w:eastAsia="黑体"/>
         </w:rPr>
         <w:t xml:space="preserve">应用笔记</w:t>
       </w:r>
       <w:r>
+        <w:rPr>
+          <w:rFonts w:eastAsia="黑体"/>
+        </w:rPr>
         <w:t xml:space="preserve"> </w:t>
       </w:r>
       <w:r>
         <w:rPr>
-          <w:rFonts w:hint="eastAsia"/>
+          <w:rFonts w:hint="eastAsia" w:eastAsia="黑体"/>
         </w:rPr>
         <w:t xml:space="preserve">SLAA701（LC</w:t>
       </w:r>
       <w:r>
+        <w:rPr>
+          <w:rFonts w:eastAsia="黑体"/>
+        </w:rPr>
         <w:t xml:space="preserve"> </w:t>
       </w:r>
       <w:r>
         <w:rPr>
-          <w:rFonts w:hint="eastAsia"/>
+          <w:rFonts w:hint="eastAsia" w:eastAsia="黑体"/>
         </w:rPr>
         <w:t xml:space="preserve">滤波）。</w:t>
       </w:r>
@@ -2358,11 +2544,11 @@
       </w:pPr>
       <w:r>
         <w:rPr>
-          <w:rFonts w:ascii="Times New Roman" w:hAnsi="Times New Roman"/>
+          <w:rFonts w:ascii="Times New Roman" w:hAnsi="Times New Roman" w:eastAsia="黑体"/>
           <w:color w:val="555555"/>
           <w:sz w:val="21"/>
         </w:rPr>
-        <w:t>材料收集者：杜文杰</w:t>
+        <w:t>材料收集者：杜文杰，WX手机：19519196569，QQ:3478827729</w:t>
       </w:r>
     </w:p>
     <w:sectPr>
@@ -2382,7 +2568,7 @@
 </file>
 
 <file path=word/footer1.xml><?xml version="1.0" encoding="utf-8"?>
-<w:ftr xmlns:m="http://schemas.openxmlformats.org/officeDocument/2006/math" xmlns:mc="http://schemas.openxmlformats.org/markup-compatibility/2006" xmlns:mo="http://schemas.microsoft.com/office/mac/office/2008/main" xmlns:mv="urn:schemas-microsoft-com:mac:vml" xmlns:o="urn:schemas-microsoft-com:office:office" xmlns:r="http://schemas.openxmlformats.org/officeDocument/2006/relationships" xmlns:v="urn:schemas-microsoft-com:vml" xmlns:w10="urn:schemas-microsoft-com:office:word" xmlns:w14="http://schemas.microsoft.com/office/word/2010/wordml" xmlns:w="http://schemas.openxmlformats.org/wordprocessingml/2006/main" xmlns:wne="http://schemas.microsoft.com/office/word/2006/wordml" xmlns:wp14="http://schemas.microsoft.com/office/word/2010/wordprocessingDrawing" xmlns:wp="http://schemas.openxmlformats.org/drawingml/2006/wordprocessingDrawing" xmlns:wpc="http://schemas.microsoft.com/office/word/2010/wordprocessingCanvas" xmlns:wpg="http://schemas.microsoft.com/office/word/2010/wordprocessingGroup" xmlns:wpi="http://schemas.microsoft.com/office/word/2010/wordprocessingInk" xmlns:wps="http://schemas.microsoft.com/office/word/2010/wordprocessingShape" mc:Ignorable="w14 wp14">
+<w:ftr xmlns:mc="http://schemas.openxmlformats.org/markup-compatibility/2006" xmlns:w="http://schemas.openxmlformats.org/wordprocessingml/2006/main" xmlns:m="http://schemas.openxmlformats.org/officeDocument/2006/math" xmlns:mo="http://schemas.microsoft.com/office/mac/office/2008/main" xmlns:mv="urn:schemas-microsoft-com:mac:vml" xmlns:o="urn:schemas-microsoft-com:office:office" xmlns:r="http://schemas.openxmlformats.org/officeDocument/2006/relationships" xmlns:v="urn:schemas-microsoft-com:vml" xmlns:w10="urn:schemas-microsoft-com:office:word" xmlns:w14="http://schemas.microsoft.com/office/word/2010/wordml" xmlns:wne="http://schemas.microsoft.com/office/word/2006/wordml" xmlns:wp14="http://schemas.microsoft.com/office/word/2010/wordprocessingDrawing" xmlns:wp="http://schemas.openxmlformats.org/drawingml/2006/wordprocessingDrawing" xmlns:wpc="http://schemas.microsoft.com/office/word/2010/wordprocessingCanvas" xmlns:wpg="http://schemas.microsoft.com/office/word/2010/wordprocessingGroup" xmlns:wpi="http://schemas.microsoft.com/office/word/2010/wordprocessingInk" xmlns:wps="http://schemas.microsoft.com/office/word/2010/wordprocessingShape" mc:Ignorable="w14 wp14">
   <w:p>
     <w:pPr>
       <w:pStyle w:val="Footer"/>
@@ -2390,12 +2576,14 @@
     </w:pPr>
     <w:r>
       <w:rPr>
+        <w:rFonts w:eastAsia="黑体"/>
         <w:sz w:val="18"/>
       </w:rPr>
       <w:t xml:space="preserve">第 </w:t>
     </w:r>
     <w:r>
       <w:rPr>
+        <w:rFonts w:eastAsia="黑体"/>
         <w:sz w:val="18"/>
       </w:rPr>
       <w:fldChar w:fldCharType="begin"/>
@@ -2404,6 +2592,7 @@
     </w:r>
     <w:r>
       <w:rPr>
+        <w:rFonts w:eastAsia="黑体"/>
         <w:sz w:val="18"/>
       </w:rPr>
       <w:t xml:space="preserve"> 页</w:t>
@@ -2417,6 +2606,9 @@
   <w:footnote w:type="continuationSeparator" w:id="0">
     <w:p>
       <w:r>
+        <w:rPr>
+          <w:rFonts w:eastAsia="黑体"/>
+        </w:rPr>
         <w:continuationSeparator/>
       </w:r>
     </w:p>
@@ -2424,6 +2616,9 @@
   <w:footnote w:type="separator" w:id="-1">
     <w:p>
       <w:r>
+        <w:rPr>
+          <w:rFonts w:eastAsia="黑体"/>
+        </w:rPr>
         <w:separator/>
       </w:r>
     </w:p>
@@ -2432,7 +2627,7 @@
 </file>
 
 <file path=word/header1.xml><?xml version="1.0" encoding="utf-8"?>
-<w:hdr xmlns:m="http://schemas.openxmlformats.org/officeDocument/2006/math" xmlns:mc="http://schemas.openxmlformats.org/markup-compatibility/2006" xmlns:mo="http://schemas.microsoft.com/office/mac/office/2008/main" xmlns:mv="urn:schemas-microsoft-com:mac:vml" xmlns:o="urn:schemas-microsoft-com:office:office" xmlns:r="http://schemas.openxmlformats.org/officeDocument/2006/relationships" xmlns:v="urn:schemas-microsoft-com:vml" xmlns:w10="urn:schemas-microsoft-com:office:word" xmlns:w14="http://schemas.microsoft.com/office/word/2010/wordml" xmlns:w="http://schemas.openxmlformats.org/wordprocessingml/2006/main" xmlns:wne="http://schemas.microsoft.com/office/word/2006/wordml" xmlns:wp14="http://schemas.microsoft.com/office/word/2010/wordprocessingDrawing" xmlns:wp="http://schemas.openxmlformats.org/drawingml/2006/wordprocessingDrawing" xmlns:wpc="http://schemas.microsoft.com/office/word/2010/wordprocessingCanvas" xmlns:wpg="http://schemas.microsoft.com/office/word/2010/wordprocessingGroup" xmlns:wpi="http://schemas.microsoft.com/office/word/2010/wordprocessingInk" xmlns:wps="http://schemas.microsoft.com/office/word/2010/wordprocessingShape" mc:Ignorable="w14 wp14">
+<w:hdr xmlns:mc="http://schemas.openxmlformats.org/markup-compatibility/2006" xmlns:w="http://schemas.openxmlformats.org/wordprocessingml/2006/main" xmlns:m="http://schemas.openxmlformats.org/officeDocument/2006/math" xmlns:mo="http://schemas.microsoft.com/office/mac/office/2008/main" xmlns:mv="urn:schemas-microsoft-com:mac:vml" xmlns:o="urn:schemas-microsoft-com:office:office" xmlns:r="http://schemas.openxmlformats.org/officeDocument/2006/relationships" xmlns:v="urn:schemas-microsoft-com:vml" xmlns:w10="urn:schemas-microsoft-com:office:word" xmlns:w14="http://schemas.microsoft.com/office/word/2010/wordml" xmlns:wne="http://schemas.microsoft.com/office/word/2006/wordml" xmlns:wp14="http://schemas.microsoft.com/office/word/2010/wordprocessingDrawing" xmlns:wp="http://schemas.openxmlformats.org/drawingml/2006/wordprocessingDrawing" xmlns:wpc="http://schemas.microsoft.com/office/word/2010/wordprocessingCanvas" xmlns:wpg="http://schemas.microsoft.com/office/word/2010/wordprocessingGroup" xmlns:wpi="http://schemas.microsoft.com/office/word/2010/wordprocessingInk" xmlns:wps="http://schemas.microsoft.com/office/word/2010/wordprocessingShape" mc:Ignorable="w14 wp14">
   <w:p>
     <w:pPr>
       <w:pStyle w:val="Header"/>
@@ -2440,7 +2635,7 @@
     </w:pPr>
     <w:r>
       <w:rPr>
-        <w:rFonts w:ascii="Times New Roman" w:hAnsi="Times New Roman"/>
+        <w:rFonts w:ascii="Times New Roman" w:hAnsi="Times New Roman" w:eastAsia="黑体"/>
         <w:sz w:val="18"/>
         <w:rFonts w:eastAsia="黑体"/>
         <w:rFonts w:eastAsia="黑体"/>
@@ -2452,7 +2647,7 @@
 </file>
 
 <file path=word/numbering.xml><?xml version="1.0" encoding="utf-8"?>
-<w:numbering xmlns:m="http://schemas.openxmlformats.org/officeDocument/2006/math" xmlns:mc="http://schemas.openxmlformats.org/markup-compatibility/2006" xmlns:mo="http://schemas.microsoft.com/office/mac/office/2008/main" xmlns:mv="urn:schemas-microsoft-com:mac:vml" xmlns:o="urn:schemas-microsoft-com:office:office" xmlns:r="http://schemas.openxmlformats.org/officeDocument/2006/relationships" xmlns:v="urn:schemas-microsoft-com:vml" xmlns:w="http://schemas.openxmlformats.org/wordprocessingml/2006/main" xmlns:w10="urn:schemas-microsoft-com:office:word" xmlns:w14="http://schemas.microsoft.com/office/word/2010/wordml" xmlns:wne="http://schemas.microsoft.com/office/word/2006/wordml" xmlns:wp="http://schemas.openxmlformats.org/drawingml/2006/wordprocessingDrawing" xmlns:wp14="http://schemas.microsoft.com/office/word/2010/wordprocessingDrawing" xmlns:wpc="http://schemas.microsoft.com/office/word/2010/wordprocessingCanvas" xmlns:wpg="http://schemas.microsoft.com/office/word/2010/wordprocessingGroup" xmlns:wpi="http://schemas.microsoft.com/office/word/2010/wordprocessingInk" xmlns:wps="http://schemas.microsoft.com/office/word/2010/wordprocessingShape" mc:Ignorable="w14 wp14">
+<w:numbering xmlns:mc="http://schemas.openxmlformats.org/markup-compatibility/2006" xmlns:w="http://schemas.openxmlformats.org/wordprocessingml/2006/main" xmlns:m="http://schemas.openxmlformats.org/officeDocument/2006/math" xmlns:mo="http://schemas.microsoft.com/office/mac/office/2008/main" xmlns:mv="urn:schemas-microsoft-com:mac:vml" xmlns:o="urn:schemas-microsoft-com:office:office" xmlns:r="http://schemas.openxmlformats.org/officeDocument/2006/relationships" xmlns:v="urn:schemas-microsoft-com:vml" xmlns:w10="urn:schemas-microsoft-com:office:word" xmlns:w14="http://schemas.microsoft.com/office/word/2010/wordml" xmlns:wne="http://schemas.microsoft.com/office/word/2006/wordml" xmlns:wp="http://schemas.openxmlformats.org/drawingml/2006/wordprocessingDrawing" xmlns:wp14="http://schemas.microsoft.com/office/word/2010/wordprocessingDrawing" xmlns:wpc="http://schemas.microsoft.com/office/word/2010/wordprocessingCanvas" xmlns:wpg="http://schemas.microsoft.com/office/word/2010/wordprocessingGroup" xmlns:wpi="http://schemas.microsoft.com/office/word/2010/wordprocessingInk" xmlns:wps="http://schemas.microsoft.com/office/word/2010/wordprocessingShape" mc:Ignorable="w14 wp14">
   <w:abstractNum w:abstractNumId="0">
     <w:nsid w:val="FFFFFF7C"/>
     <w:multiLevelType w:val="singleLevel"/>
@@ -2539,7 +2734,7 @@
         <w:ind w:hanging="360" w:left="1440"/>
       </w:pPr>
       <w:rPr>
-        <w:rFonts w:ascii="Symbol" w:hAnsi="Symbol" w:hint="default"/>
+        <w:rFonts w:ascii="Symbol" w:hAnsi="Symbol" w:hint="default" w:eastAsia="黑体"/>
       </w:rPr>
     </w:lvl>
   </w:abstractNum>
@@ -2560,7 +2755,7 @@
         <w:ind w:hanging="360" w:left="1080"/>
       </w:pPr>
       <w:rPr>
-        <w:rFonts w:ascii="Symbol" w:hAnsi="Symbol" w:hint="default"/>
+        <w:rFonts w:ascii="Symbol" w:hAnsi="Symbol" w:hint="default" w:eastAsia="黑体"/>
       </w:rPr>
     </w:lvl>
   </w:abstractNum>
@@ -2581,7 +2776,7 @@
         <w:ind w:hanging="360" w:left="720"/>
       </w:pPr>
       <w:rPr>
-        <w:rFonts w:ascii="Symbol" w:hAnsi="Symbol" w:hint="default"/>
+        <w:rFonts w:ascii="Symbol" w:hAnsi="Symbol" w:hint="default" w:eastAsia="黑体"/>
       </w:rPr>
     </w:lvl>
   </w:abstractNum>
@@ -2620,7 +2815,7 @@
         <w:ind w:hanging="360" w:left="360"/>
       </w:pPr>
       <w:rPr>
-        <w:rFonts w:ascii="Symbol" w:hAnsi="Symbol" w:hint="default"/>
+        <w:rFonts w:ascii="Symbol" w:hAnsi="Symbol" w:hint="default" w:eastAsia="黑体"/>
       </w:rPr>
     </w:lvl>
   </w:abstractNum>
@@ -2711,7 +2906,7 @@
         <w:ind w:left="720" w:hanging="360"/>
       </w:pPr>
       <w:rPr>
-        <w:rFonts w:ascii="Symbol" w:hAnsi="Symbol" w:cs="Symbol" w:hint="default"/>
+        <w:rFonts w:ascii="Symbol" w:hAnsi="Symbol" w:cs="Symbol" w:hint="default" w:eastAsia="黑体"/>
       </w:rPr>
     </w:lvl>
     <w:lvl w:ilvl="1">
@@ -2722,7 +2917,7 @@
         <w:ind w:left="1440" w:hanging="360"/>
       </w:pPr>
       <w:rPr>
-        <w:rFonts w:ascii="Courier New" w:hAnsi="Courier New" w:cs="Courier New" w:hint="default"/>
+        <w:rFonts w:ascii="Courier New" w:hAnsi="Courier New" w:cs="Courier New" w:hint="default" w:eastAsia="黑体"/>
       </w:rPr>
     </w:lvl>
     <w:lvl w:ilvl="2">
@@ -2733,7 +2928,7 @@
         <w:ind w:left="2160" w:hanging="360"/>
       </w:pPr>
       <w:rPr>
-        <w:rFonts w:ascii="Wingdings" w:hAnsi="Wingdings" w:cs="Wingdings" w:hint="default"/>
+        <w:rFonts w:ascii="Wingdings" w:hAnsi="Wingdings" w:cs="Wingdings" w:hint="default" w:eastAsia="黑体"/>
       </w:rPr>
     </w:lvl>
     <w:lvl w:ilvl="3">
@@ -2744,7 +2939,7 @@
         <w:ind w:left="2880" w:hanging="360"/>
       </w:pPr>
       <w:rPr>
-        <w:rFonts w:ascii="Symbol" w:hAnsi="Symbol" w:cs="Symbol" w:hint="default"/>
+        <w:rFonts w:ascii="Symbol" w:hAnsi="Symbol" w:cs="Symbol" w:hint="default" w:eastAsia="黑体"/>
       </w:rPr>
     </w:lvl>
     <w:lvl w:ilvl="4">
@@ -2755,7 +2950,7 @@
         <w:ind w:left="3600" w:hanging="360"/>
       </w:pPr>
       <w:rPr>
-        <w:rFonts w:ascii="Courier New" w:hAnsi="Courier New" w:cs="Courier New" w:hint="default"/>
+        <w:rFonts w:ascii="Courier New" w:hAnsi="Courier New" w:cs="Courier New" w:hint="default" w:eastAsia="黑体"/>
       </w:rPr>
     </w:lvl>
     <w:lvl w:ilvl="5">
@@ -2766,7 +2961,7 @@
         <w:ind w:left="4320" w:hanging="360"/>
       </w:pPr>
       <w:rPr>
-        <w:rFonts w:ascii="Wingdings" w:hAnsi="Wingdings" w:cs="Wingdings" w:hint="default"/>
+        <w:rFonts w:ascii="Wingdings" w:hAnsi="Wingdings" w:cs="Wingdings" w:hint="default" w:eastAsia="黑体"/>
       </w:rPr>
     </w:lvl>
     <w:lvl w:ilvl="6">
@@ -2777,7 +2972,7 @@
         <w:ind w:left="5040" w:hanging="360"/>
       </w:pPr>
       <w:rPr>
-        <w:rFonts w:ascii="Symbol" w:hAnsi="Symbol" w:cs="Symbol" w:hint="default"/>
+        <w:rFonts w:ascii="Symbol" w:hAnsi="Symbol" w:cs="Symbol" w:hint="default" w:eastAsia="黑体"/>
       </w:rPr>
     </w:lvl>
     <w:lvl w:ilvl="7">
@@ -2788,7 +2983,7 @@
         <w:ind w:left="5760" w:hanging="360"/>
       </w:pPr>
       <w:rPr>
-        <w:rFonts w:ascii="Courier New" w:hAnsi="Courier New" w:cs="Courier New" w:hint="default"/>
+        <w:rFonts w:ascii="Courier New" w:hAnsi="Courier New" w:cs="Courier New" w:hint="default" w:eastAsia="黑体"/>
       </w:rPr>
     </w:lvl>
     <w:lvl w:ilvl="8">
@@ -2799,7 +2994,7 @@
         <w:ind w:left="6480" w:hanging="360"/>
       </w:pPr>
       <w:rPr>
-        <w:rFonts w:ascii="Wingdings" w:hAnsi="Wingdings" w:cs="Wingdings" w:hint="default"/>
+        <w:rFonts w:ascii="Wingdings" w:hAnsi="Wingdings" w:cs="Wingdings" w:hint="default" w:eastAsia="黑体"/>
       </w:rPr>
     </w:lvl>
   </w:abstractNum>
@@ -2855,11 +3050,11 @@
 </file>
 
 <file path=word/styles.xml><?xml version="1.0" encoding="utf-8"?>
-<w:styles xmlns:mc="http://schemas.openxmlformats.org/markup-compatibility/2006" xmlns:r="http://schemas.openxmlformats.org/officeDocument/2006/relationships" xmlns:w="http://schemas.openxmlformats.org/wordprocessingml/2006/main" xmlns:w14="http://schemas.microsoft.com/office/word/2010/wordml" mc:Ignorable="w14">
+<w:styles xmlns:mc="http://schemas.openxmlformats.org/markup-compatibility/2006" xmlns:w="http://schemas.openxmlformats.org/wordprocessingml/2006/main" xmlns:r="http://schemas.openxmlformats.org/officeDocument/2006/relationships" xmlns:w14="http://schemas.microsoft.com/office/word/2010/wordml" mc:Ignorable="w14">
   <w:docDefaults>
     <w:rPrDefault>
       <w:rPr>
-        <w:rFonts w:asciiTheme="minorHAnsi" w:cstheme="minorBidi" w:eastAsiaTheme="minorEastAsia" w:hAnsiTheme="minorHAnsi"/>
+        <w:rFonts w:asciiTheme="minorHAnsi" w:cstheme="minorBidi" w:hAnsiTheme="minorHAnsi" w:eastAsia="黑体"/>
         <w:sz w:val="22"/>
         <w:szCs w:val="22"/>
         <w:lang w:bidi="ar-SA" w:eastAsia="en-US" w:val="en-US"/>
@@ -3081,7 +3276,7 @@
       <w:outlineLvl w:val="0"/>
     </w:pPr>
     <w:rPr>
-      <w:rFonts w:ascii="Times New Roman" w:asciiTheme="majorHAnsi" w:cstheme="majorBidi" w:eastAsia="黑体" w:eastAsiaTheme="majorEastAsia" w:hAnsi="Times New Roman" w:hAnsiTheme="majorHAnsi"/>
+      <w:rFonts w:ascii="Times New Roman" w:asciiTheme="majorHAnsi" w:cstheme="majorBidi" w:eastAsia="黑体" w:hAnsi="Times New Roman" w:hAnsiTheme="majorHAnsi"/>
       <w:b/>
       <w:bCs/>
       <w:color w:val="1F3864"/>
@@ -3105,7 +3300,7 @@
       <w:outlineLvl w:val="1"/>
     </w:pPr>
     <w:rPr>
-      <w:rFonts w:ascii="Times New Roman" w:asciiTheme="majorHAnsi" w:cstheme="majorBidi" w:eastAsia="黑体" w:eastAsiaTheme="majorEastAsia" w:hAnsi="Times New Roman" w:hAnsiTheme="majorHAnsi"/>
+      <w:rFonts w:ascii="Times New Roman" w:asciiTheme="majorHAnsi" w:cstheme="majorBidi" w:eastAsia="黑体" w:hAnsi="Times New Roman" w:hAnsiTheme="majorHAnsi"/>
       <w:b/>
       <w:bCs/>
       <w:color w:val="2E4E7E"/>
@@ -3129,7 +3324,7 @@
       <w:outlineLvl w:val="2"/>
     </w:pPr>
     <w:rPr>
-      <w:rFonts w:ascii="Times New Roman" w:asciiTheme="majorHAnsi" w:cstheme="majorBidi" w:eastAsia="黑体" w:eastAsiaTheme="majorEastAsia" w:hAnsi="Times New Roman" w:hAnsiTheme="majorHAnsi"/>
+      <w:rFonts w:ascii="Times New Roman" w:asciiTheme="majorHAnsi" w:cstheme="majorBidi" w:eastAsia="黑体" w:hAnsi="Times New Roman" w:hAnsiTheme="majorHAnsi"/>
       <w:b/>
       <w:bCs/>
       <w:color w:val="2E4E7E"/>
@@ -3153,7 +3348,7 @@
       <w:outlineLvl w:val="3"/>
     </w:pPr>
     <w:rPr>
-      <w:rFonts w:ascii="Times New Roman" w:asciiTheme="majorHAnsi" w:cstheme="majorBidi" w:eastAsia="黑体" w:eastAsiaTheme="majorEastAsia" w:hAnsi="Times New Roman" w:hAnsiTheme="majorHAnsi"/>
+      <w:rFonts w:ascii="Times New Roman" w:asciiTheme="majorHAnsi" w:cstheme="majorBidi" w:eastAsia="黑体" w:hAnsi="Times New Roman" w:hAnsiTheme="majorHAnsi"/>
       <w:b/>
       <w:bCs/>
       <w:i/>
@@ -3179,7 +3374,7 @@
       <w:outlineLvl w:val="4"/>
     </w:pPr>
     <w:rPr>
-      <w:rFonts w:ascii="Times New Roman" w:asciiTheme="majorHAnsi" w:cstheme="majorBidi" w:eastAsia="黑体" w:eastAsiaTheme="majorEastAsia" w:hAnsi="Times New Roman" w:hAnsiTheme="majorHAnsi"/>
+      <w:rFonts w:ascii="Times New Roman" w:asciiTheme="majorHAnsi" w:cstheme="majorBidi" w:eastAsia="黑体" w:hAnsi="Times New Roman" w:hAnsiTheme="majorHAnsi"/>
       <w:b/>
       <w:color w:val="333333"/>
       <w:sz w:val="22"/>
@@ -3202,7 +3397,7 @@
       <w:outlineLvl w:val="5"/>
     </w:pPr>
     <w:rPr>
-      <w:rFonts w:asciiTheme="majorHAnsi" w:cstheme="majorBidi" w:eastAsiaTheme="majorEastAsia" w:hAnsiTheme="majorHAnsi"/>
+      <w:rFonts w:asciiTheme="majorHAnsi" w:cstheme="majorBidi" w:hAnsiTheme="majorHAnsi" w:eastAsia="黑体"/>
       <w:i/>
       <w:iCs/>
       <w:color w:themeColor="accent1" w:themeShade="7F" w:val="243F60"/>
@@ -3225,7 +3420,7 @@
       <w:outlineLvl w:val="6"/>
     </w:pPr>
     <w:rPr>
-      <w:rFonts w:asciiTheme="majorHAnsi" w:cstheme="majorBidi" w:eastAsiaTheme="majorEastAsia" w:hAnsiTheme="majorHAnsi"/>
+      <w:rFonts w:asciiTheme="majorHAnsi" w:cstheme="majorBidi" w:hAnsiTheme="majorHAnsi" w:eastAsia="黑体"/>
       <w:i/>
       <w:iCs/>
       <w:color w:themeColor="text1" w:themeTint="BF" w:val="404040"/>
@@ -3248,7 +3443,7 @@
       <w:outlineLvl w:val="7"/>
     </w:pPr>
     <w:rPr>
-      <w:rFonts w:asciiTheme="majorHAnsi" w:cstheme="majorBidi" w:eastAsiaTheme="majorEastAsia" w:hAnsiTheme="majorHAnsi"/>
+      <w:rFonts w:asciiTheme="majorHAnsi" w:cstheme="majorBidi" w:hAnsiTheme="majorHAnsi" w:eastAsia="黑体"/>
       <w:color w:themeColor="accent1" w:val="4F81BD"/>
       <w:sz w:val="20"/>
       <w:szCs w:val="20"/>
@@ -3271,7 +3466,7 @@
       <w:outlineLvl w:val="8"/>
     </w:pPr>
     <w:rPr>
-      <w:rFonts w:asciiTheme="majorHAnsi" w:cstheme="majorBidi" w:eastAsiaTheme="majorEastAsia" w:hAnsiTheme="majorHAnsi"/>
+      <w:rFonts w:asciiTheme="majorHAnsi" w:cstheme="majorBidi" w:hAnsiTheme="majorHAnsi" w:eastAsia="黑体"/>
       <w:i/>
       <w:iCs/>
       <w:color w:themeColor="text1" w:themeTint="BF" w:val="404040"/>
@@ -3322,7 +3517,7 @@
     <w:uiPriority w:val="9"/>
     <w:rsid w:val="00FC693F"/>
     <w:rPr>
-      <w:rFonts w:asciiTheme="majorHAnsi" w:cstheme="majorBidi" w:eastAsiaTheme="majorEastAsia" w:hAnsiTheme="majorHAnsi"/>
+      <w:rFonts w:asciiTheme="majorHAnsi" w:cstheme="majorBidi" w:hAnsiTheme="majorHAnsi" w:eastAsia="黑体"/>
       <w:b/>
       <w:bCs/>
       <w:color w:themeColor="accent1" w:themeShade="BF" w:val="365F91"/>
@@ -3337,7 +3532,7 @@
     <w:uiPriority w:val="9"/>
     <w:rsid w:val="00FC693F"/>
     <w:rPr>
-      <w:rFonts w:asciiTheme="majorHAnsi" w:cstheme="majorBidi" w:eastAsiaTheme="majorEastAsia" w:hAnsiTheme="majorHAnsi"/>
+      <w:rFonts w:asciiTheme="majorHAnsi" w:cstheme="majorBidi" w:hAnsiTheme="majorHAnsi" w:eastAsia="黑体"/>
       <w:b/>
       <w:bCs/>
       <w:color w:themeColor="accent1" w:val="4F81BD"/>
@@ -3352,7 +3547,7 @@
     <w:uiPriority w:val="9"/>
     <w:rsid w:val="00FC693F"/>
     <w:rPr>
-      <w:rFonts w:asciiTheme="majorHAnsi" w:cstheme="majorBidi" w:eastAsiaTheme="majorEastAsia" w:hAnsiTheme="majorHAnsi"/>
+      <w:rFonts w:asciiTheme="majorHAnsi" w:cstheme="majorBidi" w:hAnsiTheme="majorHAnsi" w:eastAsia="黑体"/>
       <w:b/>
       <w:bCs/>
       <w:color w:themeColor="accent1" w:val="4F81BD"/>
@@ -3375,7 +3570,7 @@
       <w:contextualSpacing/>
     </w:pPr>
     <w:rPr>
-      <w:rFonts w:ascii="Times New Roman" w:asciiTheme="majorHAnsi" w:cstheme="majorBidi" w:eastAsia="黑体" w:eastAsiaTheme="majorEastAsia" w:hAnsi="Times New Roman" w:hAnsiTheme="majorHAnsi"/>
+      <w:rFonts w:ascii="Times New Roman" w:asciiTheme="majorHAnsi" w:cstheme="majorBidi" w:eastAsia="黑体" w:hAnsi="Times New Roman" w:hAnsiTheme="majorHAnsi"/>
       <w:b/>
       <w:color w:val="1F3864"/>
       <w:spacing w:val="5"/>
@@ -3391,7 +3586,7 @@
     <w:uiPriority w:val="10"/>
     <w:rsid w:val="00FC693F"/>
     <w:rPr>
-      <w:rFonts w:asciiTheme="majorHAnsi" w:cstheme="majorBidi" w:eastAsiaTheme="majorEastAsia" w:hAnsiTheme="majorHAnsi"/>
+      <w:rFonts w:asciiTheme="majorHAnsi" w:cstheme="majorBidi" w:hAnsiTheme="majorHAnsi" w:eastAsia="黑体"/>
       <w:color w:themeColor="text2" w:themeShade="BF" w:val="17365D"/>
       <w:spacing w:val="5"/>
       <w:kern w:val="28"/>
@@ -3413,7 +3608,7 @@
       </w:numPr>
     </w:pPr>
     <w:rPr>
-      <w:rFonts w:asciiTheme="majorHAnsi" w:cstheme="majorBidi" w:eastAsiaTheme="majorEastAsia" w:hAnsiTheme="majorHAnsi"/>
+      <w:rFonts w:asciiTheme="majorHAnsi" w:cstheme="majorBidi" w:hAnsiTheme="majorHAnsi" w:eastAsia="黑体"/>
       <w:i/>
       <w:iCs/>
       <w:color w:themeColor="accent1" w:val="4F81BD"/>
@@ -3429,7 +3624,7 @@
     <w:uiPriority w:val="11"/>
     <w:rsid w:val="00FC693F"/>
     <w:rPr>
-      <w:rFonts w:asciiTheme="majorHAnsi" w:cstheme="majorBidi" w:eastAsiaTheme="majorEastAsia" w:hAnsiTheme="majorHAnsi"/>
+      <w:rFonts w:asciiTheme="majorHAnsi" w:cstheme="majorBidi" w:hAnsiTheme="majorHAnsi" w:eastAsia="黑体"/>
       <w:i/>
       <w:iCs/>
       <w:color w:themeColor="accent1" w:val="4F81BD"/>
@@ -3496,6 +3691,7 @@
       <w:spacing w:after="120"/>
     </w:pPr>
     <w:rPr>
+      <w:rFonts w:eastAsia="黑体"/>
       <w:sz w:val="16"/>
       <w:szCs w:val="16"/>
     </w:rPr>
@@ -3507,6 +3703,7 @@
     <w:uiPriority w:val="99"/>
     <w:rsid w:val="00AA1D8D"/>
     <w:rPr>
+      <w:rFonts w:eastAsia="黑体"/>
       <w:sz w:val="16"/>
       <w:szCs w:val="16"/>
     </w:rPr>
@@ -3676,7 +3873,7 @@
       </w:tabs>
     </w:pPr>
     <w:rPr>
-      <w:rFonts w:ascii="Courier" w:hAnsi="Courier"/>
+      <w:rFonts w:ascii="Courier" w:hAnsi="Courier" w:eastAsia="黑体"/>
       <w:sz w:val="20"/>
       <w:szCs w:val="20"/>
     </w:rPr>
@@ -3688,7 +3885,7 @@
     <w:uiPriority w:val="99"/>
     <w:rsid w:val="0029639D"/>
     <w:rPr>
-      <w:rFonts w:ascii="Courier" w:hAnsi="Courier"/>
+      <w:rFonts w:ascii="Courier" w:hAnsi="Courier" w:eastAsia="黑体"/>
       <w:sz w:val="20"/>
       <w:szCs w:val="20"/>
     </w:rPr>
@@ -3724,6 +3921,7 @@
     <w:uiPriority w:val="29"/>
     <w:rsid w:val="00FC693F"/>
     <w:rPr>
+      <w:rFonts w:eastAsia="黑体"/>
       <w:i/>
       <w:iCs/>
       <w:color w:themeColor="text1" w:val="000000"/>
@@ -3737,7 +3935,7 @@
     <w:semiHidden/>
     <w:rsid w:val="00FC693F"/>
     <w:rPr>
-      <w:rFonts w:asciiTheme="majorHAnsi" w:cstheme="majorBidi" w:eastAsiaTheme="majorEastAsia" w:hAnsiTheme="majorHAnsi"/>
+      <w:rFonts w:asciiTheme="majorHAnsi" w:cstheme="majorBidi" w:hAnsiTheme="majorHAnsi" w:eastAsia="黑体"/>
       <w:b/>
       <w:bCs/>
       <w:i/>
@@ -3753,7 +3951,7 @@
     <w:semiHidden/>
     <w:rsid w:val="00FC693F"/>
     <w:rPr>
-      <w:rFonts w:asciiTheme="majorHAnsi" w:cstheme="majorBidi" w:eastAsiaTheme="majorEastAsia" w:hAnsiTheme="majorHAnsi"/>
+      <w:rFonts w:asciiTheme="majorHAnsi" w:cstheme="majorBidi" w:hAnsiTheme="majorHAnsi" w:eastAsia="黑体"/>
       <w:color w:themeColor="accent1" w:themeShade="7F" w:val="243F60"/>
     </w:rPr>
   </w:style>
@@ -3765,7 +3963,7 @@
     <w:semiHidden/>
     <w:rsid w:val="00FC693F"/>
     <w:rPr>
-      <w:rFonts w:asciiTheme="majorHAnsi" w:cstheme="majorBidi" w:eastAsiaTheme="majorEastAsia" w:hAnsiTheme="majorHAnsi"/>
+      <w:rFonts w:asciiTheme="majorHAnsi" w:cstheme="majorBidi" w:hAnsiTheme="majorHAnsi" w:eastAsia="黑体"/>
       <w:i/>
       <w:iCs/>
       <w:color w:themeColor="accent1" w:themeShade="7F" w:val="243F60"/>
@@ -3779,7 +3977,7 @@
     <w:semiHidden/>
     <w:rsid w:val="00FC693F"/>
     <w:rPr>
-      <w:rFonts w:asciiTheme="majorHAnsi" w:cstheme="majorBidi" w:eastAsiaTheme="majorEastAsia" w:hAnsiTheme="majorHAnsi"/>
+      <w:rFonts w:asciiTheme="majorHAnsi" w:cstheme="majorBidi" w:hAnsiTheme="majorHAnsi" w:eastAsia="黑体"/>
       <w:i/>
       <w:iCs/>
       <w:color w:themeColor="text1" w:themeTint="BF" w:val="404040"/>
@@ -3793,7 +3991,7 @@
     <w:semiHidden/>
     <w:rsid w:val="00FC693F"/>
     <w:rPr>
-      <w:rFonts w:asciiTheme="majorHAnsi" w:cstheme="majorBidi" w:eastAsiaTheme="majorEastAsia" w:hAnsiTheme="majorHAnsi"/>
+      <w:rFonts w:asciiTheme="majorHAnsi" w:cstheme="majorBidi" w:hAnsiTheme="majorHAnsi" w:eastAsia="黑体"/>
       <w:color w:themeColor="accent1" w:val="4F81BD"/>
       <w:sz w:val="20"/>
       <w:szCs w:val="20"/>
@@ -3807,7 +4005,7 @@
     <w:semiHidden/>
     <w:rsid w:val="00FC693F"/>
     <w:rPr>
-      <w:rFonts w:asciiTheme="majorHAnsi" w:cstheme="majorBidi" w:eastAsiaTheme="majorEastAsia" w:hAnsiTheme="majorHAnsi"/>
+      <w:rFonts w:asciiTheme="majorHAnsi" w:cstheme="majorBidi" w:hAnsiTheme="majorHAnsi" w:eastAsia="黑体"/>
       <w:i/>
       <w:iCs/>
       <w:color w:themeColor="text1" w:themeTint="BF" w:val="404040"/>
@@ -3828,6 +4026,7 @@
       <w:spacing w:line="240" w:lineRule="auto"/>
     </w:pPr>
     <w:rPr>
+      <w:rFonts w:eastAsia="黑体"/>
       <w:b/>
       <w:bCs/>
       <w:color w:themeColor="accent1" w:val="4F81BD"/>
@@ -3842,6 +4041,7 @@
     <w:qFormat/>
     <w:rsid w:val="00FC693F"/>
     <w:rPr>
+      <w:rFonts w:eastAsia="黑体"/>
       <w:b/>
       <w:bCs/>
     </w:rPr>
@@ -3853,6 +4053,7 @@
     <w:qFormat/>
     <w:rsid w:val="00FC693F"/>
     <w:rPr>
+      <w:rFonts w:eastAsia="黑体"/>
       <w:i/>
       <w:iCs/>
     </w:rPr>
@@ -3873,6 +4074,7 @@
       <w:ind w:left="936" w:right="936"/>
     </w:pPr>
     <w:rPr>
+      <w:rFonts w:eastAsia="黑体"/>
       <w:b/>
       <w:bCs/>
       <w:i/>
@@ -3887,6 +4089,7 @@
     <w:uiPriority w:val="30"/>
     <w:rsid w:val="00FC693F"/>
     <w:rPr>
+      <w:rFonts w:eastAsia="黑体"/>
       <w:b/>
       <w:bCs/>
       <w:i/>
@@ -3901,6 +4104,7 @@
     <w:qFormat/>
     <w:rsid w:val="00FC693F"/>
     <w:rPr>
+      <w:rFonts w:eastAsia="黑体"/>
       <w:i/>
       <w:iCs/>
       <w:color w:themeColor="text1" w:themeTint="7F" w:val="808080"/>
@@ -3913,6 +4117,7 @@
     <w:qFormat/>
     <w:rsid w:val="00FC693F"/>
     <w:rPr>
+      <w:rFonts w:eastAsia="黑体"/>
       <w:b/>
       <w:bCs/>
       <w:i/>
@@ -3927,6 +4132,7 @@
     <w:qFormat/>
     <w:rsid w:val="00FC693F"/>
     <w:rPr>
+      <w:rFonts w:eastAsia="黑体"/>
       <w:smallCaps/>
       <w:color w:themeColor="accent2" w:val="C0504D"/>
       <w:u w:val="single"/>
@@ -3939,6 +4145,7 @@
     <w:qFormat/>
     <w:rsid w:val="00FC693F"/>
     <w:rPr>
+      <w:rFonts w:eastAsia="黑体"/>
       <w:b/>
       <w:bCs/>
       <w:smallCaps/>
@@ -3954,6 +4161,7 @@
     <w:qFormat/>
     <w:rsid w:val="00FC693F"/>
     <w:rPr>
+      <w:rFonts w:eastAsia="黑体"/>
       <w:b/>
       <w:bCs/>
       <w:smallCaps/>
@@ -4008,6 +4216,7 @@
       <w:spacing w:after="0" w:line="240" w:lineRule="auto"/>
     </w:pPr>
     <w:rPr>
+      <w:rFonts w:eastAsia="黑体"/>
       <w:color w:themeColor="text1" w:themeShade="BF" w:val="000000"/>
     </w:rPr>
     <w:tblPr>
@@ -4030,6 +4239,7 @@
         <w:spacing w:after="0" w:before="0" w:line="240" w:lineRule="auto"/>
       </w:pPr>
       <w:rPr>
+        <w:rFonts w:eastAsia="黑体"/>
         <w:b/>
         <w:bCs/>
       </w:rPr>
@@ -4050,6 +4260,7 @@
         <w:spacing w:after="0" w:before="0" w:line="240" w:lineRule="auto"/>
       </w:pPr>
       <w:rPr>
+        <w:rFonts w:eastAsia="黑体"/>
         <w:b/>
         <w:bCs/>
       </w:rPr>
@@ -4067,12 +4278,14 @@
     </w:tblStylePr>
     <w:tblStylePr w:type="firstCol">
       <w:rPr>
+        <w:rFonts w:eastAsia="黑体"/>
         <w:b/>
         <w:bCs/>
       </w:rPr>
     </w:tblStylePr>
     <w:tblStylePr w:type="lastCol">
       <w:rPr>
+        <w:rFonts w:eastAsia="黑体"/>
         <w:b/>
         <w:bCs/>
       </w:rPr>
@@ -4111,6 +4324,7 @@
       <w:spacing w:after="0" w:line="240" w:lineRule="auto"/>
     </w:pPr>
     <w:rPr>
+      <w:rFonts w:eastAsia="黑体"/>
       <w:color w:themeColor="accent1" w:themeShade="BF" w:val="365F91"/>
     </w:rPr>
     <w:tblPr>
@@ -4133,6 +4347,7 @@
         <w:spacing w:after="0" w:before="0" w:line="240" w:lineRule="auto"/>
       </w:pPr>
       <w:rPr>
+        <w:rFonts w:eastAsia="黑体"/>
         <w:b/>
         <w:bCs/>
       </w:rPr>
@@ -4153,6 +4368,7 @@
         <w:spacing w:after="0" w:before="0" w:line="240" w:lineRule="auto"/>
       </w:pPr>
       <w:rPr>
+        <w:rFonts w:eastAsia="黑体"/>
         <w:b/>
         <w:bCs/>
       </w:rPr>
@@ -4170,12 +4386,14 @@
     </w:tblStylePr>
     <w:tblStylePr w:type="firstCol">
       <w:rPr>
+        <w:rFonts w:eastAsia="黑体"/>
         <w:b/>
         <w:bCs/>
       </w:rPr>
     </w:tblStylePr>
     <w:tblStylePr w:type="lastCol">
       <w:rPr>
+        <w:rFonts w:eastAsia="黑体"/>
         <w:b/>
         <w:bCs/>
       </w:rPr>
@@ -4214,6 +4432,7 @@
       <w:spacing w:after="0" w:line="240" w:lineRule="auto"/>
     </w:pPr>
     <w:rPr>
+      <w:rFonts w:eastAsia="黑体"/>
       <w:color w:themeColor="accent2" w:themeShade="BF" w:val="943634"/>
     </w:rPr>
     <w:tblPr>
@@ -4236,6 +4455,7 @@
         <w:spacing w:after="0" w:before="0" w:line="240" w:lineRule="auto"/>
       </w:pPr>
       <w:rPr>
+        <w:rFonts w:eastAsia="黑体"/>
         <w:b/>
         <w:bCs/>
       </w:rPr>
@@ -4256,6 +4476,7 @@
         <w:spacing w:after="0" w:before="0" w:line="240" w:lineRule="auto"/>
       </w:pPr>
       <w:rPr>
+        <w:rFonts w:eastAsia="黑体"/>
         <w:b/>
         <w:bCs/>
       </w:rPr>
@@ -4273,12 +4494,14 @@
     </w:tblStylePr>
     <w:tblStylePr w:type="firstCol">
       <w:rPr>
+        <w:rFonts w:eastAsia="黑体"/>
         <w:b/>
         <w:bCs/>
       </w:rPr>
     </w:tblStylePr>
     <w:tblStylePr w:type="lastCol">
       <w:rPr>
+        <w:rFonts w:eastAsia="黑体"/>
         <w:b/>
         <w:bCs/>
       </w:rPr>
@@ -4317,6 +4540,7 @@
       <w:spacing w:after="0" w:line="240" w:lineRule="auto"/>
     </w:pPr>
     <w:rPr>
+      <w:rFonts w:eastAsia="黑体"/>
       <w:color w:themeColor="accent3" w:themeShade="BF" w:val="76923C"/>
     </w:rPr>
     <w:tblPr>
@@ -4339,6 +4563,7 @@
         <w:spacing w:after="0" w:before="0" w:line="240" w:lineRule="auto"/>
       </w:pPr>
       <w:rPr>
+        <w:rFonts w:eastAsia="黑体"/>
         <w:b/>
         <w:bCs/>
       </w:rPr>
@@ -4359,6 +4584,7 @@
         <w:spacing w:after="0" w:before="0" w:line="240" w:lineRule="auto"/>
       </w:pPr>
       <w:rPr>
+        <w:rFonts w:eastAsia="黑体"/>
         <w:b/>
         <w:bCs/>
       </w:rPr>
@@ -4376,12 +4602,14 @@
     </w:tblStylePr>
     <w:tblStylePr w:type="firstCol">
       <w:rPr>
+        <w:rFonts w:eastAsia="黑体"/>
         <w:b/>
         <w:bCs/>
       </w:rPr>
     </w:tblStylePr>
     <w:tblStylePr w:type="lastCol">
       <w:rPr>
+        <w:rFonts w:eastAsia="黑体"/>
         <w:b/>
         <w:bCs/>
       </w:rPr>
@@ -4420,6 +4648,7 @@
       <w:spacing w:after="0" w:line="240" w:lineRule="auto"/>
     </w:pPr>
     <w:rPr>
+      <w:rFonts w:eastAsia="黑体"/>
       <w:color w:themeColor="accent4" w:themeShade="BF" w:val="5F497A"/>
     </w:rPr>
     <w:tblPr>
@@ -4442,6 +4671,7 @@
         <w:spacing w:after="0" w:before="0" w:line="240" w:lineRule="auto"/>
       </w:pPr>
       <w:rPr>
+        <w:rFonts w:eastAsia="黑体"/>
         <w:b/>
         <w:bCs/>
       </w:rPr>
@@ -4462,6 +4692,7 @@
         <w:spacing w:after="0" w:before="0" w:line="240" w:lineRule="auto"/>
       </w:pPr>
       <w:rPr>
+        <w:rFonts w:eastAsia="黑体"/>
         <w:b/>
         <w:bCs/>
       </w:rPr>
@@ -4479,12 +4710,14 @@
     </w:tblStylePr>
     <w:tblStylePr w:type="firstCol">
       <w:rPr>
+        <w:rFonts w:eastAsia="黑体"/>
         <w:b/>
         <w:bCs/>
       </w:rPr>
     </w:tblStylePr>
     <w:tblStylePr w:type="lastCol">
       <w:rPr>
+        <w:rFonts w:eastAsia="黑体"/>
         <w:b/>
         <w:bCs/>
       </w:rPr>
@@ -4523,6 +4756,7 @@
       <w:spacing w:after="0" w:line="240" w:lineRule="auto"/>
     </w:pPr>
     <w:rPr>
+      <w:rFonts w:eastAsia="黑体"/>
       <w:color w:themeColor="accent5" w:themeShade="BF" w:val="31849B"/>
     </w:rPr>
     <w:tblPr>
@@ -4545,6 +4779,7 @@
         <w:spacing w:after="0" w:before="0" w:line="240" w:lineRule="auto"/>
       </w:pPr>
       <w:rPr>
+        <w:rFonts w:eastAsia="黑体"/>
         <w:b/>
         <w:bCs/>
       </w:rPr>
@@ -4565,6 +4800,7 @@
         <w:spacing w:after="0" w:before="0" w:line="240" w:lineRule="auto"/>
       </w:pPr>
       <w:rPr>
+        <w:rFonts w:eastAsia="黑体"/>
         <w:b/>
         <w:bCs/>
       </w:rPr>
@@ -4582,12 +4818,14 @@
     </w:tblStylePr>
     <w:tblStylePr w:type="firstCol">
       <w:rPr>
+        <w:rFonts w:eastAsia="黑体"/>
         <w:b/>
         <w:bCs/>
       </w:rPr>
     </w:tblStylePr>
     <w:tblStylePr w:type="lastCol">
       <w:rPr>
+        <w:rFonts w:eastAsia="黑体"/>
         <w:b/>
         <w:bCs/>
       </w:rPr>
@@ -4626,6 +4864,7 @@
       <w:spacing w:after="0" w:line="240" w:lineRule="auto"/>
     </w:pPr>
     <w:rPr>
+      <w:rFonts w:eastAsia="黑体"/>
       <w:color w:themeColor="accent6" w:themeShade="BF" w:val="E36C0A"/>
     </w:rPr>
     <w:tblPr>
@@ -4648,6 +4887,7 @@
         <w:spacing w:after="0" w:before="0" w:line="240" w:lineRule="auto"/>
       </w:pPr>
       <w:rPr>
+        <w:rFonts w:eastAsia="黑体"/>
         <w:b/>
         <w:bCs/>
       </w:rPr>
@@ -4668,6 +4908,7 @@
         <w:spacing w:after="0" w:before="0" w:line="240" w:lineRule="auto"/>
       </w:pPr>
       <w:rPr>
+        <w:rFonts w:eastAsia="黑体"/>
         <w:b/>
         <w:bCs/>
       </w:rPr>
@@ -4685,12 +4926,14 @@
     </w:tblStylePr>
     <w:tblStylePr w:type="firstCol">
       <w:rPr>
+        <w:rFonts w:eastAsia="黑体"/>
         <w:b/>
         <w:bCs/>
       </w:rPr>
     </w:tblStylePr>
     <w:tblStylePr w:type="lastCol">
       <w:rPr>
+        <w:rFonts w:eastAsia="黑体"/>
         <w:b/>
         <w:bCs/>
       </w:rPr>
@@ -4750,6 +4993,7 @@
         <w:spacing w:after="0" w:before="0" w:line="240" w:lineRule="auto"/>
       </w:pPr>
       <w:rPr>
+        <w:rFonts w:eastAsia="黑体"/>
         <w:b/>
         <w:bCs/>
         <w:color w:themeColor="background1" w:val="FFFFFF"/>
@@ -4764,6 +5008,7 @@
         <w:spacing w:after="0" w:before="0" w:line="240" w:lineRule="auto"/>
       </w:pPr>
       <w:rPr>
+        <w:rFonts w:eastAsia="黑体"/>
         <w:b/>
         <w:bCs/>
       </w:rPr>
@@ -4779,12 +5024,14 @@
     </w:tblStylePr>
     <w:tblStylePr w:type="firstCol">
       <w:rPr>
+        <w:rFonts w:eastAsia="黑体"/>
         <w:b/>
         <w:bCs/>
       </w:rPr>
     </w:tblStylePr>
     <w:tblStylePr w:type="lastCol">
       <w:rPr>
+        <w:rFonts w:eastAsia="黑体"/>
         <w:b/>
         <w:bCs/>
       </w:rPr>
@@ -4842,6 +5089,7 @@
         <w:spacing w:after="0" w:before="0" w:line="240" w:lineRule="auto"/>
       </w:pPr>
       <w:rPr>
+        <w:rFonts w:eastAsia="黑体"/>
         <w:b/>
         <w:bCs/>
         <w:color w:themeColor="background1" w:val="FFFFFF"/>
@@ -4856,6 +5104,7 @@
         <w:spacing w:after="0" w:before="0" w:line="240" w:lineRule="auto"/>
       </w:pPr>
       <w:rPr>
+        <w:rFonts w:eastAsia="黑体"/>
         <w:b/>
         <w:bCs/>
       </w:rPr>
@@ -4871,12 +5120,14 @@
     </w:tblStylePr>
     <w:tblStylePr w:type="firstCol">
       <w:rPr>
+        <w:rFonts w:eastAsia="黑体"/>
         <w:b/>
         <w:bCs/>
       </w:rPr>
     </w:tblStylePr>
     <w:tblStylePr w:type="lastCol">
       <w:rPr>
+        <w:rFonts w:eastAsia="黑体"/>
         <w:b/>
         <w:bCs/>
       </w:rPr>
@@ -4934,6 +5185,7 @@
         <w:spacing w:after="0" w:before="0" w:line="240" w:lineRule="auto"/>
       </w:pPr>
       <w:rPr>
+        <w:rFonts w:eastAsia="黑体"/>
         <w:b/>
         <w:bCs/>
         <w:color w:themeColor="background1" w:val="FFFFFF"/>
@@ -4948,6 +5200,7 @@
         <w:spacing w:after="0" w:before="0" w:line="240" w:lineRule="auto"/>
       </w:pPr>
       <w:rPr>
+        <w:rFonts w:eastAsia="黑体"/>
         <w:b/>
         <w:bCs/>
       </w:rPr>
@@ -4963,12 +5216,14 @@
     </w:tblStylePr>
     <w:tblStylePr w:type="firstCol">
       <w:rPr>
+        <w:rFonts w:eastAsia="黑体"/>
         <w:b/>
         <w:bCs/>
       </w:rPr>
     </w:tblStylePr>
     <w:tblStylePr w:type="lastCol">
       <w:rPr>
+        <w:rFonts w:eastAsia="黑体"/>
         <w:b/>
         <w:bCs/>
       </w:rPr>
@@ -5026,6 +5281,7 @@
         <w:spacing w:after="0" w:before="0" w:line="240" w:lineRule="auto"/>
       </w:pPr>
       <w:rPr>
+        <w:rFonts w:eastAsia="黑体"/>
         <w:b/>
         <w:bCs/>
         <w:color w:themeColor="background1" w:val="FFFFFF"/>
@@ -5040,6 +5296,7 @@
         <w:spacing w:after="0" w:before="0" w:line="240" w:lineRule="auto"/>
       </w:pPr>
       <w:rPr>
+        <w:rFonts w:eastAsia="黑体"/>
         <w:b/>
         <w:bCs/>
       </w:rPr>
@@ -5055,12 +5312,14 @@
     </w:tblStylePr>
     <w:tblStylePr w:type="firstCol">
       <w:rPr>
+        <w:rFonts w:eastAsia="黑体"/>
         <w:b/>
         <w:bCs/>
       </w:rPr>
     </w:tblStylePr>
     <w:tblStylePr w:type="lastCol">
       <w:rPr>
+        <w:rFonts w:eastAsia="黑体"/>
         <w:b/>
         <w:bCs/>
       </w:rPr>
@@ -5118,6 +5377,7 @@
         <w:spacing w:after="0" w:before="0" w:line="240" w:lineRule="auto"/>
       </w:pPr>
       <w:rPr>
+        <w:rFonts w:eastAsia="黑体"/>
         <w:b/>
         <w:bCs/>
         <w:color w:themeColor="background1" w:val="FFFFFF"/>
@@ -5132,6 +5392,7 @@
         <w:spacing w:after="0" w:before="0" w:line="240" w:lineRule="auto"/>
       </w:pPr>
       <w:rPr>
+        <w:rFonts w:eastAsia="黑体"/>
         <w:b/>
         <w:bCs/>
       </w:rPr>
@@ -5147,12 +5408,14 @@
     </w:tblStylePr>
     <w:tblStylePr w:type="firstCol">
       <w:rPr>
+        <w:rFonts w:eastAsia="黑体"/>
         <w:b/>
         <w:bCs/>
       </w:rPr>
     </w:tblStylePr>
     <w:tblStylePr w:type="lastCol">
       <w:rPr>
+        <w:rFonts w:eastAsia="黑体"/>
         <w:b/>
         <w:bCs/>
       </w:rPr>
@@ -5210,6 +5473,7 @@
         <w:spacing w:after="0" w:before="0" w:line="240" w:lineRule="auto"/>
       </w:pPr>
       <w:rPr>
+        <w:rFonts w:eastAsia="黑体"/>
         <w:b/>
         <w:bCs/>
         <w:color w:themeColor="background1" w:val="FFFFFF"/>
@@ -5224,6 +5488,7 @@
         <w:spacing w:after="0" w:before="0" w:line="240" w:lineRule="auto"/>
       </w:pPr>
       <w:rPr>
+        <w:rFonts w:eastAsia="黑体"/>
         <w:b/>
         <w:bCs/>
       </w:rPr>
@@ -5239,12 +5504,14 @@
     </w:tblStylePr>
     <w:tblStylePr w:type="firstCol">
       <w:rPr>
+        <w:rFonts w:eastAsia="黑体"/>
         <w:b/>
         <w:bCs/>
       </w:rPr>
     </w:tblStylePr>
     <w:tblStylePr w:type="lastCol">
       <w:rPr>
+        <w:rFonts w:eastAsia="黑体"/>
         <w:b/>
         <w:bCs/>
       </w:rPr>
@@ -5302,6 +5569,7 @@
         <w:spacing w:after="0" w:before="0" w:line="240" w:lineRule="auto"/>
       </w:pPr>
       <w:rPr>
+        <w:rFonts w:eastAsia="黑体"/>
         <w:b/>
         <w:bCs/>
         <w:color w:themeColor="background1" w:val="FFFFFF"/>
@@ -5316,6 +5584,7 @@
         <w:spacing w:after="0" w:before="0" w:line="240" w:lineRule="auto"/>
       </w:pPr>
       <w:rPr>
+        <w:rFonts w:eastAsia="黑体"/>
         <w:b/>
         <w:bCs/>
       </w:rPr>
@@ -5331,12 +5600,14 @@
     </w:tblStylePr>
     <w:tblStylePr w:type="firstCol">
       <w:rPr>
+        <w:rFonts w:eastAsia="黑体"/>
         <w:b/>
         <w:bCs/>
       </w:rPr>
     </w:tblStylePr>
     <w:tblStylePr w:type="lastCol">
       <w:rPr>
+        <w:rFonts w:eastAsia="黑体"/>
         <w:b/>
         <w:bCs/>
       </w:rPr>
@@ -5396,7 +5667,7 @@
         <w:spacing w:after="0" w:before="0" w:line="240" w:lineRule="auto"/>
       </w:pPr>
       <w:rPr>
-        <w:rFonts w:asciiTheme="majorHAnsi" w:cstheme="majorBidi" w:eastAsiaTheme="majorEastAsia" w:hAnsiTheme="majorHAnsi"/>
+        <w:rFonts w:asciiTheme="majorHAnsi" w:cstheme="majorBidi" w:hAnsiTheme="majorHAnsi" w:eastAsia="黑体"/>
         <w:b/>
         <w:bCs/>
       </w:rPr>
@@ -5417,7 +5688,7 @@
         <w:spacing w:after="0" w:before="0" w:line="240" w:lineRule="auto"/>
       </w:pPr>
       <w:rPr>
-        <w:rFonts w:asciiTheme="majorHAnsi" w:cstheme="majorBidi" w:eastAsiaTheme="majorEastAsia" w:hAnsiTheme="majorHAnsi"/>
+        <w:rFonts w:asciiTheme="majorHAnsi" w:cstheme="majorBidi" w:hAnsiTheme="majorHAnsi" w:eastAsia="黑体"/>
         <w:b/>
         <w:bCs/>
       </w:rPr>
@@ -5435,14 +5706,14 @@
     </w:tblStylePr>
     <w:tblStylePr w:type="firstCol">
       <w:rPr>
-        <w:rFonts w:asciiTheme="majorHAnsi" w:cstheme="majorBidi" w:eastAsiaTheme="majorEastAsia" w:hAnsiTheme="majorHAnsi"/>
+        <w:rFonts w:asciiTheme="majorHAnsi" w:cstheme="majorBidi" w:hAnsiTheme="majorHAnsi" w:eastAsia="黑体"/>
         <w:b/>
         <w:bCs/>
       </w:rPr>
     </w:tblStylePr>
     <w:tblStylePr w:type="lastCol">
       <w:rPr>
-        <w:rFonts w:asciiTheme="majorHAnsi" w:cstheme="majorBidi" w:eastAsiaTheme="majorEastAsia" w:hAnsiTheme="majorHAnsi"/>
+        <w:rFonts w:asciiTheme="majorHAnsi" w:cstheme="majorBidi" w:hAnsiTheme="majorHAnsi" w:eastAsia="黑体"/>
         <w:b/>
         <w:bCs/>
       </w:rPr>
@@ -5526,7 +5797,7 @@
         <w:spacing w:after="0" w:before="0" w:line="240" w:lineRule="auto"/>
       </w:pPr>
       <w:rPr>
-        <w:rFonts w:asciiTheme="majorHAnsi" w:cstheme="majorBidi" w:eastAsiaTheme="majorEastAsia" w:hAnsiTheme="majorHAnsi"/>
+        <w:rFonts w:asciiTheme="majorHAnsi" w:cstheme="majorBidi" w:hAnsiTheme="majorHAnsi" w:eastAsia="黑体"/>
         <w:b/>
         <w:bCs/>
       </w:rPr>
@@ -5547,7 +5818,7 @@
         <w:spacing w:after="0" w:before="0" w:line="240" w:lineRule="auto"/>
       </w:pPr>
       <w:rPr>
-        <w:rFonts w:asciiTheme="majorHAnsi" w:cstheme="majorBidi" w:eastAsiaTheme="majorEastAsia" w:hAnsiTheme="majorHAnsi"/>
+        <w:rFonts w:asciiTheme="majorHAnsi" w:cstheme="majorBidi" w:hAnsiTheme="majorHAnsi" w:eastAsia="黑体"/>
         <w:b/>
         <w:bCs/>
       </w:rPr>
@@ -5565,14 +5836,14 @@
     </w:tblStylePr>
     <w:tblStylePr w:type="firstCol">
       <w:rPr>
-        <w:rFonts w:asciiTheme="majorHAnsi" w:cstheme="majorBidi" w:eastAsiaTheme="majorEastAsia" w:hAnsiTheme="majorHAnsi"/>
+        <w:rFonts w:asciiTheme="majorHAnsi" w:cstheme="majorBidi" w:hAnsiTheme="majorHAnsi" w:eastAsia="黑体"/>
         <w:b/>
         <w:bCs/>
       </w:rPr>
     </w:tblStylePr>
     <w:tblStylePr w:type="lastCol">
       <w:rPr>
-        <w:rFonts w:asciiTheme="majorHAnsi" w:cstheme="majorBidi" w:eastAsiaTheme="majorEastAsia" w:hAnsiTheme="majorHAnsi"/>
+        <w:rFonts w:asciiTheme="majorHAnsi" w:cstheme="majorBidi" w:hAnsiTheme="majorHAnsi" w:eastAsia="黑体"/>
         <w:b/>
         <w:bCs/>
       </w:rPr>
@@ -5656,7 +5927,7 @@
         <w:spacing w:after="0" w:before="0" w:line="240" w:lineRule="auto"/>
       </w:pPr>
       <w:rPr>
-        <w:rFonts w:asciiTheme="majorHAnsi" w:cstheme="majorBidi" w:eastAsiaTheme="majorEastAsia" w:hAnsiTheme="majorHAnsi"/>
+        <w:rFonts w:asciiTheme="majorHAnsi" w:cstheme="majorBidi" w:hAnsiTheme="majorHAnsi" w:eastAsia="黑体"/>
         <w:b/>
         <w:bCs/>
       </w:rPr>
@@ -5677,7 +5948,7 @@
         <w:spacing w:after="0" w:before="0" w:line="240" w:lineRule="auto"/>
       </w:pPr>
       <w:rPr>
-        <w:rFonts w:asciiTheme="majorHAnsi" w:cstheme="majorBidi" w:eastAsiaTheme="majorEastAsia" w:hAnsiTheme="majorHAnsi"/>
+        <w:rFonts w:asciiTheme="majorHAnsi" w:cstheme="majorBidi" w:hAnsiTheme="majorHAnsi" w:eastAsia="黑体"/>
         <w:b/>
         <w:bCs/>
       </w:rPr>
@@ -5695,14 +5966,14 @@
     </w:tblStylePr>
     <w:tblStylePr w:type="firstCol">
       <w:rPr>
-        <w:rFonts w:asciiTheme="majorHAnsi" w:cstheme="majorBidi" w:eastAsiaTheme="majorEastAsia" w:hAnsiTheme="majorHAnsi"/>
+        <w:rFonts w:asciiTheme="majorHAnsi" w:cstheme="majorBidi" w:hAnsiTheme="majorHAnsi" w:eastAsia="黑体"/>
         <w:b/>
         <w:bCs/>
       </w:rPr>
     </w:tblStylePr>
     <w:tblStylePr w:type="lastCol">
       <w:rPr>
-        <w:rFonts w:asciiTheme="majorHAnsi" w:cstheme="majorBidi" w:eastAsiaTheme="majorEastAsia" w:hAnsiTheme="majorHAnsi"/>
+        <w:rFonts w:asciiTheme="majorHAnsi" w:cstheme="majorBidi" w:hAnsiTheme="majorHAnsi" w:eastAsia="黑体"/>
         <w:b/>
         <w:bCs/>
       </w:rPr>
@@ -5786,7 +6057,7 @@
         <w:spacing w:after="0" w:before="0" w:line="240" w:lineRule="auto"/>
       </w:pPr>
       <w:rPr>
-        <w:rFonts w:asciiTheme="majorHAnsi" w:cstheme="majorBidi" w:eastAsiaTheme="majorEastAsia" w:hAnsiTheme="majorHAnsi"/>
+        <w:rFonts w:asciiTheme="majorHAnsi" w:cstheme="majorBidi" w:hAnsiTheme="majorHAnsi" w:eastAsia="黑体"/>
         <w:b/>
         <w:bCs/>
       </w:rPr>
@@ -5807,7 +6078,7 @@
         <w:spacing w:after="0" w:before="0" w:line="240" w:lineRule="auto"/>
       </w:pPr>
       <w:rPr>
-        <w:rFonts w:asciiTheme="majorHAnsi" w:cstheme="majorBidi" w:eastAsiaTheme="majorEastAsia" w:hAnsiTheme="majorHAnsi"/>
+        <w:rFonts w:asciiTheme="majorHAnsi" w:cstheme="majorBidi" w:hAnsiTheme="majorHAnsi" w:eastAsia="黑体"/>
         <w:b/>
         <w:bCs/>
       </w:rPr>
@@ -5825,14 +6096,14 @@
     </w:tblStylePr>
     <w:tblStylePr w:type="firstCol">
       <w:rPr>
-        <w:rFonts w:asciiTheme="majorHAnsi" w:cstheme="majorBidi" w:eastAsiaTheme="majorEastAsia" w:hAnsiTheme="majorHAnsi"/>
+        <w:rFonts w:asciiTheme="majorHAnsi" w:cstheme="majorBidi" w:hAnsiTheme="majorHAnsi" w:eastAsia="黑体"/>
         <w:b/>
         <w:bCs/>
       </w:rPr>
     </w:tblStylePr>
     <w:tblStylePr w:type="lastCol">
       <w:rPr>
-        <w:rFonts w:asciiTheme="majorHAnsi" w:cstheme="majorBidi" w:eastAsiaTheme="majorEastAsia" w:hAnsiTheme="majorHAnsi"/>
+        <w:rFonts w:asciiTheme="majorHAnsi" w:cstheme="majorBidi" w:hAnsiTheme="majorHAnsi" w:eastAsia="黑体"/>
         <w:b/>
         <w:bCs/>
       </w:rPr>
@@ -5916,7 +6187,7 @@
         <w:spacing w:after="0" w:before="0" w:line="240" w:lineRule="auto"/>
       </w:pPr>
       <w:rPr>
-        <w:rFonts w:asciiTheme="majorHAnsi" w:cstheme="majorBidi" w:eastAsiaTheme="majorEastAsia" w:hAnsiTheme="majorHAnsi"/>
+        <w:rFonts w:asciiTheme="majorHAnsi" w:cstheme="majorBidi" w:hAnsiTheme="majorHAnsi" w:eastAsia="黑体"/>
         <w:b/>
         <w:bCs/>
       </w:rPr>
@@ -5937,7 +6208,7 @@
         <w:spacing w:after="0" w:before="0" w:line="240" w:lineRule="auto"/>
       </w:pPr>
       <w:rPr>
-        <w:rFonts w:asciiTheme="majorHAnsi" w:cstheme="majorBidi" w:eastAsiaTheme="majorEastAsia" w:hAnsiTheme="majorHAnsi"/>
+        <w:rFonts w:asciiTheme="majorHAnsi" w:cstheme="majorBidi" w:hAnsiTheme="majorHAnsi" w:eastAsia="黑体"/>
         <w:b/>
         <w:bCs/>
       </w:rPr>
@@ -5955,14 +6226,14 @@
     </w:tblStylePr>
     <w:tblStylePr w:type="firstCol">
       <w:rPr>
-        <w:rFonts w:asciiTheme="majorHAnsi" w:cstheme="majorBidi" w:eastAsiaTheme="majorEastAsia" w:hAnsiTheme="majorHAnsi"/>
+        <w:rFonts w:asciiTheme="majorHAnsi" w:cstheme="majorBidi" w:hAnsiTheme="majorHAnsi" w:eastAsia="黑体"/>
         <w:b/>
         <w:bCs/>
       </w:rPr>
     </w:tblStylePr>
     <w:tblStylePr w:type="lastCol">
       <w:rPr>
-        <w:rFonts w:asciiTheme="majorHAnsi" w:cstheme="majorBidi" w:eastAsiaTheme="majorEastAsia" w:hAnsiTheme="majorHAnsi"/>
+        <w:rFonts w:asciiTheme="majorHAnsi" w:cstheme="majorBidi" w:hAnsiTheme="majorHAnsi" w:eastAsia="黑体"/>
         <w:b/>
         <w:bCs/>
       </w:rPr>
@@ -6046,7 +6317,7 @@
         <w:spacing w:after="0" w:before="0" w:line="240" w:lineRule="auto"/>
       </w:pPr>
       <w:rPr>
-        <w:rFonts w:asciiTheme="majorHAnsi" w:cstheme="majorBidi" w:eastAsiaTheme="majorEastAsia" w:hAnsiTheme="majorHAnsi"/>
+        <w:rFonts w:asciiTheme="majorHAnsi" w:cstheme="majorBidi" w:hAnsiTheme="majorHAnsi" w:eastAsia="黑体"/>
         <w:b/>
         <w:bCs/>
       </w:rPr>
@@ -6067,7 +6338,7 @@
         <w:spacing w:after="0" w:before="0" w:line="240" w:lineRule="auto"/>
       </w:pPr>
       <w:rPr>
-        <w:rFonts w:asciiTheme="majorHAnsi" w:cstheme="majorBidi" w:eastAsiaTheme="majorEastAsia" w:hAnsiTheme="majorHAnsi"/>
+        <w:rFonts w:asciiTheme="majorHAnsi" w:cstheme="majorBidi" w:hAnsiTheme="majorHAnsi" w:eastAsia="黑体"/>
         <w:b/>
         <w:bCs/>
       </w:rPr>
@@ -6085,14 +6356,14 @@
     </w:tblStylePr>
     <w:tblStylePr w:type="firstCol">
       <w:rPr>
-        <w:rFonts w:asciiTheme="majorHAnsi" w:cstheme="majorBidi" w:eastAsiaTheme="majorEastAsia" w:hAnsiTheme="majorHAnsi"/>
+        <w:rFonts w:asciiTheme="majorHAnsi" w:cstheme="majorBidi" w:hAnsiTheme="majorHAnsi" w:eastAsia="黑体"/>
         <w:b/>
         <w:bCs/>
       </w:rPr>
     </w:tblStylePr>
     <w:tblStylePr w:type="lastCol">
       <w:rPr>
-        <w:rFonts w:asciiTheme="majorHAnsi" w:cstheme="majorBidi" w:eastAsiaTheme="majorEastAsia" w:hAnsiTheme="majorHAnsi"/>
+        <w:rFonts w:asciiTheme="majorHAnsi" w:cstheme="majorBidi" w:hAnsiTheme="majorHAnsi" w:eastAsia="黑体"/>
         <w:b/>
         <w:bCs/>
       </w:rPr>
@@ -6176,7 +6447,7 @@
         <w:spacing w:after="0" w:before="0" w:line="240" w:lineRule="auto"/>
       </w:pPr>
       <w:rPr>
-        <w:rFonts w:asciiTheme="majorHAnsi" w:cstheme="majorBidi" w:eastAsiaTheme="majorEastAsia" w:hAnsiTheme="majorHAnsi"/>
+        <w:rFonts w:asciiTheme="majorHAnsi" w:cstheme="majorBidi" w:hAnsiTheme="majorHAnsi" w:eastAsia="黑体"/>
         <w:b/>
         <w:bCs/>
       </w:rPr>
@@ -6197,7 +6468,7 @@
         <w:spacing w:after="0" w:before="0" w:line="240" w:lineRule="auto"/>
       </w:pPr>
       <w:rPr>
-        <w:rFonts w:asciiTheme="majorHAnsi" w:cstheme="majorBidi" w:eastAsiaTheme="majorEastAsia" w:hAnsiTheme="majorHAnsi"/>
+        <w:rFonts w:asciiTheme="majorHAnsi" w:cstheme="majorBidi" w:hAnsiTheme="majorHAnsi" w:eastAsia="黑体"/>
         <w:b/>
         <w:bCs/>
       </w:rPr>
@@ -6215,14 +6486,14 @@
     </w:tblStylePr>
     <w:tblStylePr w:type="firstCol">
       <w:rPr>
-        <w:rFonts w:asciiTheme="majorHAnsi" w:cstheme="majorBidi" w:eastAsiaTheme="majorEastAsia" w:hAnsiTheme="majorHAnsi"/>
+        <w:rFonts w:asciiTheme="majorHAnsi" w:cstheme="majorBidi" w:hAnsiTheme="majorHAnsi" w:eastAsia="黑体"/>
         <w:b/>
         <w:bCs/>
       </w:rPr>
     </w:tblStylePr>
     <w:tblStylePr w:type="lastCol">
       <w:rPr>
-        <w:rFonts w:asciiTheme="majorHAnsi" w:cstheme="majorBidi" w:eastAsiaTheme="majorEastAsia" w:hAnsiTheme="majorHAnsi"/>
+        <w:rFonts w:asciiTheme="majorHAnsi" w:cstheme="majorBidi" w:hAnsiTheme="majorHAnsi" w:eastAsia="黑体"/>
         <w:b/>
         <w:bCs/>
       </w:rPr>
@@ -6305,6 +6576,7 @@
         <w:spacing w:after="0" w:before="0" w:line="240" w:lineRule="auto"/>
       </w:pPr>
       <w:rPr>
+        <w:rFonts w:eastAsia="黑体"/>
         <w:b/>
         <w:bCs/>
         <w:color w:themeColor="background1" w:val="FFFFFF"/>
@@ -6327,6 +6599,7 @@
         <w:spacing w:after="0" w:before="0" w:line="240" w:lineRule="auto"/>
       </w:pPr>
       <w:rPr>
+        <w:rFonts w:eastAsia="黑体"/>
         <w:b/>
         <w:bCs/>
       </w:rPr>
@@ -6344,12 +6617,14 @@
     </w:tblStylePr>
     <w:tblStylePr w:type="firstCol">
       <w:rPr>
+        <w:rFonts w:eastAsia="黑体"/>
         <w:b/>
         <w:bCs/>
       </w:rPr>
     </w:tblStylePr>
     <w:tblStylePr w:type="lastCol">
       <w:rPr>
+        <w:rFonts w:eastAsia="黑体"/>
         <w:b/>
         <w:bCs/>
       </w:rPr>
@@ -6411,6 +6686,7 @@
         <w:spacing w:after="0" w:before="0" w:line="240" w:lineRule="auto"/>
       </w:pPr>
       <w:rPr>
+        <w:rFonts w:eastAsia="黑体"/>
         <w:b/>
         <w:bCs/>
         <w:color w:themeColor="background1" w:val="FFFFFF"/>
@@ -6433,6 +6709,7 @@
         <w:spacing w:after="0" w:before="0" w:line="240" w:lineRule="auto"/>
       </w:pPr>
       <w:rPr>
+        <w:rFonts w:eastAsia="黑体"/>
         <w:b/>
         <w:bCs/>
       </w:rPr>
@@ -6450,12 +6727,14 @@
     </w:tblStylePr>
     <w:tblStylePr w:type="firstCol">
       <w:rPr>
+        <w:rFonts w:eastAsia="黑体"/>
         <w:b/>
         <w:bCs/>
       </w:rPr>
     </w:tblStylePr>
     <w:tblStylePr w:type="lastCol">
       <w:rPr>
+        <w:rFonts w:eastAsia="黑体"/>
         <w:b/>
         <w:bCs/>
       </w:rPr>
@@ -6517,6 +6796,7 @@
         <w:spacing w:after="0" w:before="0" w:line="240" w:lineRule="auto"/>
       </w:pPr>
       <w:rPr>
+        <w:rFonts w:eastAsia="黑体"/>
         <w:b/>
         <w:bCs/>
         <w:color w:themeColor="background1" w:val="FFFFFF"/>
@@ -6539,6 +6819,7 @@
         <w:spacing w:after="0" w:before="0" w:line="240" w:lineRule="auto"/>
       </w:pPr>
       <w:rPr>
+        <w:rFonts w:eastAsia="黑体"/>
         <w:b/>
         <w:bCs/>
       </w:rPr>
@@ -6556,12 +6837,14 @@
     </w:tblStylePr>
     <w:tblStylePr w:type="firstCol">
       <w:rPr>
+        <w:rFonts w:eastAsia="黑体"/>
         <w:b/>
         <w:bCs/>
       </w:rPr>
     </w:tblStylePr>
     <w:tblStylePr w:type="lastCol">
       <w:rPr>
+        <w:rFonts w:eastAsia="黑体"/>
         <w:b/>
         <w:bCs/>
       </w:rPr>
@@ -6623,6 +6906,7 @@
         <w:spacing w:after="0" w:before="0" w:line="240" w:lineRule="auto"/>
       </w:pPr>
       <w:rPr>
+        <w:rFonts w:eastAsia="黑体"/>
         <w:b/>
         <w:bCs/>
         <w:color w:themeColor="background1" w:val="FFFFFF"/>
@@ -6645,6 +6929,7 @@
         <w:spacing w:after="0" w:before="0" w:line="240" w:lineRule="auto"/>
       </w:pPr>
       <w:rPr>
+        <w:rFonts w:eastAsia="黑体"/>
         <w:b/>
         <w:bCs/>
       </w:rPr>
@@ -6662,12 +6947,14 @@
     </w:tblStylePr>
     <w:tblStylePr w:type="firstCol">
       <w:rPr>
+        <w:rFonts w:eastAsia="黑体"/>
         <w:b/>
         <w:bCs/>
       </w:rPr>
     </w:tblStylePr>
     <w:tblStylePr w:type="lastCol">
       <w:rPr>
+        <w:rFonts w:eastAsia="黑体"/>
         <w:b/>
         <w:bCs/>
       </w:rPr>
@@ -6729,6 +7016,7 @@
         <w:spacing w:after="0" w:before="0" w:line="240" w:lineRule="auto"/>
       </w:pPr>
       <w:rPr>
+        <w:rFonts w:eastAsia="黑体"/>
         <w:b/>
         <w:bCs/>
         <w:color w:themeColor="background1" w:val="FFFFFF"/>
@@ -6751,6 +7039,7 @@
         <w:spacing w:after="0" w:before="0" w:line="240" w:lineRule="auto"/>
       </w:pPr>
       <w:rPr>
+        <w:rFonts w:eastAsia="黑体"/>
         <w:b/>
         <w:bCs/>
       </w:rPr>
@@ -6768,12 +7057,14 @@
     </w:tblStylePr>
     <w:tblStylePr w:type="firstCol">
       <w:rPr>
+        <w:rFonts w:eastAsia="黑体"/>
         <w:b/>
         <w:bCs/>
       </w:rPr>
     </w:tblStylePr>
     <w:tblStylePr w:type="lastCol">
       <w:rPr>
+        <w:rFonts w:eastAsia="黑体"/>
         <w:b/>
         <w:bCs/>
       </w:rPr>
@@ -6835,6 +7126,7 @@
         <w:spacing w:after="0" w:before="0" w:line="240" w:lineRule="auto"/>
       </w:pPr>
       <w:rPr>
+        <w:rFonts w:eastAsia="黑体"/>
         <w:b/>
         <w:bCs/>
         <w:color w:themeColor="background1" w:val="FFFFFF"/>
@@ -6857,6 +7149,7 @@
         <w:spacing w:after="0" w:before="0" w:line="240" w:lineRule="auto"/>
       </w:pPr>
       <w:rPr>
+        <w:rFonts w:eastAsia="黑体"/>
         <w:b/>
         <w:bCs/>
       </w:rPr>
@@ -6874,12 +7167,14 @@
     </w:tblStylePr>
     <w:tblStylePr w:type="firstCol">
       <w:rPr>
+        <w:rFonts w:eastAsia="黑体"/>
         <w:b/>
         <w:bCs/>
       </w:rPr>
     </w:tblStylePr>
     <w:tblStylePr w:type="lastCol">
       <w:rPr>
+        <w:rFonts w:eastAsia="黑体"/>
         <w:b/>
         <w:bCs/>
       </w:rPr>
@@ -6941,6 +7236,7 @@
         <w:spacing w:after="0" w:before="0" w:line="240" w:lineRule="auto"/>
       </w:pPr>
       <w:rPr>
+        <w:rFonts w:eastAsia="黑体"/>
         <w:b/>
         <w:bCs/>
         <w:color w:themeColor="background1" w:val="FFFFFF"/>
@@ -6963,6 +7259,7 @@
         <w:spacing w:after="0" w:before="0" w:line="240" w:lineRule="auto"/>
       </w:pPr>
       <w:rPr>
+        <w:rFonts w:eastAsia="黑体"/>
         <w:b/>
         <w:bCs/>
       </w:rPr>
@@ -6980,12 +7277,14 @@
     </w:tblStylePr>
     <w:tblStylePr w:type="firstCol">
       <w:rPr>
+        <w:rFonts w:eastAsia="黑体"/>
         <w:b/>
         <w:bCs/>
       </w:rPr>
     </w:tblStylePr>
     <w:tblStylePr w:type="lastCol">
       <w:rPr>
+        <w:rFonts w:eastAsia="黑体"/>
         <w:b/>
         <w:bCs/>
       </w:rPr>
@@ -7044,6 +7343,7 @@
         <w:spacing w:after="0" w:before="0" w:line="240" w:lineRule="auto"/>
       </w:pPr>
       <w:rPr>
+        <w:rFonts w:eastAsia="黑体"/>
         <w:b/>
         <w:bCs/>
         <w:color w:themeColor="background1" w:val="FFFFFF"/>
@@ -7066,6 +7366,7 @@
         <w:spacing w:after="0" w:before="0" w:line="240" w:lineRule="auto"/>
       </w:pPr>
       <w:rPr>
+        <w:rFonts w:eastAsia="黑体"/>
         <w:color w:val="auto"/>
       </w:rPr>
       <w:tblPr/>
@@ -7083,6 +7384,7 @@
     </w:tblStylePr>
     <w:tblStylePr w:type="firstCol">
       <w:rPr>
+        <w:rFonts w:eastAsia="黑体"/>
         <w:b/>
         <w:bCs/>
         <w:color w:themeColor="background1" w:val="FFFFFF"/>
@@ -7102,6 +7404,7 @@
     </w:tblStylePr>
     <w:tblStylePr w:type="lastCol">
       <w:rPr>
+        <w:rFonts w:eastAsia="黑体"/>
         <w:b/>
         <w:bCs/>
         <w:color w:themeColor="background1" w:val="FFFFFF"/>
@@ -7150,6 +7453,7 @@
     </w:tblStylePr>
     <w:tblStylePr w:type="nwCell">
       <w:rPr>
+        <w:rFonts w:eastAsia="黑体"/>
         <w:color w:themeColor="background1" w:val="FFFFFF"/>
       </w:rPr>
       <w:tblPr/>
@@ -7193,6 +7497,7 @@
         <w:spacing w:after="0" w:before="0" w:line="240" w:lineRule="auto"/>
       </w:pPr>
       <w:rPr>
+        <w:rFonts w:eastAsia="黑体"/>
         <w:b/>
         <w:bCs/>
         <w:color w:themeColor="background1" w:val="FFFFFF"/>
@@ -7215,6 +7520,7 @@
         <w:spacing w:after="0" w:before="0" w:line="240" w:lineRule="auto"/>
       </w:pPr>
       <w:rPr>
+        <w:rFonts w:eastAsia="黑体"/>
         <w:color w:val="auto"/>
       </w:rPr>
       <w:tblPr/>
@@ -7232,6 +7538,7 @@
     </w:tblStylePr>
     <w:tblStylePr w:type="firstCol">
       <w:rPr>
+        <w:rFonts w:eastAsia="黑体"/>
         <w:b/>
         <w:bCs/>
         <w:color w:themeColor="background1" w:val="FFFFFF"/>
@@ -7251,6 +7558,7 @@
     </w:tblStylePr>
     <w:tblStylePr w:type="lastCol">
       <w:rPr>
+        <w:rFonts w:eastAsia="黑体"/>
         <w:b/>
         <w:bCs/>
         <w:color w:themeColor="background1" w:val="FFFFFF"/>
@@ -7299,6 +7607,7 @@
     </w:tblStylePr>
     <w:tblStylePr w:type="nwCell">
       <w:rPr>
+        <w:rFonts w:eastAsia="黑体"/>
         <w:color w:themeColor="background1" w:val="FFFFFF"/>
       </w:rPr>
       <w:tblPr/>
@@ -7342,6 +7651,7 @@
         <w:spacing w:after="0" w:before="0" w:line="240" w:lineRule="auto"/>
       </w:pPr>
       <w:rPr>
+        <w:rFonts w:eastAsia="黑体"/>
         <w:b/>
         <w:bCs/>
         <w:color w:themeColor="background1" w:val="FFFFFF"/>
@@ -7364,6 +7674,7 @@
         <w:spacing w:after="0" w:before="0" w:line="240" w:lineRule="auto"/>
       </w:pPr>
       <w:rPr>
+        <w:rFonts w:eastAsia="黑体"/>
         <w:color w:val="auto"/>
       </w:rPr>
       <w:tblPr/>
@@ -7381,6 +7692,7 @@
     </w:tblStylePr>
     <w:tblStylePr w:type="firstCol">
       <w:rPr>
+        <w:rFonts w:eastAsia="黑体"/>
         <w:b/>
         <w:bCs/>
         <w:color w:themeColor="background1" w:val="FFFFFF"/>
@@ -7400,6 +7712,7 @@
     </w:tblStylePr>
     <w:tblStylePr w:type="lastCol">
       <w:rPr>
+        <w:rFonts w:eastAsia="黑体"/>
         <w:b/>
         <w:bCs/>
         <w:color w:themeColor="background1" w:val="FFFFFF"/>
@@ -7448,6 +7761,7 @@
     </w:tblStylePr>
     <w:tblStylePr w:type="nwCell">
       <w:rPr>
+        <w:rFonts w:eastAsia="黑体"/>
         <w:color w:themeColor="background1" w:val="FFFFFF"/>
       </w:rPr>
       <w:tblPr/>
@@ -7491,6 +7805,7 @@
         <w:spacing w:after="0" w:before="0" w:line="240" w:lineRule="auto"/>
       </w:pPr>
       <w:rPr>
+        <w:rFonts w:eastAsia="黑体"/>
         <w:b/>
         <w:bCs/>
         <w:color w:themeColor="background1" w:val="FFFFFF"/>
@@ -7513,6 +7828,7 @@
         <w:spacing w:after="0" w:before="0" w:line="240" w:lineRule="auto"/>
       </w:pPr>
       <w:rPr>
+        <w:rFonts w:eastAsia="黑体"/>
         <w:color w:val="auto"/>
       </w:rPr>
       <w:tblPr/>
@@ -7530,6 +7846,7 @@
     </w:tblStylePr>
     <w:tblStylePr w:type="firstCol">
       <w:rPr>
+        <w:rFonts w:eastAsia="黑体"/>
         <w:b/>
         <w:bCs/>
         <w:color w:themeColor="background1" w:val="FFFFFF"/>
@@ -7549,6 +7866,7 @@
     </w:tblStylePr>
     <w:tblStylePr w:type="lastCol">
       <w:rPr>
+        <w:rFonts w:eastAsia="黑体"/>
         <w:b/>
         <w:bCs/>
         <w:color w:themeColor="background1" w:val="FFFFFF"/>
@@ -7597,6 +7915,7 @@
     </w:tblStylePr>
     <w:tblStylePr w:type="nwCell">
       <w:rPr>
+        <w:rFonts w:eastAsia="黑体"/>
         <w:color w:themeColor="background1" w:val="FFFFFF"/>
       </w:rPr>
       <w:tblPr/>
@@ -7640,6 +7959,7 @@
         <w:spacing w:after="0" w:before="0" w:line="240" w:lineRule="auto"/>
       </w:pPr>
       <w:rPr>
+        <w:rFonts w:eastAsia="黑体"/>
         <w:b/>
         <w:bCs/>
         <w:color w:themeColor="background1" w:val="FFFFFF"/>
@@ -7662,6 +7982,7 @@
         <w:spacing w:after="0" w:before="0" w:line="240" w:lineRule="auto"/>
       </w:pPr>
       <w:rPr>
+        <w:rFonts w:eastAsia="黑体"/>
         <w:color w:val="auto"/>
       </w:rPr>
       <w:tblPr/>
@@ -7679,6 +8000,7 @@
     </w:tblStylePr>
     <w:tblStylePr w:type="firstCol">
       <w:rPr>
+        <w:rFonts w:eastAsia="黑体"/>
         <w:b/>
         <w:bCs/>
         <w:color w:themeColor="background1" w:val="FFFFFF"/>
@@ -7698,6 +8020,7 @@
     </w:tblStylePr>
     <w:tblStylePr w:type="lastCol">
       <w:rPr>
+        <w:rFonts w:eastAsia="黑体"/>
         <w:b/>
         <w:bCs/>
         <w:color w:themeColor="background1" w:val="FFFFFF"/>
@@ -7746,6 +8069,7 @@
     </w:tblStylePr>
     <w:tblStylePr w:type="nwCell">
       <w:rPr>
+        <w:rFonts w:eastAsia="黑体"/>
         <w:color w:themeColor="background1" w:val="FFFFFF"/>
       </w:rPr>
       <w:tblPr/>
@@ -7789,6 +8113,7 @@
         <w:spacing w:after="0" w:before="0" w:line="240" w:lineRule="auto"/>
       </w:pPr>
       <w:rPr>
+        <w:rFonts w:eastAsia="黑体"/>
         <w:b/>
         <w:bCs/>
         <w:color w:themeColor="background1" w:val="FFFFFF"/>
@@ -7811,6 +8136,7 @@
         <w:spacing w:after="0" w:before="0" w:line="240" w:lineRule="auto"/>
       </w:pPr>
       <w:rPr>
+        <w:rFonts w:eastAsia="黑体"/>
         <w:color w:val="auto"/>
       </w:rPr>
       <w:tblPr/>
@@ -7828,6 +8154,7 @@
     </w:tblStylePr>
     <w:tblStylePr w:type="firstCol">
       <w:rPr>
+        <w:rFonts w:eastAsia="黑体"/>
         <w:b/>
         <w:bCs/>
         <w:color w:themeColor="background1" w:val="FFFFFF"/>
@@ -7847,6 +8174,7 @@
     </w:tblStylePr>
     <w:tblStylePr w:type="lastCol">
       <w:rPr>
+        <w:rFonts w:eastAsia="黑体"/>
         <w:b/>
         <w:bCs/>
         <w:color w:themeColor="background1" w:val="FFFFFF"/>
@@ -7895,6 +8223,7 @@
     </w:tblStylePr>
     <w:tblStylePr w:type="nwCell">
       <w:rPr>
+        <w:rFonts w:eastAsia="黑体"/>
         <w:color w:themeColor="background1" w:val="FFFFFF"/>
       </w:rPr>
       <w:tblPr/>
@@ -7938,6 +8267,7 @@
         <w:spacing w:after="0" w:before="0" w:line="240" w:lineRule="auto"/>
       </w:pPr>
       <w:rPr>
+        <w:rFonts w:eastAsia="黑体"/>
         <w:b/>
         <w:bCs/>
         <w:color w:themeColor="background1" w:val="FFFFFF"/>
@@ -7960,6 +8290,7 @@
         <w:spacing w:after="0" w:before="0" w:line="240" w:lineRule="auto"/>
       </w:pPr>
       <w:rPr>
+        <w:rFonts w:eastAsia="黑体"/>
         <w:color w:val="auto"/>
       </w:rPr>
       <w:tblPr/>
@@ -7977,6 +8308,7 @@
     </w:tblStylePr>
     <w:tblStylePr w:type="firstCol">
       <w:rPr>
+        <w:rFonts w:eastAsia="黑体"/>
         <w:b/>
         <w:bCs/>
         <w:color w:themeColor="background1" w:val="FFFFFF"/>
@@ -7996,6 +8328,7 @@
     </w:tblStylePr>
     <w:tblStylePr w:type="lastCol">
       <w:rPr>
+        <w:rFonts w:eastAsia="黑体"/>
         <w:b/>
         <w:bCs/>
         <w:color w:themeColor="background1" w:val="FFFFFF"/>
@@ -8044,6 +8377,7 @@
     </w:tblStylePr>
     <w:tblStylePr w:type="nwCell">
       <w:rPr>
+        <w:rFonts w:eastAsia="黑体"/>
         <w:color w:themeColor="background1" w:val="FFFFFF"/>
       </w:rPr>
       <w:tblPr/>
@@ -8068,6 +8402,7 @@
       <w:spacing w:after="0" w:line="240" w:lineRule="auto"/>
     </w:pPr>
     <w:rPr>
+      <w:rFonts w:eastAsia="黑体"/>
       <w:color w:themeColor="text1" w:val="000000"/>
     </w:rPr>
     <w:tblPr>
@@ -8087,7 +8422,7 @@
     </w:tblPr>
     <w:tblStylePr w:type="firstRow">
       <w:rPr>
-        <w:rFonts w:asciiTheme="majorHAnsi" w:cstheme="majorBidi" w:eastAsiaTheme="majorEastAsia" w:hAnsiTheme="majorHAnsi"/>
+        <w:rFonts w:asciiTheme="majorHAnsi" w:cstheme="majorBidi" w:hAnsiTheme="majorHAnsi" w:eastAsia="黑体"/>
       </w:rPr>
       <w:tblPr/>
       <w:tcPr>
@@ -8099,6 +8434,7 @@
     </w:tblStylePr>
     <w:tblStylePr w:type="lastRow">
       <w:rPr>
+        <w:rFonts w:eastAsia="黑体"/>
         <w:b/>
         <w:bCs/>
         <w:color w:themeColor="text2" w:val="1F497D"/>
@@ -8113,12 +8449,14 @@
     </w:tblStylePr>
     <w:tblStylePr w:type="firstCol">
       <w:rPr>
+        <w:rFonts w:eastAsia="黑体"/>
         <w:b/>
         <w:bCs/>
       </w:rPr>
     </w:tblStylePr>
     <w:tblStylePr w:type="lastCol">
       <w:rPr>
+        <w:rFonts w:eastAsia="黑体"/>
         <w:b/>
         <w:bCs/>
       </w:rPr>
@@ -8152,6 +8490,7 @@
       <w:spacing w:after="0" w:line="240" w:lineRule="auto"/>
     </w:pPr>
     <w:rPr>
+      <w:rFonts w:eastAsia="黑体"/>
       <w:color w:themeColor="text1" w:val="000000"/>
     </w:rPr>
     <w:tblPr>
@@ -8171,7 +8510,7 @@
     </w:tblPr>
     <w:tblStylePr w:type="firstRow">
       <w:rPr>
-        <w:rFonts w:asciiTheme="majorHAnsi" w:cstheme="majorBidi" w:eastAsiaTheme="majorEastAsia" w:hAnsiTheme="majorHAnsi"/>
+        <w:rFonts w:asciiTheme="majorHAnsi" w:cstheme="majorBidi" w:hAnsiTheme="majorHAnsi" w:eastAsia="黑体"/>
       </w:rPr>
       <w:tblPr/>
       <w:tcPr>
@@ -8183,6 +8522,7 @@
     </w:tblStylePr>
     <w:tblStylePr w:type="lastRow">
       <w:rPr>
+        <w:rFonts w:eastAsia="黑体"/>
         <w:b/>
         <w:bCs/>
         <w:color w:themeColor="text2" w:val="1F497D"/>
@@ -8197,12 +8537,14 @@
     </w:tblStylePr>
     <w:tblStylePr w:type="firstCol">
       <w:rPr>
+        <w:rFonts w:eastAsia="黑体"/>
         <w:b/>
         <w:bCs/>
       </w:rPr>
     </w:tblStylePr>
     <w:tblStylePr w:type="lastCol">
       <w:rPr>
+        <w:rFonts w:eastAsia="黑体"/>
         <w:b/>
         <w:bCs/>
       </w:rPr>
@@ -8236,6 +8578,7 @@
       <w:spacing w:after="0" w:line="240" w:lineRule="auto"/>
     </w:pPr>
     <w:rPr>
+      <w:rFonts w:eastAsia="黑体"/>
       <w:color w:themeColor="text1" w:val="000000"/>
     </w:rPr>
     <w:tblPr>
@@ -8255,7 +8598,7 @@
     </w:tblPr>
     <w:tblStylePr w:type="firstRow">
       <w:rPr>
-        <w:rFonts w:asciiTheme="majorHAnsi" w:cstheme="majorBidi" w:eastAsiaTheme="majorEastAsia" w:hAnsiTheme="majorHAnsi"/>
+        <w:rFonts w:asciiTheme="majorHAnsi" w:cstheme="majorBidi" w:hAnsiTheme="majorHAnsi" w:eastAsia="黑体"/>
       </w:rPr>
       <w:tblPr/>
       <w:tcPr>
@@ -8267,6 +8610,7 @@
     </w:tblStylePr>
     <w:tblStylePr w:type="lastRow">
       <w:rPr>
+        <w:rFonts w:eastAsia="黑体"/>
         <w:b/>
         <w:bCs/>
         <w:color w:themeColor="text2" w:val="1F497D"/>
@@ -8281,12 +8625,14 @@
     </w:tblStylePr>
     <w:tblStylePr w:type="firstCol">
       <w:rPr>
+        <w:rFonts w:eastAsia="黑体"/>
         <w:b/>
         <w:bCs/>
       </w:rPr>
     </w:tblStylePr>
     <w:tblStylePr w:type="lastCol">
       <w:rPr>
+        <w:rFonts w:eastAsia="黑体"/>
         <w:b/>
         <w:bCs/>
       </w:rPr>
@@ -8320,6 +8666,7 @@
       <w:spacing w:after="0" w:line="240" w:lineRule="auto"/>
     </w:pPr>
     <w:rPr>
+      <w:rFonts w:eastAsia="黑体"/>
       <w:color w:themeColor="text1" w:val="000000"/>
     </w:rPr>
     <w:tblPr>
@@ -8339,7 +8686,7 @@
     </w:tblPr>
     <w:tblStylePr w:type="firstRow">
       <w:rPr>
-        <w:rFonts w:asciiTheme="majorHAnsi" w:cstheme="majorBidi" w:eastAsiaTheme="majorEastAsia" w:hAnsiTheme="majorHAnsi"/>
+        <w:rFonts w:asciiTheme="majorHAnsi" w:cstheme="majorBidi" w:hAnsiTheme="majorHAnsi" w:eastAsia="黑体"/>
       </w:rPr>
       <w:tblPr/>
       <w:tcPr>
@@ -8351,6 +8698,7 @@
     </w:tblStylePr>
     <w:tblStylePr w:type="lastRow">
       <w:rPr>
+        <w:rFonts w:eastAsia="黑体"/>
         <w:b/>
         <w:bCs/>
         <w:color w:themeColor="text2" w:val="1F497D"/>
@@ -8365,12 +8713,14 @@
     </w:tblStylePr>
     <w:tblStylePr w:type="firstCol">
       <w:rPr>
+        <w:rFonts w:eastAsia="黑体"/>
         <w:b/>
         <w:bCs/>
       </w:rPr>
     </w:tblStylePr>
     <w:tblStylePr w:type="lastCol">
       <w:rPr>
+        <w:rFonts w:eastAsia="黑体"/>
         <w:b/>
         <w:bCs/>
       </w:rPr>
@@ -8404,6 +8754,7 @@
       <w:spacing w:after="0" w:line="240" w:lineRule="auto"/>
     </w:pPr>
     <w:rPr>
+      <w:rFonts w:eastAsia="黑体"/>
       <w:color w:themeColor="text1" w:val="000000"/>
     </w:rPr>
     <w:tblPr>
@@ -8423,7 +8774,7 @@
     </w:tblPr>
     <w:tblStylePr w:type="firstRow">
       <w:rPr>
-        <w:rFonts w:asciiTheme="majorHAnsi" w:cstheme="majorBidi" w:eastAsiaTheme="majorEastAsia" w:hAnsiTheme="majorHAnsi"/>
+        <w:rFonts w:asciiTheme="majorHAnsi" w:cstheme="majorBidi" w:hAnsiTheme="majorHAnsi" w:eastAsia="黑体"/>
       </w:rPr>
       <w:tblPr/>
       <w:tcPr>
@@ -8435,6 +8786,7 @@
     </w:tblStylePr>
     <w:tblStylePr w:type="lastRow">
       <w:rPr>
+        <w:rFonts w:eastAsia="黑体"/>
         <w:b/>
         <w:bCs/>
         <w:color w:themeColor="text2" w:val="1F497D"/>
@@ -8449,12 +8801,14 @@
     </w:tblStylePr>
     <w:tblStylePr w:type="firstCol">
       <w:rPr>
+        <w:rFonts w:eastAsia="黑体"/>
         <w:b/>
         <w:bCs/>
       </w:rPr>
     </w:tblStylePr>
     <w:tblStylePr w:type="lastCol">
       <w:rPr>
+        <w:rFonts w:eastAsia="黑体"/>
         <w:b/>
         <w:bCs/>
       </w:rPr>
@@ -8488,6 +8842,7 @@
       <w:spacing w:after="0" w:line="240" w:lineRule="auto"/>
     </w:pPr>
     <w:rPr>
+      <w:rFonts w:eastAsia="黑体"/>
       <w:color w:themeColor="text1" w:val="000000"/>
     </w:rPr>
     <w:tblPr>
@@ -8507,7 +8862,7 @@
     </w:tblPr>
     <w:tblStylePr w:type="firstRow">
       <w:rPr>
-        <w:rFonts w:asciiTheme="majorHAnsi" w:cstheme="majorBidi" w:eastAsiaTheme="majorEastAsia" w:hAnsiTheme="majorHAnsi"/>
+        <w:rFonts w:asciiTheme="majorHAnsi" w:cstheme="majorBidi" w:hAnsiTheme="majorHAnsi" w:eastAsia="黑体"/>
       </w:rPr>
       <w:tblPr/>
       <w:tcPr>
@@ -8519,6 +8874,7 @@
     </w:tblStylePr>
     <w:tblStylePr w:type="lastRow">
       <w:rPr>
+        <w:rFonts w:eastAsia="黑体"/>
         <w:b/>
         <w:bCs/>
         <w:color w:themeColor="text2" w:val="1F497D"/>
@@ -8533,12 +8889,14 @@
     </w:tblStylePr>
     <w:tblStylePr w:type="firstCol">
       <w:rPr>
+        <w:rFonts w:eastAsia="黑体"/>
         <w:b/>
         <w:bCs/>
       </w:rPr>
     </w:tblStylePr>
     <w:tblStylePr w:type="lastCol">
       <w:rPr>
+        <w:rFonts w:eastAsia="黑体"/>
         <w:b/>
         <w:bCs/>
       </w:rPr>
@@ -8572,6 +8930,7 @@
       <w:spacing w:after="0" w:line="240" w:lineRule="auto"/>
     </w:pPr>
     <w:rPr>
+      <w:rFonts w:eastAsia="黑体"/>
       <w:color w:themeColor="text1" w:val="000000"/>
     </w:rPr>
     <w:tblPr>
@@ -8591,7 +8950,7 @@
     </w:tblPr>
     <w:tblStylePr w:type="firstRow">
       <w:rPr>
-        <w:rFonts w:asciiTheme="majorHAnsi" w:cstheme="majorBidi" w:eastAsiaTheme="majorEastAsia" w:hAnsiTheme="majorHAnsi"/>
+        <w:rFonts w:asciiTheme="majorHAnsi" w:cstheme="majorBidi" w:hAnsiTheme="majorHAnsi" w:eastAsia="黑体"/>
       </w:rPr>
       <w:tblPr/>
       <w:tcPr>
@@ -8603,6 +8962,7 @@
     </w:tblStylePr>
     <w:tblStylePr w:type="lastRow">
       <w:rPr>
+        <w:rFonts w:eastAsia="黑体"/>
         <w:b/>
         <w:bCs/>
         <w:color w:themeColor="text2" w:val="1F497D"/>
@@ -8617,12 +8977,14 @@
     </w:tblStylePr>
     <w:tblStylePr w:type="firstCol">
       <w:rPr>
+        <w:rFonts w:eastAsia="黑体"/>
         <w:b/>
         <w:bCs/>
       </w:rPr>
     </w:tblStylePr>
     <w:tblStylePr w:type="lastCol">
       <w:rPr>
+        <w:rFonts w:eastAsia="黑体"/>
         <w:b/>
         <w:bCs/>
       </w:rPr>
@@ -8656,7 +9018,7 @@
       <w:spacing w:after="0" w:line="240" w:lineRule="auto"/>
     </w:pPr>
     <w:rPr>
-      <w:rFonts w:asciiTheme="majorHAnsi" w:cstheme="majorBidi" w:eastAsiaTheme="majorEastAsia" w:hAnsiTheme="majorHAnsi"/>
+      <w:rFonts w:asciiTheme="majorHAnsi" w:cstheme="majorBidi" w:hAnsiTheme="majorHAnsi" w:eastAsia="黑体"/>
       <w:color w:themeColor="text1" w:val="000000"/>
     </w:rPr>
     <w:tblPr>
@@ -8678,6 +9040,7 @@
     </w:tblPr>
     <w:tblStylePr w:type="firstRow">
       <w:rPr>
+        <w:rFonts w:eastAsia="黑体"/>
         <w:sz w:val="24"/>
         <w:szCs w:val="24"/>
       </w:rPr>
@@ -8784,7 +9147,7 @@
       <w:spacing w:after="0" w:line="240" w:lineRule="auto"/>
     </w:pPr>
     <w:rPr>
-      <w:rFonts w:asciiTheme="majorHAnsi" w:cstheme="majorBidi" w:eastAsiaTheme="majorEastAsia" w:hAnsiTheme="majorHAnsi"/>
+      <w:rFonts w:asciiTheme="majorHAnsi" w:cstheme="majorBidi" w:hAnsiTheme="majorHAnsi" w:eastAsia="黑体"/>
       <w:color w:themeColor="text1" w:val="000000"/>
     </w:rPr>
     <w:tblPr>
@@ -8806,6 +9169,7 @@
     </w:tblPr>
     <w:tblStylePr w:type="firstRow">
       <w:rPr>
+        <w:rFonts w:eastAsia="黑体"/>
         <w:sz w:val="24"/>
         <w:szCs w:val="24"/>
       </w:rPr>
@@ -8912,7 +9276,7 @@
       <w:spacing w:after="0" w:line="240" w:lineRule="auto"/>
     </w:pPr>
     <w:rPr>
-      <w:rFonts w:asciiTheme="majorHAnsi" w:cstheme="majorBidi" w:eastAsiaTheme="majorEastAsia" w:hAnsiTheme="majorHAnsi"/>
+      <w:rFonts w:asciiTheme="majorHAnsi" w:cstheme="majorBidi" w:hAnsiTheme="majorHAnsi" w:eastAsia="黑体"/>
       <w:color w:themeColor="text1" w:val="000000"/>
     </w:rPr>
     <w:tblPr>
@@ -8934,6 +9298,7 @@
     </w:tblPr>
     <w:tblStylePr w:type="firstRow">
       <w:rPr>
+        <w:rFonts w:eastAsia="黑体"/>
         <w:sz w:val="24"/>
         <w:szCs w:val="24"/>
       </w:rPr>
@@ -9040,7 +9405,7 @@
       <w:spacing w:after="0" w:line="240" w:lineRule="auto"/>
     </w:pPr>
     <w:rPr>
-      <w:rFonts w:asciiTheme="majorHAnsi" w:cstheme="majorBidi" w:eastAsiaTheme="majorEastAsia" w:hAnsiTheme="majorHAnsi"/>
+      <w:rFonts w:asciiTheme="majorHAnsi" w:cstheme="majorBidi" w:hAnsiTheme="majorHAnsi" w:eastAsia="黑体"/>
       <w:color w:themeColor="text1" w:val="000000"/>
     </w:rPr>
     <w:tblPr>
@@ -9062,6 +9427,7 @@
     </w:tblPr>
     <w:tblStylePr w:type="firstRow">
       <w:rPr>
+        <w:rFonts w:eastAsia="黑体"/>
         <w:sz w:val="24"/>
         <w:szCs w:val="24"/>
       </w:rPr>
@@ -9168,7 +9534,7 @@
       <w:spacing w:after="0" w:line="240" w:lineRule="auto"/>
     </w:pPr>
     <w:rPr>
-      <w:rFonts w:asciiTheme="majorHAnsi" w:cstheme="majorBidi" w:eastAsiaTheme="majorEastAsia" w:hAnsiTheme="majorHAnsi"/>
+      <w:rFonts w:asciiTheme="majorHAnsi" w:cstheme="majorBidi" w:hAnsiTheme="majorHAnsi" w:eastAsia="黑体"/>
       <w:color w:themeColor="text1" w:val="000000"/>
     </w:rPr>
     <w:tblPr>
@@ -9190,6 +9556,7 @@
     </w:tblPr>
     <w:tblStylePr w:type="firstRow">
       <w:rPr>
+        <w:rFonts w:eastAsia="黑体"/>
         <w:sz w:val="24"/>
         <w:szCs w:val="24"/>
       </w:rPr>
@@ -9296,7 +9663,7 @@
       <w:spacing w:after="0" w:line="240" w:lineRule="auto"/>
     </w:pPr>
     <w:rPr>
-      <w:rFonts w:asciiTheme="majorHAnsi" w:cstheme="majorBidi" w:eastAsiaTheme="majorEastAsia" w:hAnsiTheme="majorHAnsi"/>
+      <w:rFonts w:asciiTheme="majorHAnsi" w:cstheme="majorBidi" w:hAnsiTheme="majorHAnsi" w:eastAsia="黑体"/>
       <w:color w:themeColor="text1" w:val="000000"/>
     </w:rPr>
     <w:tblPr>
@@ -9318,6 +9685,7 @@
     </w:tblPr>
     <w:tblStylePr w:type="firstRow">
       <w:rPr>
+        <w:rFonts w:eastAsia="黑体"/>
         <w:sz w:val="24"/>
         <w:szCs w:val="24"/>
       </w:rPr>
@@ -9424,7 +9792,7 @@
       <w:spacing w:after="0" w:line="240" w:lineRule="auto"/>
     </w:pPr>
     <w:rPr>
-      <w:rFonts w:asciiTheme="majorHAnsi" w:cstheme="majorBidi" w:eastAsiaTheme="majorEastAsia" w:hAnsiTheme="majorHAnsi"/>
+      <w:rFonts w:asciiTheme="majorHAnsi" w:cstheme="majorBidi" w:hAnsiTheme="majorHAnsi" w:eastAsia="黑体"/>
       <w:color w:themeColor="text1" w:val="000000"/>
     </w:rPr>
     <w:tblPr>
@@ -9446,6 +9814,7 @@
     </w:tblPr>
     <w:tblStylePr w:type="firstRow">
       <w:rPr>
+        <w:rFonts w:eastAsia="黑体"/>
         <w:sz w:val="24"/>
         <w:szCs w:val="24"/>
       </w:rPr>
@@ -9575,12 +9944,14 @@
     </w:tcPr>
     <w:tblStylePr w:type="firstRow">
       <w:rPr>
+        <w:rFonts w:eastAsia="黑体"/>
         <w:b/>
         <w:bCs/>
       </w:rPr>
     </w:tblStylePr>
     <w:tblStylePr w:type="lastRow">
       <w:rPr>
+        <w:rFonts w:eastAsia="黑体"/>
         <w:b/>
         <w:bCs/>
       </w:rPr>
@@ -9593,12 +9964,14 @@
     </w:tblStylePr>
     <w:tblStylePr w:type="firstCol">
       <w:rPr>
+        <w:rFonts w:eastAsia="黑体"/>
         <w:b/>
         <w:bCs/>
       </w:rPr>
     </w:tblStylePr>
     <w:tblStylePr w:type="lastCol">
       <w:rPr>
+        <w:rFonts w:eastAsia="黑体"/>
         <w:b/>
         <w:bCs/>
       </w:rPr>
@@ -9648,12 +10021,14 @@
     </w:tcPr>
     <w:tblStylePr w:type="firstRow">
       <w:rPr>
+        <w:rFonts w:eastAsia="黑体"/>
         <w:b/>
         <w:bCs/>
       </w:rPr>
     </w:tblStylePr>
     <w:tblStylePr w:type="lastRow">
       <w:rPr>
+        <w:rFonts w:eastAsia="黑体"/>
         <w:b/>
         <w:bCs/>
       </w:rPr>
@@ -9666,12 +10041,14 @@
     </w:tblStylePr>
     <w:tblStylePr w:type="firstCol">
       <w:rPr>
+        <w:rFonts w:eastAsia="黑体"/>
         <w:b/>
         <w:bCs/>
       </w:rPr>
     </w:tblStylePr>
     <w:tblStylePr w:type="lastCol">
       <w:rPr>
+        <w:rFonts w:eastAsia="黑体"/>
         <w:b/>
         <w:bCs/>
       </w:rPr>
@@ -9721,12 +10098,14 @@
     </w:tcPr>
     <w:tblStylePr w:type="firstRow">
       <w:rPr>
+        <w:rFonts w:eastAsia="黑体"/>
         <w:b/>
         <w:bCs/>
       </w:rPr>
     </w:tblStylePr>
     <w:tblStylePr w:type="lastRow">
       <w:rPr>
+        <w:rFonts w:eastAsia="黑体"/>
         <w:b/>
         <w:bCs/>
       </w:rPr>
@@ -9739,12 +10118,14 @@
     </w:tblStylePr>
     <w:tblStylePr w:type="firstCol">
       <w:rPr>
+        <w:rFonts w:eastAsia="黑体"/>
         <w:b/>
         <w:bCs/>
       </w:rPr>
     </w:tblStylePr>
     <w:tblStylePr w:type="lastCol">
       <w:rPr>
+        <w:rFonts w:eastAsia="黑体"/>
         <w:b/>
         <w:bCs/>
       </w:rPr>
@@ -9794,12 +10175,14 @@
     </w:tcPr>
     <w:tblStylePr w:type="firstRow">
       <w:rPr>
+        <w:rFonts w:eastAsia="黑体"/>
         <w:b/>
         <w:bCs/>
       </w:rPr>
     </w:tblStylePr>
     <w:tblStylePr w:type="lastRow">
       <w:rPr>
+        <w:rFonts w:eastAsia="黑体"/>
         <w:b/>
         <w:bCs/>
       </w:rPr>
@@ -9812,12 +10195,14 @@
     </w:tblStylePr>
     <w:tblStylePr w:type="firstCol">
       <w:rPr>
+        <w:rFonts w:eastAsia="黑体"/>
         <w:b/>
         <w:bCs/>
       </w:rPr>
     </w:tblStylePr>
     <w:tblStylePr w:type="lastCol">
       <w:rPr>
+        <w:rFonts w:eastAsia="黑体"/>
         <w:b/>
         <w:bCs/>
       </w:rPr>
@@ -9867,12 +10252,14 @@
     </w:tcPr>
     <w:tblStylePr w:type="firstRow">
       <w:rPr>
+        <w:rFonts w:eastAsia="黑体"/>
         <w:b/>
         <w:bCs/>
       </w:rPr>
     </w:tblStylePr>
     <w:tblStylePr w:type="lastRow">
       <w:rPr>
+        <w:rFonts w:eastAsia="黑体"/>
         <w:b/>
         <w:bCs/>
       </w:rPr>
@@ -9885,12 +10272,14 @@
     </w:tblStylePr>
     <w:tblStylePr w:type="firstCol">
       <w:rPr>
+        <w:rFonts w:eastAsia="黑体"/>
         <w:b/>
         <w:bCs/>
       </w:rPr>
     </w:tblStylePr>
     <w:tblStylePr w:type="lastCol">
       <w:rPr>
+        <w:rFonts w:eastAsia="黑体"/>
         <w:b/>
         <w:bCs/>
       </w:rPr>
@@ -9940,12 +10329,14 @@
     </w:tcPr>
     <w:tblStylePr w:type="firstRow">
       <w:rPr>
+        <w:rFonts w:eastAsia="黑体"/>
         <w:b/>
         <w:bCs/>
       </w:rPr>
     </w:tblStylePr>
     <w:tblStylePr w:type="lastRow">
       <w:rPr>
+        <w:rFonts w:eastAsia="黑体"/>
         <w:b/>
         <w:bCs/>
       </w:rPr>
@@ -9958,12 +10349,14 @@
     </w:tblStylePr>
     <w:tblStylePr w:type="firstCol">
       <w:rPr>
+        <w:rFonts w:eastAsia="黑体"/>
         <w:b/>
         <w:bCs/>
       </w:rPr>
     </w:tblStylePr>
     <w:tblStylePr w:type="lastCol">
       <w:rPr>
+        <w:rFonts w:eastAsia="黑体"/>
         <w:b/>
         <w:bCs/>
       </w:rPr>
@@ -10013,12 +10406,14 @@
     </w:tcPr>
     <w:tblStylePr w:type="firstRow">
       <w:rPr>
+        <w:rFonts w:eastAsia="黑体"/>
         <w:b/>
         <w:bCs/>
       </w:rPr>
     </w:tblStylePr>
     <w:tblStylePr w:type="lastRow">
       <w:rPr>
+        <w:rFonts w:eastAsia="黑体"/>
         <w:b/>
         <w:bCs/>
       </w:rPr>
@@ -10031,12 +10426,14 @@
     </w:tblStylePr>
     <w:tblStylePr w:type="firstCol">
       <w:rPr>
+        <w:rFonts w:eastAsia="黑体"/>
         <w:b/>
         <w:bCs/>
       </w:rPr>
     </w:tblStylePr>
     <w:tblStylePr w:type="lastCol">
       <w:rPr>
+        <w:rFonts w:eastAsia="黑体"/>
         <w:b/>
         <w:bCs/>
       </w:rPr>
@@ -10063,7 +10460,7 @@
       <w:spacing w:after="0" w:line="240" w:lineRule="auto"/>
     </w:pPr>
     <w:rPr>
-      <w:rFonts w:asciiTheme="majorHAnsi" w:cstheme="majorBidi" w:eastAsiaTheme="majorEastAsia" w:hAnsiTheme="majorHAnsi"/>
+      <w:rFonts w:asciiTheme="majorHAnsi" w:cstheme="majorBidi" w:hAnsiTheme="majorHAnsi" w:eastAsia="黑体"/>
       <w:color w:themeColor="text1" w:val="000000"/>
     </w:rPr>
     <w:tblPr>
@@ -10090,6 +10487,7 @@
     </w:tcPr>
     <w:tblStylePr w:type="firstRow">
       <w:rPr>
+        <w:rFonts w:eastAsia="黑体"/>
         <w:b/>
         <w:bCs/>
         <w:color w:themeColor="text1" w:val="000000"/>
@@ -10101,6 +10499,7 @@
     </w:tblStylePr>
     <w:tblStylePr w:type="lastRow">
       <w:rPr>
+        <w:rFonts w:eastAsia="黑体"/>
         <w:b/>
         <w:bCs/>
         <w:color w:themeColor="text1" w:val="000000"/>
@@ -10120,6 +10519,7 @@
     </w:tblStylePr>
     <w:tblStylePr w:type="firstCol">
       <w:rPr>
+        <w:rFonts w:eastAsia="黑体"/>
         <w:b/>
         <w:bCs/>
         <w:color w:themeColor="text1" w:val="000000"/>
@@ -10139,6 +10539,7 @@
     </w:tblStylePr>
     <w:tblStylePr w:type="lastCol">
       <w:rPr>
+        <w:rFonts w:eastAsia="黑体"/>
         <w:b w:val="0"/>
         <w:bCs w:val="0"/>
         <w:color w:themeColor="text1" w:val="000000"/>
@@ -10188,7 +10589,7 @@
       <w:spacing w:after="0" w:line="240" w:lineRule="auto"/>
     </w:pPr>
     <w:rPr>
-      <w:rFonts w:asciiTheme="majorHAnsi" w:cstheme="majorBidi" w:eastAsiaTheme="majorEastAsia" w:hAnsiTheme="majorHAnsi"/>
+      <w:rFonts w:asciiTheme="majorHAnsi" w:cstheme="majorBidi" w:hAnsiTheme="majorHAnsi" w:eastAsia="黑体"/>
       <w:color w:themeColor="text1" w:val="000000"/>
     </w:rPr>
     <w:tblPr>
@@ -10215,6 +10616,7 @@
     </w:tcPr>
     <w:tblStylePr w:type="firstRow">
       <w:rPr>
+        <w:rFonts w:eastAsia="黑体"/>
         <w:b/>
         <w:bCs/>
         <w:color w:themeColor="text1" w:val="000000"/>
@@ -10226,6 +10628,7 @@
     </w:tblStylePr>
     <w:tblStylePr w:type="lastRow">
       <w:rPr>
+        <w:rFonts w:eastAsia="黑体"/>
         <w:b/>
         <w:bCs/>
         <w:color w:themeColor="text1" w:val="000000"/>
@@ -10245,6 +10648,7 @@
     </w:tblStylePr>
     <w:tblStylePr w:type="firstCol">
       <w:rPr>
+        <w:rFonts w:eastAsia="黑体"/>
         <w:b/>
         <w:bCs/>
         <w:color w:themeColor="text1" w:val="000000"/>
@@ -10264,6 +10668,7 @@
     </w:tblStylePr>
     <w:tblStylePr w:type="lastCol">
       <w:rPr>
+        <w:rFonts w:eastAsia="黑体"/>
         <w:b w:val="0"/>
         <w:bCs w:val="0"/>
         <w:color w:themeColor="text1" w:val="000000"/>
@@ -10313,7 +10718,7 @@
       <w:spacing w:after="0" w:line="240" w:lineRule="auto"/>
     </w:pPr>
     <w:rPr>
-      <w:rFonts w:asciiTheme="majorHAnsi" w:cstheme="majorBidi" w:eastAsiaTheme="majorEastAsia" w:hAnsiTheme="majorHAnsi"/>
+      <w:rFonts w:asciiTheme="majorHAnsi" w:cstheme="majorBidi" w:hAnsiTheme="majorHAnsi" w:eastAsia="黑体"/>
       <w:color w:themeColor="text1" w:val="000000"/>
     </w:rPr>
     <w:tblPr>
@@ -10340,6 +10745,7 @@
     </w:tcPr>
     <w:tblStylePr w:type="firstRow">
       <w:rPr>
+        <w:rFonts w:eastAsia="黑体"/>
         <w:b/>
         <w:bCs/>
         <w:color w:themeColor="text1" w:val="000000"/>
@@ -10351,6 +10757,7 @@
     </w:tblStylePr>
     <w:tblStylePr w:type="lastRow">
       <w:rPr>
+        <w:rFonts w:eastAsia="黑体"/>
         <w:b/>
         <w:bCs/>
         <w:color w:themeColor="text1" w:val="000000"/>
@@ -10370,6 +10777,7 @@
     </w:tblStylePr>
     <w:tblStylePr w:type="firstCol">
       <w:rPr>
+        <w:rFonts w:eastAsia="黑体"/>
         <w:b/>
         <w:bCs/>
         <w:color w:themeColor="text1" w:val="000000"/>
@@ -10389,6 +10797,7 @@
     </w:tblStylePr>
     <w:tblStylePr w:type="lastCol">
       <w:rPr>
+        <w:rFonts w:eastAsia="黑体"/>
         <w:b w:val="0"/>
         <w:bCs w:val="0"/>
         <w:color w:themeColor="text1" w:val="000000"/>
@@ -10438,7 +10847,7 @@
       <w:spacing w:after="0" w:line="240" w:lineRule="auto"/>
     </w:pPr>
     <w:rPr>
-      <w:rFonts w:asciiTheme="majorHAnsi" w:cstheme="majorBidi" w:eastAsiaTheme="majorEastAsia" w:hAnsiTheme="majorHAnsi"/>
+      <w:rFonts w:asciiTheme="majorHAnsi" w:cstheme="majorBidi" w:hAnsiTheme="majorHAnsi" w:eastAsia="黑体"/>
       <w:color w:themeColor="text1" w:val="000000"/>
     </w:rPr>
     <w:tblPr>
@@ -10465,6 +10874,7 @@
     </w:tcPr>
     <w:tblStylePr w:type="firstRow">
       <w:rPr>
+        <w:rFonts w:eastAsia="黑体"/>
         <w:b/>
         <w:bCs/>
         <w:color w:themeColor="text1" w:val="000000"/>
@@ -10476,6 +10886,7 @@
     </w:tblStylePr>
     <w:tblStylePr w:type="lastRow">
       <w:rPr>
+        <w:rFonts w:eastAsia="黑体"/>
         <w:b/>
         <w:bCs/>
         <w:color w:themeColor="text1" w:val="000000"/>
@@ -10495,6 +10906,7 @@
     </w:tblStylePr>
     <w:tblStylePr w:type="firstCol">
       <w:rPr>
+        <w:rFonts w:eastAsia="黑体"/>
         <w:b/>
         <w:bCs/>
         <w:color w:themeColor="text1" w:val="000000"/>
@@ -10514,6 +10926,7 @@
     </w:tblStylePr>
     <w:tblStylePr w:type="lastCol">
       <w:rPr>
+        <w:rFonts w:eastAsia="黑体"/>
         <w:b w:val="0"/>
         <w:bCs w:val="0"/>
         <w:color w:themeColor="text1" w:val="000000"/>
@@ -10563,7 +10976,7 @@
       <w:spacing w:after="0" w:line="240" w:lineRule="auto"/>
     </w:pPr>
     <w:rPr>
-      <w:rFonts w:asciiTheme="majorHAnsi" w:cstheme="majorBidi" w:eastAsiaTheme="majorEastAsia" w:hAnsiTheme="majorHAnsi"/>
+      <w:rFonts w:asciiTheme="majorHAnsi" w:cstheme="majorBidi" w:hAnsiTheme="majorHAnsi" w:eastAsia="黑体"/>
       <w:color w:themeColor="text1" w:val="000000"/>
     </w:rPr>
     <w:tblPr>
@@ -10590,6 +11003,7 @@
     </w:tcPr>
     <w:tblStylePr w:type="firstRow">
       <w:rPr>
+        <w:rFonts w:eastAsia="黑体"/>
         <w:b/>
         <w:bCs/>
         <w:color w:themeColor="text1" w:val="000000"/>
@@ -10601,6 +11015,7 @@
     </w:tblStylePr>
     <w:tblStylePr w:type="lastRow">
       <w:rPr>
+        <w:rFonts w:eastAsia="黑体"/>
         <w:b/>
         <w:bCs/>
         <w:color w:themeColor="text1" w:val="000000"/>
@@ -10620,6 +11035,7 @@
     </w:tblStylePr>
     <w:tblStylePr w:type="firstCol">
       <w:rPr>
+        <w:rFonts w:eastAsia="黑体"/>
         <w:b/>
         <w:bCs/>
         <w:color w:themeColor="text1" w:val="000000"/>
@@ -10639,6 +11055,7 @@
     </w:tblStylePr>
     <w:tblStylePr w:type="lastCol">
       <w:rPr>
+        <w:rFonts w:eastAsia="黑体"/>
         <w:b w:val="0"/>
         <w:bCs w:val="0"/>
         <w:color w:themeColor="text1" w:val="000000"/>
@@ -10688,7 +11105,7 @@
       <w:spacing w:after="0" w:line="240" w:lineRule="auto"/>
     </w:pPr>
     <w:rPr>
-      <w:rFonts w:asciiTheme="majorHAnsi" w:cstheme="majorBidi" w:eastAsiaTheme="majorEastAsia" w:hAnsiTheme="majorHAnsi"/>
+      <w:rFonts w:asciiTheme="majorHAnsi" w:cstheme="majorBidi" w:hAnsiTheme="majorHAnsi" w:eastAsia="黑体"/>
       <w:color w:themeColor="text1" w:val="000000"/>
     </w:rPr>
     <w:tblPr>
@@ -10715,6 +11132,7 @@
     </w:tcPr>
     <w:tblStylePr w:type="firstRow">
       <w:rPr>
+        <w:rFonts w:eastAsia="黑体"/>
         <w:b/>
         <w:bCs/>
         <w:color w:themeColor="text1" w:val="000000"/>
@@ -10726,6 +11144,7 @@
     </w:tblStylePr>
     <w:tblStylePr w:type="lastRow">
       <w:rPr>
+        <w:rFonts w:eastAsia="黑体"/>
         <w:b/>
         <w:bCs/>
         <w:color w:themeColor="text1" w:val="000000"/>
@@ -10745,6 +11164,7 @@
     </w:tblStylePr>
     <w:tblStylePr w:type="firstCol">
       <w:rPr>
+        <w:rFonts w:eastAsia="黑体"/>
         <w:b/>
         <w:bCs/>
         <w:color w:themeColor="text1" w:val="000000"/>
@@ -10764,6 +11184,7 @@
     </w:tblStylePr>
     <w:tblStylePr w:type="lastCol">
       <w:rPr>
+        <w:rFonts w:eastAsia="黑体"/>
         <w:b w:val="0"/>
         <w:bCs w:val="0"/>
         <w:color w:themeColor="text1" w:val="000000"/>
@@ -10813,7 +11234,7 @@
       <w:spacing w:after="0" w:line="240" w:lineRule="auto"/>
     </w:pPr>
     <w:rPr>
-      <w:rFonts w:asciiTheme="majorHAnsi" w:cstheme="majorBidi" w:eastAsiaTheme="majorEastAsia" w:hAnsiTheme="majorHAnsi"/>
+      <w:rFonts w:asciiTheme="majorHAnsi" w:cstheme="majorBidi" w:hAnsiTheme="majorHAnsi" w:eastAsia="黑体"/>
       <w:color w:themeColor="text1" w:val="000000"/>
     </w:rPr>
     <w:tblPr>
@@ -10840,6 +11261,7 @@
     </w:tcPr>
     <w:tblStylePr w:type="firstRow">
       <w:rPr>
+        <w:rFonts w:eastAsia="黑体"/>
         <w:b/>
         <w:bCs/>
         <w:color w:themeColor="text1" w:val="000000"/>
@@ -10851,6 +11273,7 @@
     </w:tblStylePr>
     <w:tblStylePr w:type="lastRow">
       <w:rPr>
+        <w:rFonts w:eastAsia="黑体"/>
         <w:b/>
         <w:bCs/>
         <w:color w:themeColor="text1" w:val="000000"/>
@@ -10870,6 +11293,7 @@
     </w:tblStylePr>
     <w:tblStylePr w:type="firstCol">
       <w:rPr>
+        <w:rFonts w:eastAsia="黑体"/>
         <w:b/>
         <w:bCs/>
         <w:color w:themeColor="text1" w:val="000000"/>
@@ -10889,6 +11313,7 @@
     </w:tblStylePr>
     <w:tblStylePr w:type="lastCol">
       <w:rPr>
+        <w:rFonts w:eastAsia="黑体"/>
         <w:b w:val="0"/>
         <w:bCs w:val="0"/>
         <w:color w:themeColor="text1" w:val="000000"/>
@@ -10961,6 +11386,7 @@
     </w:tcPr>
     <w:tblStylePr w:type="firstRow">
       <w:rPr>
+        <w:rFonts w:eastAsia="黑体"/>
         <w:b/>
         <w:bCs/>
         <w:i w:val="0"/>
@@ -10982,6 +11408,7 @@
     </w:tblStylePr>
     <w:tblStylePr w:type="lastRow">
       <w:rPr>
+        <w:rFonts w:eastAsia="黑体"/>
         <w:b/>
         <w:bCs/>
         <w:i w:val="0"/>
@@ -11003,6 +11430,7 @@
     </w:tblStylePr>
     <w:tblStylePr w:type="firstCol">
       <w:rPr>
+        <w:rFonts w:eastAsia="黑体"/>
         <w:b/>
         <w:bCs/>
         <w:i w:val="0"/>
@@ -11022,6 +11450,7 @@
     </w:tblStylePr>
     <w:tblStylePr w:type="lastCol">
       <w:rPr>
+        <w:rFonts w:eastAsia="黑体"/>
         <w:b/>
         <w:bCs/>
         <w:i w:val="0"/>
@@ -11102,6 +11531,7 @@
     </w:tcPr>
     <w:tblStylePr w:type="firstRow">
       <w:rPr>
+        <w:rFonts w:eastAsia="黑体"/>
         <w:b/>
         <w:bCs/>
         <w:i w:val="0"/>
@@ -11123,6 +11553,7 @@
     </w:tblStylePr>
     <w:tblStylePr w:type="lastRow">
       <w:rPr>
+        <w:rFonts w:eastAsia="黑体"/>
         <w:b/>
         <w:bCs/>
         <w:i w:val="0"/>
@@ -11144,6 +11575,7 @@
     </w:tblStylePr>
     <w:tblStylePr w:type="firstCol">
       <w:rPr>
+        <w:rFonts w:eastAsia="黑体"/>
         <w:b/>
         <w:bCs/>
         <w:i w:val="0"/>
@@ -11163,6 +11595,7 @@
     </w:tblStylePr>
     <w:tblStylePr w:type="lastCol">
       <w:rPr>
+        <w:rFonts w:eastAsia="黑体"/>
         <w:b/>
         <w:bCs/>
         <w:i w:val="0"/>
@@ -11243,6 +11676,7 @@
     </w:tcPr>
     <w:tblStylePr w:type="firstRow">
       <w:rPr>
+        <w:rFonts w:eastAsia="黑体"/>
         <w:b/>
         <w:bCs/>
         <w:i w:val="0"/>
@@ -11264,6 +11698,7 @@
     </w:tblStylePr>
     <w:tblStylePr w:type="lastRow">
       <w:rPr>
+        <w:rFonts w:eastAsia="黑体"/>
         <w:b/>
         <w:bCs/>
         <w:i w:val="0"/>
@@ -11285,6 +11720,7 @@
     </w:tblStylePr>
     <w:tblStylePr w:type="firstCol">
       <w:rPr>
+        <w:rFonts w:eastAsia="黑体"/>
         <w:b/>
         <w:bCs/>
         <w:i w:val="0"/>
@@ -11304,6 +11740,7 @@
     </w:tblStylePr>
     <w:tblStylePr w:type="lastCol">
       <w:rPr>
+        <w:rFonts w:eastAsia="黑体"/>
         <w:b/>
         <w:bCs/>
         <w:i w:val="0"/>
@@ -11384,6 +11821,7 @@
     </w:tcPr>
     <w:tblStylePr w:type="firstRow">
       <w:rPr>
+        <w:rFonts w:eastAsia="黑体"/>
         <w:b/>
         <w:bCs/>
         <w:i w:val="0"/>
@@ -11405,6 +11843,7 @@
     </w:tblStylePr>
     <w:tblStylePr w:type="lastRow">
       <w:rPr>
+        <w:rFonts w:eastAsia="黑体"/>
         <w:b/>
         <w:bCs/>
         <w:i w:val="0"/>
@@ -11426,6 +11865,7 @@
     </w:tblStylePr>
     <w:tblStylePr w:type="firstCol">
       <w:rPr>
+        <w:rFonts w:eastAsia="黑体"/>
         <w:b/>
         <w:bCs/>
         <w:i w:val="0"/>
@@ -11445,6 +11885,7 @@
     </w:tblStylePr>
     <w:tblStylePr w:type="lastCol">
       <w:rPr>
+        <w:rFonts w:eastAsia="黑体"/>
         <w:b/>
         <w:bCs/>
         <w:i w:val="0"/>
@@ -11525,6 +11966,7 @@
     </w:tcPr>
     <w:tblStylePr w:type="firstRow">
       <w:rPr>
+        <w:rFonts w:eastAsia="黑体"/>
         <w:b/>
         <w:bCs/>
         <w:i w:val="0"/>
@@ -11546,6 +11988,7 @@
     </w:tblStylePr>
     <w:tblStylePr w:type="lastRow">
       <w:rPr>
+        <w:rFonts w:eastAsia="黑体"/>
         <w:b/>
         <w:bCs/>
         <w:i w:val="0"/>
@@ -11567,6 +12010,7 @@
     </w:tblStylePr>
     <w:tblStylePr w:type="firstCol">
       <w:rPr>
+        <w:rFonts w:eastAsia="黑体"/>
         <w:b/>
         <w:bCs/>
         <w:i w:val="0"/>
@@ -11586,6 +12030,7 @@
     </w:tblStylePr>
     <w:tblStylePr w:type="lastCol">
       <w:rPr>
+        <w:rFonts w:eastAsia="黑体"/>
         <w:b/>
         <w:bCs/>
         <w:i w:val="0"/>
@@ -11666,6 +12111,7 @@
     </w:tcPr>
     <w:tblStylePr w:type="firstRow">
       <w:rPr>
+        <w:rFonts w:eastAsia="黑体"/>
         <w:b/>
         <w:bCs/>
         <w:i w:val="0"/>
@@ -11687,6 +12133,7 @@
     </w:tblStylePr>
     <w:tblStylePr w:type="lastRow">
       <w:rPr>
+        <w:rFonts w:eastAsia="黑体"/>
         <w:b/>
         <w:bCs/>
         <w:i w:val="0"/>
@@ -11708,6 +12155,7 @@
     </w:tblStylePr>
     <w:tblStylePr w:type="firstCol">
       <w:rPr>
+        <w:rFonts w:eastAsia="黑体"/>
         <w:b/>
         <w:bCs/>
         <w:i w:val="0"/>
@@ -11727,6 +12175,7 @@
     </w:tblStylePr>
     <w:tblStylePr w:type="lastCol">
       <w:rPr>
+        <w:rFonts w:eastAsia="黑体"/>
         <w:b/>
         <w:bCs/>
         <w:i w:val="0"/>
@@ -11807,6 +12256,7 @@
     </w:tcPr>
     <w:tblStylePr w:type="firstRow">
       <w:rPr>
+        <w:rFonts w:eastAsia="黑体"/>
         <w:b/>
         <w:bCs/>
         <w:i w:val="0"/>
@@ -11828,6 +12278,7 @@
     </w:tblStylePr>
     <w:tblStylePr w:type="lastRow">
       <w:rPr>
+        <w:rFonts w:eastAsia="黑体"/>
         <w:b/>
         <w:bCs/>
         <w:i w:val="0"/>
@@ -11849,6 +12300,7 @@
     </w:tblStylePr>
     <w:tblStylePr w:type="firstCol">
       <w:rPr>
+        <w:rFonts w:eastAsia="黑体"/>
         <w:b/>
         <w:bCs/>
         <w:i w:val="0"/>
@@ -11868,6 +12320,7 @@
     </w:tblStylePr>
     <w:tblStylePr w:type="lastCol">
       <w:rPr>
+        <w:rFonts w:eastAsia="黑体"/>
         <w:b/>
         <w:bCs/>
         <w:i w:val="0"/>
@@ -11925,6 +12378,7 @@
       <w:spacing w:after="0" w:line="240" w:lineRule="auto"/>
     </w:pPr>
     <w:rPr>
+      <w:rFonts w:eastAsia="黑体"/>
       <w:color w:themeColor="background1" w:val="FFFFFF"/>
     </w:rPr>
     <w:tblPr>
@@ -11943,6 +12397,7 @@
     </w:tcPr>
     <w:tblStylePr w:type="firstRow">
       <w:rPr>
+        <w:rFonts w:eastAsia="黑体"/>
         <w:b/>
         <w:bCs/>
       </w:rPr>
@@ -12039,6 +12494,7 @@
       <w:spacing w:after="0" w:line="240" w:lineRule="auto"/>
     </w:pPr>
     <w:rPr>
+      <w:rFonts w:eastAsia="黑体"/>
       <w:color w:themeColor="background1" w:val="FFFFFF"/>
     </w:rPr>
     <w:tblPr>
@@ -12057,6 +12513,7 @@
     </w:tcPr>
     <w:tblStylePr w:type="firstRow">
       <w:rPr>
+        <w:rFonts w:eastAsia="黑体"/>
         <w:b/>
         <w:bCs/>
       </w:rPr>
@@ -12153,6 +12610,7 @@
       <w:spacing w:after="0" w:line="240" w:lineRule="auto"/>
     </w:pPr>
     <w:rPr>
+      <w:rFonts w:eastAsia="黑体"/>
       <w:color w:themeColor="background1" w:val="FFFFFF"/>
     </w:rPr>
     <w:tblPr>
@@ -12171,6 +12629,7 @@
     </w:tcPr>
     <w:tblStylePr w:type="firstRow">
       <w:rPr>
+        <w:rFonts w:eastAsia="黑体"/>
         <w:b/>
         <w:bCs/>
       </w:rPr>
@@ -12267,6 +12726,7 @@
       <w:spacing w:after="0" w:line="240" w:lineRule="auto"/>
     </w:pPr>
     <w:rPr>
+      <w:rFonts w:eastAsia="黑体"/>
       <w:color w:themeColor="background1" w:val="FFFFFF"/>
     </w:rPr>
     <w:tblPr>
@@ -12285,6 +12745,7 @@
     </w:tcPr>
     <w:tblStylePr w:type="firstRow">
       <w:rPr>
+        <w:rFonts w:eastAsia="黑体"/>
         <w:b/>
         <w:bCs/>
       </w:rPr>
@@ -12381,6 +12842,7 @@
       <w:spacing w:after="0" w:line="240" w:lineRule="auto"/>
     </w:pPr>
     <w:rPr>
+      <w:rFonts w:eastAsia="黑体"/>
       <w:color w:themeColor="background1" w:val="FFFFFF"/>
     </w:rPr>
     <w:tblPr>
@@ -12399,6 +12861,7 @@
     </w:tcPr>
     <w:tblStylePr w:type="firstRow">
       <w:rPr>
+        <w:rFonts w:eastAsia="黑体"/>
         <w:b/>
         <w:bCs/>
       </w:rPr>
@@ -12495,6 +12958,7 @@
       <w:spacing w:after="0" w:line="240" w:lineRule="auto"/>
     </w:pPr>
     <w:rPr>
+      <w:rFonts w:eastAsia="黑体"/>
       <w:color w:themeColor="background1" w:val="FFFFFF"/>
     </w:rPr>
     <w:tblPr>
@@ -12513,6 +12977,7 @@
     </w:tcPr>
     <w:tblStylePr w:type="firstRow">
       <w:rPr>
+        <w:rFonts w:eastAsia="黑体"/>
         <w:b/>
         <w:bCs/>
       </w:rPr>
@@ -12609,6 +13074,7 @@
       <w:spacing w:after="0" w:line="240" w:lineRule="auto"/>
     </w:pPr>
     <w:rPr>
+      <w:rFonts w:eastAsia="黑体"/>
       <w:color w:themeColor="background1" w:val="FFFFFF"/>
     </w:rPr>
     <w:tblPr>
@@ -12627,6 +13093,7 @@
     </w:tcPr>
     <w:tblStylePr w:type="firstRow">
       <w:rPr>
+        <w:rFonts w:eastAsia="黑体"/>
         <w:b/>
         <w:bCs/>
       </w:rPr>
@@ -12723,6 +13190,7 @@
       <w:spacing w:after="0" w:line="240" w:lineRule="auto"/>
     </w:pPr>
     <w:rPr>
+      <w:rFonts w:eastAsia="黑体"/>
       <w:color w:themeColor="text1" w:val="000000"/>
     </w:rPr>
     <w:tblPr>
@@ -12749,6 +13217,7 @@
     </w:tcPr>
     <w:tblStylePr w:type="firstRow">
       <w:rPr>
+        <w:rFonts w:eastAsia="黑体"/>
         <w:b/>
         <w:bCs/>
       </w:rPr>
@@ -12767,6 +13236,7 @@
     </w:tblStylePr>
     <w:tblStylePr w:type="lastRow">
       <w:rPr>
+        <w:rFonts w:eastAsia="黑体"/>
         <w:b/>
         <w:bCs/>
         <w:color w:themeColor="background1" w:val="FFFFFF"/>
@@ -12781,6 +13251,7 @@
     </w:tblStylePr>
     <w:tblStylePr w:type="firstCol">
       <w:rPr>
+        <w:rFonts w:eastAsia="黑体"/>
         <w:color w:themeColor="background1" w:val="FFFFFF"/>
       </w:rPr>
       <w:tblPr/>
@@ -12798,6 +13269,7 @@
     </w:tblStylePr>
     <w:tblStylePr w:type="lastCol">
       <w:rPr>
+        <w:rFonts w:eastAsia="黑体"/>
         <w:color w:themeColor="background1" w:val="FFFFFF"/>
       </w:rPr>
       <w:tblPr/>
@@ -12827,11 +13299,13 @@
     </w:tblStylePr>
     <w:tblStylePr w:type="neCell">
       <w:rPr>
+        <w:rFonts w:eastAsia="黑体"/>
         <w:color w:themeColor="text1" w:val="000000"/>
       </w:rPr>
     </w:tblStylePr>
     <w:tblStylePr w:type="nwCell">
       <w:rPr>
+        <w:rFonts w:eastAsia="黑体"/>
         <w:color w:themeColor="text1" w:val="000000"/>
       </w:rPr>
     </w:tblStylePr>
@@ -12845,6 +13319,7 @@
       <w:spacing w:after="0" w:line="240" w:lineRule="auto"/>
     </w:pPr>
     <w:rPr>
+      <w:rFonts w:eastAsia="黑体"/>
       <w:color w:themeColor="text1" w:val="000000"/>
     </w:rPr>
     <w:tblPr>
@@ -12871,6 +13346,7 @@
     </w:tcPr>
     <w:tblStylePr w:type="firstRow">
       <w:rPr>
+        <w:rFonts w:eastAsia="黑体"/>
         <w:b/>
         <w:bCs/>
       </w:rPr>
@@ -12889,6 +13365,7 @@
     </w:tblStylePr>
     <w:tblStylePr w:type="lastRow">
       <w:rPr>
+        <w:rFonts w:eastAsia="黑体"/>
         <w:b/>
         <w:bCs/>
         <w:color w:themeColor="background1" w:val="FFFFFF"/>
@@ -12903,6 +13380,7 @@
     </w:tblStylePr>
     <w:tblStylePr w:type="firstCol">
       <w:rPr>
+        <w:rFonts w:eastAsia="黑体"/>
         <w:color w:themeColor="background1" w:val="FFFFFF"/>
       </w:rPr>
       <w:tblPr/>
@@ -12920,6 +13398,7 @@
     </w:tblStylePr>
     <w:tblStylePr w:type="lastCol">
       <w:rPr>
+        <w:rFonts w:eastAsia="黑体"/>
         <w:color w:themeColor="background1" w:val="FFFFFF"/>
       </w:rPr>
       <w:tblPr/>
@@ -12949,11 +13428,13 @@
     </w:tblStylePr>
     <w:tblStylePr w:type="neCell">
       <w:rPr>
+        <w:rFonts w:eastAsia="黑体"/>
         <w:color w:themeColor="text1" w:val="000000"/>
       </w:rPr>
     </w:tblStylePr>
     <w:tblStylePr w:type="nwCell">
       <w:rPr>
+        <w:rFonts w:eastAsia="黑体"/>
         <w:color w:themeColor="text1" w:val="000000"/>
       </w:rPr>
     </w:tblStylePr>
@@ -12967,6 +13448,7 @@
       <w:spacing w:after="0" w:line="240" w:lineRule="auto"/>
     </w:pPr>
     <w:rPr>
+      <w:rFonts w:eastAsia="黑体"/>
       <w:color w:themeColor="text1" w:val="000000"/>
     </w:rPr>
     <w:tblPr>
@@ -12993,6 +13475,7 @@
     </w:tcPr>
     <w:tblStylePr w:type="firstRow">
       <w:rPr>
+        <w:rFonts w:eastAsia="黑体"/>
         <w:b/>
         <w:bCs/>
       </w:rPr>
@@ -13011,6 +13494,7 @@
     </w:tblStylePr>
     <w:tblStylePr w:type="lastRow">
       <w:rPr>
+        <w:rFonts w:eastAsia="黑体"/>
         <w:b/>
         <w:bCs/>
         <w:color w:themeColor="background1" w:val="FFFFFF"/>
@@ -13025,6 +13509,7 @@
     </w:tblStylePr>
     <w:tblStylePr w:type="firstCol">
       <w:rPr>
+        <w:rFonts w:eastAsia="黑体"/>
         <w:color w:themeColor="background1" w:val="FFFFFF"/>
       </w:rPr>
       <w:tblPr/>
@@ -13042,6 +13527,7 @@
     </w:tblStylePr>
     <w:tblStylePr w:type="lastCol">
       <w:rPr>
+        <w:rFonts w:eastAsia="黑体"/>
         <w:color w:themeColor="background1" w:val="FFFFFF"/>
       </w:rPr>
       <w:tblPr/>
@@ -13071,11 +13557,13 @@
     </w:tblStylePr>
     <w:tblStylePr w:type="neCell">
       <w:rPr>
+        <w:rFonts w:eastAsia="黑体"/>
         <w:color w:themeColor="text1" w:val="000000"/>
       </w:rPr>
     </w:tblStylePr>
     <w:tblStylePr w:type="nwCell">
       <w:rPr>
+        <w:rFonts w:eastAsia="黑体"/>
         <w:color w:themeColor="text1" w:val="000000"/>
       </w:rPr>
     </w:tblStylePr>
@@ -13089,6 +13577,7 @@
       <w:spacing w:after="0" w:line="240" w:lineRule="auto"/>
     </w:pPr>
     <w:rPr>
+      <w:rFonts w:eastAsia="黑体"/>
       <w:color w:themeColor="text1" w:val="000000"/>
     </w:rPr>
     <w:tblPr>
@@ -13115,6 +13604,7 @@
     </w:tcPr>
     <w:tblStylePr w:type="firstRow">
       <w:rPr>
+        <w:rFonts w:eastAsia="黑体"/>
         <w:b/>
         <w:bCs/>
       </w:rPr>
@@ -13133,6 +13623,7 @@
     </w:tblStylePr>
     <w:tblStylePr w:type="lastRow">
       <w:rPr>
+        <w:rFonts w:eastAsia="黑体"/>
         <w:b/>
         <w:bCs/>
         <w:color w:themeColor="background1" w:val="FFFFFF"/>
@@ -13147,6 +13638,7 @@
     </w:tblStylePr>
     <w:tblStylePr w:type="firstCol">
       <w:rPr>
+        <w:rFonts w:eastAsia="黑体"/>
         <w:color w:themeColor="background1" w:val="FFFFFF"/>
       </w:rPr>
       <w:tblPr/>
@@ -13164,6 +13656,7 @@
     </w:tblStylePr>
     <w:tblStylePr w:type="lastCol">
       <w:rPr>
+        <w:rFonts w:eastAsia="黑体"/>
         <w:color w:themeColor="background1" w:val="FFFFFF"/>
       </w:rPr>
       <w:tblPr/>
@@ -13201,6 +13694,7 @@
       <w:spacing w:after="0" w:line="240" w:lineRule="auto"/>
     </w:pPr>
     <w:rPr>
+      <w:rFonts w:eastAsia="黑体"/>
       <w:color w:themeColor="text1" w:val="000000"/>
     </w:rPr>
     <w:tblPr>
@@ -13227,6 +13721,7 @@
     </w:tcPr>
     <w:tblStylePr w:type="firstRow">
       <w:rPr>
+        <w:rFonts w:eastAsia="黑体"/>
         <w:b/>
         <w:bCs/>
       </w:rPr>
@@ -13245,6 +13740,7 @@
     </w:tblStylePr>
     <w:tblStylePr w:type="lastRow">
       <w:rPr>
+        <w:rFonts w:eastAsia="黑体"/>
         <w:b/>
         <w:bCs/>
         <w:color w:themeColor="background1" w:val="FFFFFF"/>
@@ -13259,6 +13755,7 @@
     </w:tblStylePr>
     <w:tblStylePr w:type="firstCol">
       <w:rPr>
+        <w:rFonts w:eastAsia="黑体"/>
         <w:color w:themeColor="background1" w:val="FFFFFF"/>
       </w:rPr>
       <w:tblPr/>
@@ -13276,6 +13773,7 @@
     </w:tblStylePr>
     <w:tblStylePr w:type="lastCol">
       <w:rPr>
+        <w:rFonts w:eastAsia="黑体"/>
         <w:color w:themeColor="background1" w:val="FFFFFF"/>
       </w:rPr>
       <w:tblPr/>
@@ -13305,11 +13803,13 @@
     </w:tblStylePr>
     <w:tblStylePr w:type="neCell">
       <w:rPr>
+        <w:rFonts w:eastAsia="黑体"/>
         <w:color w:themeColor="text1" w:val="000000"/>
       </w:rPr>
     </w:tblStylePr>
     <w:tblStylePr w:type="nwCell">
       <w:rPr>
+        <w:rFonts w:eastAsia="黑体"/>
         <w:color w:themeColor="text1" w:val="000000"/>
       </w:rPr>
     </w:tblStylePr>
@@ -13323,6 +13823,7 @@
       <w:spacing w:after="0" w:line="240" w:lineRule="auto"/>
     </w:pPr>
     <w:rPr>
+      <w:rFonts w:eastAsia="黑体"/>
       <w:color w:themeColor="text1" w:val="000000"/>
     </w:rPr>
     <w:tblPr>
@@ -13349,6 +13850,7 @@
     </w:tcPr>
     <w:tblStylePr w:type="firstRow">
       <w:rPr>
+        <w:rFonts w:eastAsia="黑体"/>
         <w:b/>
         <w:bCs/>
       </w:rPr>
@@ -13367,6 +13869,7 @@
     </w:tblStylePr>
     <w:tblStylePr w:type="lastRow">
       <w:rPr>
+        <w:rFonts w:eastAsia="黑体"/>
         <w:b/>
         <w:bCs/>
         <w:color w:themeColor="background1" w:val="FFFFFF"/>
@@ -13381,6 +13884,7 @@
     </w:tblStylePr>
     <w:tblStylePr w:type="firstCol">
       <w:rPr>
+        <w:rFonts w:eastAsia="黑体"/>
         <w:color w:themeColor="background1" w:val="FFFFFF"/>
       </w:rPr>
       <w:tblPr/>
@@ -13398,6 +13902,7 @@
     </w:tblStylePr>
     <w:tblStylePr w:type="lastCol">
       <w:rPr>
+        <w:rFonts w:eastAsia="黑体"/>
         <w:color w:themeColor="background1" w:val="FFFFFF"/>
       </w:rPr>
       <w:tblPr/>
@@ -13427,11 +13932,13 @@
     </w:tblStylePr>
     <w:tblStylePr w:type="neCell">
       <w:rPr>
+        <w:rFonts w:eastAsia="黑体"/>
         <w:color w:themeColor="text1" w:val="000000"/>
       </w:rPr>
     </w:tblStylePr>
     <w:tblStylePr w:type="nwCell">
       <w:rPr>
+        <w:rFonts w:eastAsia="黑体"/>
         <w:color w:themeColor="text1" w:val="000000"/>
       </w:rPr>
     </w:tblStylePr>
@@ -13445,6 +13952,7 @@
       <w:spacing w:after="0" w:line="240" w:lineRule="auto"/>
     </w:pPr>
     <w:rPr>
+      <w:rFonts w:eastAsia="黑体"/>
       <w:color w:themeColor="text1" w:val="000000"/>
     </w:rPr>
     <w:tblPr>
@@ -13471,6 +13979,7 @@
     </w:tcPr>
     <w:tblStylePr w:type="firstRow">
       <w:rPr>
+        <w:rFonts w:eastAsia="黑体"/>
         <w:b/>
         <w:bCs/>
       </w:rPr>
@@ -13489,6 +13998,7 @@
     </w:tblStylePr>
     <w:tblStylePr w:type="lastRow">
       <w:rPr>
+        <w:rFonts w:eastAsia="黑体"/>
         <w:b/>
         <w:bCs/>
         <w:color w:themeColor="background1" w:val="FFFFFF"/>
@@ -13503,6 +14013,7 @@
     </w:tblStylePr>
     <w:tblStylePr w:type="firstCol">
       <w:rPr>
+        <w:rFonts w:eastAsia="黑体"/>
         <w:color w:themeColor="background1" w:val="FFFFFF"/>
       </w:rPr>
       <w:tblPr/>
@@ -13520,6 +14031,7 @@
     </w:tblStylePr>
     <w:tblStylePr w:type="lastCol">
       <w:rPr>
+        <w:rFonts w:eastAsia="黑体"/>
         <w:color w:themeColor="background1" w:val="FFFFFF"/>
       </w:rPr>
       <w:tblPr/>
@@ -13549,11 +14061,13 @@
     </w:tblStylePr>
     <w:tblStylePr w:type="neCell">
       <w:rPr>
+        <w:rFonts w:eastAsia="黑体"/>
         <w:color w:themeColor="text1" w:val="000000"/>
       </w:rPr>
     </w:tblStylePr>
     <w:tblStylePr w:type="nwCell">
       <w:rPr>
+        <w:rFonts w:eastAsia="黑体"/>
         <w:color w:themeColor="text1" w:val="000000"/>
       </w:rPr>
     </w:tblStylePr>
@@ -13567,6 +14081,7 @@
       <w:spacing w:after="0" w:line="240" w:lineRule="auto"/>
     </w:pPr>
     <w:rPr>
+      <w:rFonts w:eastAsia="黑体"/>
       <w:color w:themeColor="text1" w:val="000000"/>
     </w:rPr>
     <w:tblPr>
@@ -13585,6 +14100,7 @@
     </w:tcPr>
     <w:tblStylePr w:type="firstRow">
       <w:rPr>
+        <w:rFonts w:eastAsia="黑体"/>
         <w:b/>
         <w:bCs/>
         <w:color w:themeColor="background1" w:val="FFFFFF"/>
@@ -13599,6 +14115,7 @@
     </w:tblStylePr>
     <w:tblStylePr w:type="lastRow">
       <w:rPr>
+        <w:rFonts w:eastAsia="黑体"/>
         <w:b/>
         <w:bCs/>
         <w:color w:themeColor="accent2" w:themeShade="CC" w:val="9E3A38"/>
@@ -13613,12 +14130,14 @@
     </w:tblStylePr>
     <w:tblStylePr w:type="firstCol">
       <w:rPr>
+        <w:rFonts w:eastAsia="黑体"/>
         <w:b/>
         <w:bCs/>
       </w:rPr>
     </w:tblStylePr>
     <w:tblStylePr w:type="lastCol">
       <w:rPr>
+        <w:rFonts w:eastAsia="黑体"/>
         <w:b/>
         <w:bCs/>
       </w:rPr>
@@ -13653,6 +14172,7 @@
       <w:spacing w:after="0" w:line="240" w:lineRule="auto"/>
     </w:pPr>
     <w:rPr>
+      <w:rFonts w:eastAsia="黑体"/>
       <w:color w:themeColor="text1" w:val="000000"/>
     </w:rPr>
     <w:tblPr>
@@ -13671,6 +14191,7 @@
     </w:tcPr>
     <w:tblStylePr w:type="firstRow">
       <w:rPr>
+        <w:rFonts w:eastAsia="黑体"/>
         <w:b/>
         <w:bCs/>
         <w:color w:themeColor="background1" w:val="FFFFFF"/>
@@ -13685,6 +14206,7 @@
     </w:tblStylePr>
     <w:tblStylePr w:type="lastRow">
       <w:rPr>
+        <w:rFonts w:eastAsia="黑体"/>
         <w:b/>
         <w:bCs/>
         <w:color w:themeColor="accent2" w:themeShade="CC" w:val="9E3A38"/>
@@ -13699,12 +14221,14 @@
     </w:tblStylePr>
     <w:tblStylePr w:type="firstCol">
       <w:rPr>
+        <w:rFonts w:eastAsia="黑体"/>
         <w:b/>
         <w:bCs/>
       </w:rPr>
     </w:tblStylePr>
     <w:tblStylePr w:type="lastCol">
       <w:rPr>
+        <w:rFonts w:eastAsia="黑体"/>
         <w:b/>
         <w:bCs/>
       </w:rPr>
@@ -13739,6 +14263,7 @@
       <w:spacing w:after="0" w:line="240" w:lineRule="auto"/>
     </w:pPr>
     <w:rPr>
+      <w:rFonts w:eastAsia="黑体"/>
       <w:color w:themeColor="text1" w:val="000000"/>
     </w:rPr>
     <w:tblPr>
@@ -13757,6 +14282,7 @@
     </w:tcPr>
     <w:tblStylePr w:type="firstRow">
       <w:rPr>
+        <w:rFonts w:eastAsia="黑体"/>
         <w:b/>
         <w:bCs/>
         <w:color w:themeColor="background1" w:val="FFFFFF"/>
@@ -13771,6 +14297,7 @@
     </w:tblStylePr>
     <w:tblStylePr w:type="lastRow">
       <w:rPr>
+        <w:rFonts w:eastAsia="黑体"/>
         <w:b/>
         <w:bCs/>
         <w:color w:themeColor="accent2" w:themeShade="CC" w:val="9E3A38"/>
@@ -13785,12 +14312,14 @@
     </w:tblStylePr>
     <w:tblStylePr w:type="firstCol">
       <w:rPr>
+        <w:rFonts w:eastAsia="黑体"/>
         <w:b/>
         <w:bCs/>
       </w:rPr>
     </w:tblStylePr>
     <w:tblStylePr w:type="lastCol">
       <w:rPr>
+        <w:rFonts w:eastAsia="黑体"/>
         <w:b/>
         <w:bCs/>
       </w:rPr>
@@ -13825,6 +14354,7 @@
       <w:spacing w:after="0" w:line="240" w:lineRule="auto"/>
     </w:pPr>
     <w:rPr>
+      <w:rFonts w:eastAsia="黑体"/>
       <w:color w:themeColor="text1" w:val="000000"/>
     </w:rPr>
     <w:tblPr>
@@ -13843,6 +14373,7 @@
     </w:tcPr>
     <w:tblStylePr w:type="firstRow">
       <w:rPr>
+        <w:rFonts w:eastAsia="黑体"/>
         <w:b/>
         <w:bCs/>
         <w:color w:themeColor="background1" w:val="FFFFFF"/>
@@ -13857,6 +14388,7 @@
     </w:tblStylePr>
     <w:tblStylePr w:type="lastRow">
       <w:rPr>
+        <w:rFonts w:eastAsia="黑体"/>
         <w:b/>
         <w:bCs/>
         <w:color w:themeColor="accent4" w:themeShade="CC" w:val="664E82"/>
@@ -13871,12 +14403,14 @@
     </w:tblStylePr>
     <w:tblStylePr w:type="firstCol">
       <w:rPr>
+        <w:rFonts w:eastAsia="黑体"/>
         <w:b/>
         <w:bCs/>
       </w:rPr>
     </w:tblStylePr>
     <w:tblStylePr w:type="lastCol">
       <w:rPr>
+        <w:rFonts w:eastAsia="黑体"/>
         <w:b/>
         <w:bCs/>
       </w:rPr>
@@ -13911,6 +14445,7 @@
       <w:spacing w:after="0" w:line="240" w:lineRule="auto"/>
     </w:pPr>
     <w:rPr>
+      <w:rFonts w:eastAsia="黑体"/>
       <w:color w:themeColor="text1" w:val="000000"/>
     </w:rPr>
     <w:tblPr>
@@ -13929,6 +14464,7 @@
     </w:tcPr>
     <w:tblStylePr w:type="firstRow">
       <w:rPr>
+        <w:rFonts w:eastAsia="黑体"/>
         <w:b/>
         <w:bCs/>
         <w:color w:themeColor="background1" w:val="FFFFFF"/>
@@ -13943,6 +14479,7 @@
     </w:tblStylePr>
     <w:tblStylePr w:type="lastRow">
       <w:rPr>
+        <w:rFonts w:eastAsia="黑体"/>
         <w:b/>
         <w:bCs/>
         <w:color w:themeColor="accent3" w:themeShade="CC" w:val="7E9C40"/>
@@ -13957,12 +14494,14 @@
     </w:tblStylePr>
     <w:tblStylePr w:type="firstCol">
       <w:rPr>
+        <w:rFonts w:eastAsia="黑体"/>
         <w:b/>
         <w:bCs/>
       </w:rPr>
     </w:tblStylePr>
     <w:tblStylePr w:type="lastCol">
       <w:rPr>
+        <w:rFonts w:eastAsia="黑体"/>
         <w:b/>
         <w:bCs/>
       </w:rPr>
@@ -13997,6 +14536,7 @@
       <w:spacing w:after="0" w:line="240" w:lineRule="auto"/>
     </w:pPr>
     <w:rPr>
+      <w:rFonts w:eastAsia="黑体"/>
       <w:color w:themeColor="text1" w:val="000000"/>
     </w:rPr>
     <w:tblPr>
@@ -14015,6 +14555,7 @@
     </w:tcPr>
     <w:tblStylePr w:type="firstRow">
       <w:rPr>
+        <w:rFonts w:eastAsia="黑体"/>
         <w:b/>
         <w:bCs/>
         <w:color w:themeColor="background1" w:val="FFFFFF"/>
@@ -14029,6 +14570,7 @@
     </w:tblStylePr>
     <w:tblStylePr w:type="lastRow">
       <w:rPr>
+        <w:rFonts w:eastAsia="黑体"/>
         <w:b/>
         <w:bCs/>
         <w:color w:themeColor="accent6" w:themeShade="CC" w:val="F2730A"/>
@@ -14043,12 +14585,14 @@
     </w:tblStylePr>
     <w:tblStylePr w:type="firstCol">
       <w:rPr>
+        <w:rFonts w:eastAsia="黑体"/>
         <w:b/>
         <w:bCs/>
       </w:rPr>
     </w:tblStylePr>
     <w:tblStylePr w:type="lastCol">
       <w:rPr>
+        <w:rFonts w:eastAsia="黑体"/>
         <w:b/>
         <w:bCs/>
       </w:rPr>
@@ -14083,6 +14627,7 @@
       <w:spacing w:after="0" w:line="240" w:lineRule="auto"/>
     </w:pPr>
     <w:rPr>
+      <w:rFonts w:eastAsia="黑体"/>
       <w:color w:themeColor="text1" w:val="000000"/>
     </w:rPr>
     <w:tblPr>
@@ -14101,6 +14646,7 @@
     </w:tcPr>
     <w:tblStylePr w:type="firstRow">
       <w:rPr>
+        <w:rFonts w:eastAsia="黑体"/>
         <w:b/>
         <w:bCs/>
         <w:color w:themeColor="background1" w:val="FFFFFF"/>
@@ -14115,6 +14661,7 @@
     </w:tblStylePr>
     <w:tblStylePr w:type="lastRow">
       <w:rPr>
+        <w:rFonts w:eastAsia="黑体"/>
         <w:b/>
         <w:bCs/>
         <w:color w:themeColor="accent5" w:themeShade="CC" w:val="348DA5"/>
@@ -14129,12 +14676,14 @@
     </w:tblStylePr>
     <w:tblStylePr w:type="firstCol">
       <w:rPr>
+        <w:rFonts w:eastAsia="黑体"/>
         <w:b/>
         <w:bCs/>
       </w:rPr>
     </w:tblStylePr>
     <w:tblStylePr w:type="lastCol">
       <w:rPr>
+        <w:rFonts w:eastAsia="黑体"/>
         <w:b/>
         <w:bCs/>
       </w:rPr>
@@ -14169,6 +14718,7 @@
       <w:spacing w:after="0" w:line="240" w:lineRule="auto"/>
     </w:pPr>
     <w:rPr>
+      <w:rFonts w:eastAsia="黑体"/>
       <w:color w:themeColor="text1" w:val="000000"/>
     </w:rPr>
     <w:tblPr>
@@ -14190,6 +14740,7 @@
     </w:tcPr>
     <w:tblStylePr w:type="firstRow">
       <w:rPr>
+        <w:rFonts w:eastAsia="黑体"/>
         <w:b/>
         <w:bCs/>
       </w:rPr>
@@ -14200,6 +14751,7 @@
     </w:tblStylePr>
     <w:tblStylePr w:type="lastRow">
       <w:rPr>
+        <w:rFonts w:eastAsia="黑体"/>
         <w:b/>
         <w:bCs/>
         <w:color w:themeColor="text1" w:val="000000"/>
@@ -14211,6 +14763,7 @@
     </w:tblStylePr>
     <w:tblStylePr w:type="firstCol">
       <w:rPr>
+        <w:rFonts w:eastAsia="黑体"/>
         <w:color w:themeColor="background1" w:val="FFFFFF"/>
       </w:rPr>
       <w:tblPr/>
@@ -14220,6 +14773,7 @@
     </w:tblStylePr>
     <w:tblStylePr w:type="lastCol">
       <w:rPr>
+        <w:rFonts w:eastAsia="黑体"/>
         <w:color w:themeColor="background1" w:val="FFFFFF"/>
       </w:rPr>
       <w:tblPr/>
@@ -14249,6 +14803,7 @@
       <w:spacing w:after="0" w:line="240" w:lineRule="auto"/>
     </w:pPr>
     <w:rPr>
+      <w:rFonts w:eastAsia="黑体"/>
       <w:color w:themeColor="text1" w:val="000000"/>
     </w:rPr>
     <w:tblPr>
@@ -14270,6 +14825,7 @@
     </w:tcPr>
     <w:tblStylePr w:type="firstRow">
       <w:rPr>
+        <w:rFonts w:eastAsia="黑体"/>
         <w:b/>
         <w:bCs/>
       </w:rPr>
@@ -14280,6 +14836,7 @@
     </w:tblStylePr>
     <w:tblStylePr w:type="lastRow">
       <w:rPr>
+        <w:rFonts w:eastAsia="黑体"/>
         <w:b/>
         <w:bCs/>
         <w:color w:themeColor="text1" w:val="000000"/>
@@ -14291,6 +14848,7 @@
     </w:tblStylePr>
     <w:tblStylePr w:type="firstCol">
       <w:rPr>
+        <w:rFonts w:eastAsia="黑体"/>
         <w:color w:themeColor="background1" w:val="FFFFFF"/>
       </w:rPr>
       <w:tblPr/>
@@ -14300,6 +14858,7 @@
     </w:tblStylePr>
     <w:tblStylePr w:type="lastCol">
       <w:rPr>
+        <w:rFonts w:eastAsia="黑体"/>
         <w:color w:themeColor="background1" w:val="FFFFFF"/>
       </w:rPr>
       <w:tblPr/>
@@ -14329,6 +14888,7 @@
       <w:spacing w:after="0" w:line="240" w:lineRule="auto"/>
     </w:pPr>
     <w:rPr>
+      <w:rFonts w:eastAsia="黑体"/>
       <w:color w:themeColor="text1" w:val="000000"/>
     </w:rPr>
     <w:tblPr>
@@ -14350,6 +14910,7 @@
     </w:tcPr>
     <w:tblStylePr w:type="firstRow">
       <w:rPr>
+        <w:rFonts w:eastAsia="黑体"/>
         <w:b/>
         <w:bCs/>
       </w:rPr>
@@ -14360,6 +14921,7 @@
     </w:tblStylePr>
     <w:tblStylePr w:type="lastRow">
       <w:rPr>
+        <w:rFonts w:eastAsia="黑体"/>
         <w:b/>
         <w:bCs/>
         <w:color w:themeColor="text1" w:val="000000"/>
@@ -14371,6 +14933,7 @@
     </w:tblStylePr>
     <w:tblStylePr w:type="firstCol">
       <w:rPr>
+        <w:rFonts w:eastAsia="黑体"/>
         <w:color w:themeColor="background1" w:val="FFFFFF"/>
       </w:rPr>
       <w:tblPr/>
@@ -14380,6 +14943,7 @@
     </w:tblStylePr>
     <w:tblStylePr w:type="lastCol">
       <w:rPr>
+        <w:rFonts w:eastAsia="黑体"/>
         <w:color w:themeColor="background1" w:val="FFFFFF"/>
       </w:rPr>
       <w:tblPr/>
@@ -14409,6 +14973,7 @@
       <w:spacing w:after="0" w:line="240" w:lineRule="auto"/>
     </w:pPr>
     <w:rPr>
+      <w:rFonts w:eastAsia="黑体"/>
       <w:color w:themeColor="text1" w:val="000000"/>
     </w:rPr>
     <w:tblPr>
@@ -14430,6 +14995,7 @@
     </w:tcPr>
     <w:tblStylePr w:type="firstRow">
       <w:rPr>
+        <w:rFonts w:eastAsia="黑体"/>
         <w:b/>
         <w:bCs/>
       </w:rPr>
@@ -14440,6 +15006,7 @@
     </w:tblStylePr>
     <w:tblStylePr w:type="lastRow">
       <w:rPr>
+        <w:rFonts w:eastAsia="黑体"/>
         <w:b/>
         <w:bCs/>
         <w:color w:themeColor="text1" w:val="000000"/>
@@ -14451,6 +15018,7 @@
     </w:tblStylePr>
     <w:tblStylePr w:type="firstCol">
       <w:rPr>
+        <w:rFonts w:eastAsia="黑体"/>
         <w:color w:themeColor="background1" w:val="FFFFFF"/>
       </w:rPr>
       <w:tblPr/>
@@ -14460,6 +15028,7 @@
     </w:tblStylePr>
     <w:tblStylePr w:type="lastCol">
       <w:rPr>
+        <w:rFonts w:eastAsia="黑体"/>
         <w:color w:themeColor="background1" w:val="FFFFFF"/>
       </w:rPr>
       <w:tblPr/>
@@ -14489,6 +15058,7 @@
       <w:spacing w:after="0" w:line="240" w:lineRule="auto"/>
     </w:pPr>
     <w:rPr>
+      <w:rFonts w:eastAsia="黑体"/>
       <w:color w:themeColor="text1" w:val="000000"/>
     </w:rPr>
     <w:tblPr>
@@ -14510,6 +15080,7 @@
     </w:tcPr>
     <w:tblStylePr w:type="firstRow">
       <w:rPr>
+        <w:rFonts w:eastAsia="黑体"/>
         <w:b/>
         <w:bCs/>
       </w:rPr>
@@ -14520,6 +15091,7 @@
     </w:tblStylePr>
     <w:tblStylePr w:type="lastRow">
       <w:rPr>
+        <w:rFonts w:eastAsia="黑体"/>
         <w:b/>
         <w:bCs/>
         <w:color w:themeColor="text1" w:val="000000"/>
@@ -14531,6 +15103,7 @@
     </w:tblStylePr>
     <w:tblStylePr w:type="firstCol">
       <w:rPr>
+        <w:rFonts w:eastAsia="黑体"/>
         <w:color w:themeColor="background1" w:val="FFFFFF"/>
       </w:rPr>
       <w:tblPr/>
@@ -14540,6 +15113,7 @@
     </w:tblStylePr>
     <w:tblStylePr w:type="lastCol">
       <w:rPr>
+        <w:rFonts w:eastAsia="黑体"/>
         <w:color w:themeColor="background1" w:val="FFFFFF"/>
       </w:rPr>
       <w:tblPr/>
@@ -14569,6 +15143,7 @@
       <w:spacing w:after="0" w:line="240" w:lineRule="auto"/>
     </w:pPr>
     <w:rPr>
+      <w:rFonts w:eastAsia="黑体"/>
       <w:color w:themeColor="text1" w:val="000000"/>
     </w:rPr>
     <w:tblPr>
@@ -14590,6 +15165,7 @@
     </w:tcPr>
     <w:tblStylePr w:type="firstRow">
       <w:rPr>
+        <w:rFonts w:eastAsia="黑体"/>
         <w:b/>
         <w:bCs/>
       </w:rPr>
@@ -14600,6 +15176,7 @@
     </w:tblStylePr>
     <w:tblStylePr w:type="lastRow">
       <w:rPr>
+        <w:rFonts w:eastAsia="黑体"/>
         <w:b/>
         <w:bCs/>
         <w:color w:themeColor="text1" w:val="000000"/>
@@ -14611,6 +15188,7 @@
     </w:tblStylePr>
     <w:tblStylePr w:type="firstCol">
       <w:rPr>
+        <w:rFonts w:eastAsia="黑体"/>
         <w:color w:themeColor="background1" w:val="FFFFFF"/>
       </w:rPr>
       <w:tblPr/>
@@ -14620,6 +15198,7 @@
     </w:tblStylePr>
     <w:tblStylePr w:type="lastCol">
       <w:rPr>
+        <w:rFonts w:eastAsia="黑体"/>
         <w:color w:themeColor="background1" w:val="FFFFFF"/>
       </w:rPr>
       <w:tblPr/>
@@ -14649,6 +15228,7 @@
       <w:spacing w:after="0" w:line="240" w:lineRule="auto"/>
     </w:pPr>
     <w:rPr>
+      <w:rFonts w:eastAsia="黑体"/>
       <w:color w:themeColor="text1" w:val="000000"/>
     </w:rPr>
     <w:tblPr>
@@ -14670,6 +15250,7 @@
     </w:tcPr>
     <w:tblStylePr w:type="firstRow">
       <w:rPr>
+        <w:rFonts w:eastAsia="黑体"/>
         <w:b/>
         <w:bCs/>
       </w:rPr>
@@ -14680,6 +15261,7 @@
     </w:tblStylePr>
     <w:tblStylePr w:type="lastRow">
       <w:rPr>
+        <w:rFonts w:eastAsia="黑体"/>
         <w:b/>
         <w:bCs/>
         <w:color w:themeColor="text1" w:val="000000"/>
@@ -14691,6 +15273,7 @@
     </w:tblStylePr>
     <w:tblStylePr w:type="firstCol">
       <w:rPr>
+        <w:rFonts w:eastAsia="黑体"/>
         <w:color w:themeColor="background1" w:val="FFFFFF"/>
       </w:rPr>
       <w:tblPr/>
@@ -14700,6 +15283,7 @@
     </w:tblStylePr>
     <w:tblStylePr w:type="lastCol">
       <w:rPr>
+        <w:rFonts w:eastAsia="黑体"/>
         <w:color w:themeColor="background1" w:val="FFFFFF"/>
       </w:rPr>
       <w:tblPr/>
@@ -14732,6 +15316,7 @@
     <w:name w:val="KeywordTok"/>
     <w:basedOn w:val="VerbatimChar"/>
     <w:rPr>
+      <w:rFonts w:eastAsia="黑体"/>
       <w:b/>
       <w:color w:val="007020"/>
     </w:rPr>
@@ -14740,6 +15325,7 @@
     <w:name w:val="DataTypeTok"/>
     <w:basedOn w:val="VerbatimChar"/>
     <w:rPr>
+      <w:rFonts w:eastAsia="黑体"/>
       <w:color w:val="902000"/>
     </w:rPr>
   </w:style>
@@ -14747,6 +15333,7 @@
     <w:name w:val="DecValTok"/>
     <w:basedOn w:val="VerbatimChar"/>
     <w:rPr>
+      <w:rFonts w:eastAsia="黑体"/>
       <w:color w:val="40a070"/>
     </w:rPr>
   </w:style>
@@ -14754,6 +15341,7 @@
     <w:name w:val="BaseNTok"/>
     <w:basedOn w:val="VerbatimChar"/>
     <w:rPr>
+      <w:rFonts w:eastAsia="黑体"/>
       <w:color w:val="40a070"/>
     </w:rPr>
   </w:style>
@@ -14761,6 +15349,7 @@
     <w:name w:val="FloatTok"/>
     <w:basedOn w:val="VerbatimChar"/>
     <w:rPr>
+      <w:rFonts w:eastAsia="黑体"/>
       <w:color w:val="40a070"/>
     </w:rPr>
   </w:style>
@@ -14768,6 +15357,7 @@
     <w:name w:val="ConstantTok"/>
     <w:basedOn w:val="VerbatimChar"/>
     <w:rPr>
+      <w:rFonts w:eastAsia="黑体"/>
       <w:color w:val="880000"/>
     </w:rPr>
   </w:style>
@@ -14775,6 +15365,7 @@
     <w:name w:val="CharTok"/>
     <w:basedOn w:val="VerbatimChar"/>
     <w:rPr>
+      <w:rFonts w:eastAsia="黑体"/>
       <w:color w:val="4070a0"/>
     </w:rPr>
   </w:style>
@@ -14782,6 +15373,7 @@
     <w:name w:val="SpecialCharTok"/>
     <w:basedOn w:val="VerbatimChar"/>
     <w:rPr>
+      <w:rFonts w:eastAsia="黑体"/>
       <w:color w:val="4070a0"/>
     </w:rPr>
   </w:style>
@@ -14789,6 +15381,7 @@
     <w:name w:val="StringTok"/>
     <w:basedOn w:val="VerbatimChar"/>
     <w:rPr>
+      <w:rFonts w:eastAsia="黑体"/>
       <w:color w:val="4070a0"/>
     </w:rPr>
   </w:style>
@@ -14796,6 +15389,7 @@
     <w:name w:val="VerbatimStringTok"/>
     <w:basedOn w:val="VerbatimChar"/>
     <w:rPr>
+      <w:rFonts w:eastAsia="黑体"/>
       <w:color w:val="4070a0"/>
     </w:rPr>
   </w:style>
@@ -14803,6 +15397,7 @@
     <w:name w:val="SpecialStringTok"/>
     <w:basedOn w:val="VerbatimChar"/>
     <w:rPr>
+      <w:rFonts w:eastAsia="黑体"/>
       <w:color w:val="bb6688"/>
     </w:rPr>
   </w:style>
@@ -14810,6 +15405,7 @@
     <w:name w:val="ImportTok"/>
     <w:basedOn w:val="VerbatimChar"/>
     <w:rPr>
+      <w:rFonts w:eastAsia="黑体"/>
       <w:b/>
       <w:color w:val="008000"/>
     </w:rPr>
@@ -14818,6 +15414,7 @@
     <w:name w:val="CommentTok"/>
     <w:basedOn w:val="VerbatimChar"/>
     <w:rPr>
+      <w:rFonts w:eastAsia="黑体"/>
       <w:i/>
       <w:color w:val="60a0b0"/>
     </w:rPr>
@@ -14826,6 +15423,7 @@
     <w:name w:val="DocumentationTok"/>
     <w:basedOn w:val="VerbatimChar"/>
     <w:rPr>
+      <w:rFonts w:eastAsia="黑体"/>
       <w:i/>
       <w:color w:val="ba2121"/>
     </w:rPr>
@@ -14834,6 +15432,7 @@
     <w:name w:val="AnnotationTok"/>
     <w:basedOn w:val="VerbatimChar"/>
     <w:rPr>
+      <w:rFonts w:eastAsia="黑体"/>
       <w:b/>
       <w:i/>
       <w:color w:val="60a0b0"/>
@@ -14843,6 +15442,7 @@
     <w:name w:val="CommentVarTok"/>
     <w:basedOn w:val="VerbatimChar"/>
     <w:rPr>
+      <w:rFonts w:eastAsia="黑体"/>
       <w:b/>
       <w:i/>
       <w:color w:val="60a0b0"/>
@@ -14852,6 +15452,7 @@
     <w:name w:val="OtherTok"/>
     <w:basedOn w:val="VerbatimChar"/>
     <w:rPr>
+      <w:rFonts w:eastAsia="黑体"/>
       <w:color w:val="007020"/>
     </w:rPr>
   </w:style>
@@ -14859,6 +15460,7 @@
     <w:name w:val="FunctionTok"/>
     <w:basedOn w:val="VerbatimChar"/>
     <w:rPr>
+      <w:rFonts w:eastAsia="黑体"/>
       <w:color w:val="06287e"/>
     </w:rPr>
   </w:style>
@@ -14866,6 +15468,7 @@
     <w:name w:val="VariableTok"/>
     <w:basedOn w:val="VerbatimChar"/>
     <w:rPr>
+      <w:rFonts w:eastAsia="黑体"/>
       <w:color w:val="19177c"/>
     </w:rPr>
   </w:style>
@@ -14873,6 +15476,7 @@
     <w:name w:val="ControlFlowTok"/>
     <w:basedOn w:val="VerbatimChar"/>
     <w:rPr>
+      <w:rFonts w:eastAsia="黑体"/>
       <w:b/>
       <w:color w:val="007020"/>
     </w:rPr>
@@ -14881,6 +15485,7 @@
     <w:name w:val="OperatorTok"/>
     <w:basedOn w:val="VerbatimChar"/>
     <w:rPr>
+      <w:rFonts w:eastAsia="黑体"/>
       <w:color w:val="666666"/>
     </w:rPr>
   </w:style>
@@ -14888,18 +15493,22 @@
     <w:name w:val="BuiltInTok"/>
     <w:basedOn w:val="VerbatimChar"/>
     <w:rPr>
+      <w:rFonts w:eastAsia="黑体"/>
       <w:color w:val="008000"/>
     </w:rPr>
   </w:style>
   <w:style w:type="character" w:customStyle="1" w:styleId="ExtensionTok">
     <w:name w:val="ExtensionTok"/>
     <w:basedOn w:val="VerbatimChar"/>
-    <w:rPr/>
+    <w:rPr>
+      <w:rFonts w:eastAsia="黑体"/>
+    </w:rPr>
   </w:style>
   <w:style w:type="character" w:customStyle="1" w:styleId="PreprocessorTok">
     <w:name w:val="PreprocessorTok"/>
     <w:basedOn w:val="VerbatimChar"/>
     <w:rPr>
+      <w:rFonts w:eastAsia="黑体"/>
       <w:color w:val="bc7a00"/>
     </w:rPr>
   </w:style>
@@ -14907,18 +15516,22 @@
     <w:name w:val="AttributeTok"/>
     <w:basedOn w:val="VerbatimChar"/>
     <w:rPr>
+      <w:rFonts w:eastAsia="黑体"/>
       <w:color w:val="7d9029"/>
     </w:rPr>
   </w:style>
   <w:style w:type="character" w:customStyle="1" w:styleId="RegionMarkerTok">
     <w:name w:val="RegionMarkerTok"/>
     <w:basedOn w:val="VerbatimChar"/>
-    <w:rPr/>
+    <w:rPr>
+      <w:rFonts w:eastAsia="黑体"/>
+    </w:rPr>
   </w:style>
   <w:style w:type="character" w:customStyle="1" w:styleId="InformationTok">
     <w:name w:val="InformationTok"/>
     <w:basedOn w:val="VerbatimChar"/>
     <w:rPr>
+      <w:rFonts w:eastAsia="黑体"/>
       <w:b/>
       <w:i/>
       <w:color w:val="60a0b0"/>
@@ -14928,6 +15541,7 @@
     <w:name w:val="WarningTok"/>
     <w:basedOn w:val="VerbatimChar"/>
     <w:rPr>
+      <w:rFonts w:eastAsia="黑体"/>
       <w:b/>
       <w:i/>
       <w:color w:val="60a0b0"/>
@@ -14937,6 +15551,7 @@
     <w:name w:val="AlertTok"/>
     <w:basedOn w:val="VerbatimChar"/>
     <w:rPr>
+      <w:rFonts w:eastAsia="黑体"/>
       <w:b/>
       <w:color w:val="ff0000"/>
     </w:rPr>
@@ -14945,6 +15560,7 @@
     <w:name w:val="ErrorTok"/>
     <w:basedOn w:val="VerbatimChar"/>
     <w:rPr>
+      <w:rFonts w:eastAsia="黑体"/>
       <w:b/>
       <w:color w:val="ff0000"/>
     </w:rPr>
@@ -14952,7 +15568,9 @@
   <w:style w:type="character" w:customStyle="1" w:styleId="NormalTok">
     <w:name w:val="NormalTok"/>
     <w:basedOn w:val="VerbatimChar"/>
-    <w:rPr/>
+    <w:rPr>
+      <w:rFonts w:eastAsia="黑体"/>
+    </w:rPr>
   </w:style>
 </w:styles>
 </file>
@@ -15001,12 +15619,12 @@
     <a:fontScheme name="Office">
       <a:majorFont>
         <a:latin typeface="Calibri"/>
-        <a:ea typeface=""/>
+        <a:ea typeface="黑体"/>
         <a:cs typeface=""/>
         <a:font script="Jpan" typeface="ＭＳ ゴシック"/>
         <a:font script="Hang" typeface="맑은 고딕"/>
-        <a:font script="Hans" typeface="宋体"/>
-        <a:font script="Hant" typeface="新細明體"/>
+        <a:font script="Hans" typeface="黑体"/>
+        <a:font script="Hant" typeface="黑体"/>
         <a:font script="Arab" typeface="Times New Roman"/>
         <a:font script="Hebr" typeface="Times New Roman"/>
         <a:font script="Thai" typeface="Angsana New"/>
@@ -15036,12 +15654,12 @@
       </a:majorFont>
       <a:minorFont>
         <a:latin typeface="Cambria"/>
-        <a:ea typeface=""/>
+        <a:ea typeface="黑体"/>
         <a:cs typeface=""/>
         <a:font script="Jpan" typeface="ＭＳ 明朝"/>
         <a:font script="Hang" typeface="맑은 고딕"/>
-        <a:font script="Hans" typeface="宋体"/>
-        <a:font script="Hant" typeface="新細明體"/>
+        <a:font script="Hans" typeface="黑体"/>
+        <a:font script="Hant" typeface="黑体"/>
         <a:font script="Arab" typeface="Arial"/>
         <a:font script="Hebr" typeface="Arial"/>
         <a:font script="Thai" typeface="Cordia New"/>

--- a/01-电源电路/03-整流滤波电路/LC滤波电路/LC滤波电路.docx
+++ b/01-电源电路/03-整流滤波电路/LC滤波电路/LC滤波电路.docx
@@ -2548,7 +2548,7 @@
           <w:color w:val="555555"/>
           <w:sz w:val="21"/>
         </w:rPr>
-        <w:t>材料收集者：杜文杰，WX手机：19519196569，QQ:3478827729</w:t>
+        <w:t>材料收集者：杜文杰，微信/手机：19519196569，QQ:3478827729</w:t>
       </w:r>
     </w:p>
     <w:sectPr>
